--- a/documents/Guia_Git_Entornos.docx
+++ b/documents/Guia_Git_Entornos.docx
@@ -49,7 +49,55 @@
                 <w:color w:val="E2E8F0"/>
                 <w:sz w:val="24"/>
               </w:rPr>
-              <w:t>Manual Técnico y Pedagógico para Estudiantes de Estadística y Ciencia de Datos</w:t>
+              <w:t xml:space="preserve">Manual Técnico y </w:t>
+            </w:r>
+            <w:proofErr w:type="spellStart"/>
+            <w:r>
+              <w:rPr>
+                <w:color w:val="E2E8F0"/>
+                <w:sz w:val="24"/>
+              </w:rPr>
+              <w:t>Pedagógico</w:t>
+            </w:r>
+            <w:proofErr w:type="spellEnd"/>
+            <w:r>
+              <w:rPr>
+                <w:color w:val="E2E8F0"/>
+                <w:sz w:val="24"/>
+              </w:rPr>
+              <w:t xml:space="preserve"> para </w:t>
+            </w:r>
+            <w:proofErr w:type="spellStart"/>
+            <w:r>
+              <w:rPr>
+                <w:color w:val="E2E8F0"/>
+                <w:sz w:val="24"/>
+              </w:rPr>
+              <w:t>Estudiantes</w:t>
+            </w:r>
+            <w:proofErr w:type="spellEnd"/>
+            <w:r>
+              <w:rPr>
+                <w:color w:val="E2E8F0"/>
+                <w:sz w:val="24"/>
+              </w:rPr>
+              <w:t xml:space="preserve"> de </w:t>
+            </w:r>
+            <w:proofErr w:type="spellStart"/>
+            <w:r>
+              <w:rPr>
+                <w:color w:val="E2E8F0"/>
+                <w:sz w:val="24"/>
+              </w:rPr>
+              <w:t>Estadística</w:t>
+            </w:r>
+            <w:proofErr w:type="spellEnd"/>
+            <w:r>
+              <w:rPr>
+                <w:color w:val="E2E8F0"/>
+                <w:sz w:val="24"/>
+              </w:rPr>
+              <w:t xml:space="preserve"> y Ciencia de Datos</w:t>
             </w:r>
           </w:p>
         </w:tc>
@@ -63,7 +111,231 @@
         <w:rPr>
           <w:sz w:val="21"/>
         </w:rPr>
-        <w:t>El presente documento organiza conceptual y cronológicamente las competencias esenciales en gestión de terminal, entornos virtuales, control de versiones con Git, estructuración de proyectos de analítica y conexión con bases de datos SQL.</w:t>
+        <w:t xml:space="preserve">El </w:t>
+      </w:r>
+      <w:proofErr w:type="spellStart"/>
+      <w:r>
+        <w:rPr>
+          <w:sz w:val="21"/>
+        </w:rPr>
+        <w:t>presente</w:t>
+      </w:r>
+      <w:proofErr w:type="spellEnd"/>
+      <w:r>
+        <w:rPr>
+          <w:sz w:val="21"/>
+        </w:rPr>
+        <w:t xml:space="preserve"> </w:t>
+      </w:r>
+      <w:proofErr w:type="spellStart"/>
+      <w:r>
+        <w:rPr>
+          <w:sz w:val="21"/>
+        </w:rPr>
+        <w:t>documento</w:t>
+      </w:r>
+      <w:proofErr w:type="spellEnd"/>
+      <w:r>
+        <w:rPr>
+          <w:sz w:val="21"/>
+        </w:rPr>
+        <w:t xml:space="preserve"> </w:t>
+      </w:r>
+      <w:proofErr w:type="spellStart"/>
+      <w:r>
+        <w:rPr>
+          <w:sz w:val="21"/>
+        </w:rPr>
+        <w:t>organiza</w:t>
+      </w:r>
+      <w:proofErr w:type="spellEnd"/>
+      <w:r>
+        <w:rPr>
+          <w:sz w:val="21"/>
+        </w:rPr>
+        <w:t xml:space="preserve"> conceptual y </w:t>
+      </w:r>
+      <w:proofErr w:type="spellStart"/>
+      <w:r>
+        <w:rPr>
+          <w:sz w:val="21"/>
+        </w:rPr>
+        <w:t>cronológicamente</w:t>
+      </w:r>
+      <w:proofErr w:type="spellEnd"/>
+      <w:r>
+        <w:rPr>
+          <w:sz w:val="21"/>
+        </w:rPr>
+        <w:t xml:space="preserve"> las </w:t>
+      </w:r>
+      <w:proofErr w:type="spellStart"/>
+      <w:r>
+        <w:rPr>
+          <w:sz w:val="21"/>
+        </w:rPr>
+        <w:t>competencias</w:t>
+      </w:r>
+      <w:proofErr w:type="spellEnd"/>
+      <w:r>
+        <w:rPr>
+          <w:sz w:val="21"/>
+        </w:rPr>
+        <w:t xml:space="preserve"> </w:t>
+      </w:r>
+      <w:proofErr w:type="spellStart"/>
+      <w:r>
+        <w:rPr>
+          <w:sz w:val="21"/>
+        </w:rPr>
+        <w:t>esenciales</w:t>
+      </w:r>
+      <w:proofErr w:type="spellEnd"/>
+      <w:r>
+        <w:rPr>
+          <w:sz w:val="21"/>
+        </w:rPr>
+        <w:t xml:space="preserve"> </w:t>
+      </w:r>
+      <w:proofErr w:type="spellStart"/>
+      <w:r>
+        <w:rPr>
+          <w:sz w:val="21"/>
+        </w:rPr>
+        <w:t>en</w:t>
+      </w:r>
+      <w:proofErr w:type="spellEnd"/>
+      <w:r>
+        <w:rPr>
+          <w:sz w:val="21"/>
+        </w:rPr>
+        <w:t xml:space="preserve"> </w:t>
+      </w:r>
+      <w:proofErr w:type="spellStart"/>
+      <w:r>
+        <w:rPr>
+          <w:sz w:val="21"/>
+        </w:rPr>
+        <w:t>gestión</w:t>
+      </w:r>
+      <w:proofErr w:type="spellEnd"/>
+      <w:r>
+        <w:rPr>
+          <w:sz w:val="21"/>
+        </w:rPr>
+        <w:t xml:space="preserve"> de terminal, </w:t>
+      </w:r>
+      <w:proofErr w:type="spellStart"/>
+      <w:r>
+        <w:rPr>
+          <w:sz w:val="21"/>
+        </w:rPr>
+        <w:t>entornos</w:t>
+      </w:r>
+      <w:proofErr w:type="spellEnd"/>
+      <w:r>
+        <w:rPr>
+          <w:sz w:val="21"/>
+        </w:rPr>
+        <w:t xml:space="preserve"> </w:t>
+      </w:r>
+      <w:proofErr w:type="spellStart"/>
+      <w:r>
+        <w:rPr>
+          <w:sz w:val="21"/>
+        </w:rPr>
+        <w:t>virtuales</w:t>
+      </w:r>
+      <w:proofErr w:type="spellEnd"/>
+      <w:r>
+        <w:rPr>
+          <w:sz w:val="21"/>
+        </w:rPr>
+        <w:t xml:space="preserve">, control de </w:t>
+      </w:r>
+      <w:proofErr w:type="spellStart"/>
+      <w:r>
+        <w:rPr>
+          <w:sz w:val="21"/>
+        </w:rPr>
+        <w:t>versiones</w:t>
+      </w:r>
+      <w:proofErr w:type="spellEnd"/>
+      <w:r>
+        <w:rPr>
+          <w:sz w:val="21"/>
+        </w:rPr>
+        <w:t xml:space="preserve"> con Git, </w:t>
+      </w:r>
+      <w:proofErr w:type="spellStart"/>
+      <w:r>
+        <w:rPr>
+          <w:sz w:val="21"/>
+        </w:rPr>
+        <w:t>estructuración</w:t>
+      </w:r>
+      <w:proofErr w:type="spellEnd"/>
+      <w:r>
+        <w:rPr>
+          <w:sz w:val="21"/>
+        </w:rPr>
+        <w:t xml:space="preserve"> de </w:t>
+      </w:r>
+      <w:proofErr w:type="spellStart"/>
+      <w:r>
+        <w:rPr>
+          <w:sz w:val="21"/>
+        </w:rPr>
+        <w:t>proyectos</w:t>
+      </w:r>
+      <w:proofErr w:type="spellEnd"/>
+      <w:r>
+        <w:rPr>
+          <w:sz w:val="21"/>
+        </w:rPr>
+        <w:t xml:space="preserve"> de </w:t>
+      </w:r>
+      <w:proofErr w:type="spellStart"/>
+      <w:r>
+        <w:rPr>
+          <w:sz w:val="21"/>
+        </w:rPr>
+        <w:t>analítica</w:t>
+      </w:r>
+      <w:proofErr w:type="spellEnd"/>
+      <w:r>
+        <w:rPr>
+          <w:sz w:val="21"/>
+        </w:rPr>
+        <w:t xml:space="preserve"> y </w:t>
+      </w:r>
+      <w:proofErr w:type="spellStart"/>
+      <w:r>
+        <w:rPr>
+          <w:sz w:val="21"/>
+        </w:rPr>
+        <w:t>conexión</w:t>
+      </w:r>
+      <w:proofErr w:type="spellEnd"/>
+      <w:r>
+        <w:rPr>
+          <w:sz w:val="21"/>
+        </w:rPr>
+        <w:t xml:space="preserve"> con bases de </w:t>
+      </w:r>
+      <w:proofErr w:type="spellStart"/>
+      <w:r>
+        <w:rPr>
+          <w:sz w:val="21"/>
+        </w:rPr>
+        <w:t>datos</w:t>
+      </w:r>
+      <w:proofErr w:type="spellEnd"/>
+      <w:r>
+        <w:rPr>
+          <w:sz w:val="21"/>
+        </w:rPr>
+        <w:t xml:space="preserve"> SQL.</w:t>
       </w:r>
     </w:p>
     <w:p>
@@ -85,7 +357,103 @@
     </w:p>
     <w:p>
       <w:r>
-        <w:t>Antes de abordar herramientas avanzadas de modelado estadístico, es indispensable dominar la interfaz de línea de comandos (CLI) para la administración de archivos y la ejecución de scripts.</w:t>
+        <w:t xml:space="preserve">Antes de </w:t>
+      </w:r>
+      <w:proofErr w:type="spellStart"/>
+      <w:r>
+        <w:t>abordar</w:t>
+      </w:r>
+      <w:proofErr w:type="spellEnd"/>
+      <w:r>
+        <w:t xml:space="preserve"> </w:t>
+      </w:r>
+      <w:proofErr w:type="spellStart"/>
+      <w:r>
+        <w:t>herramientas</w:t>
+      </w:r>
+      <w:proofErr w:type="spellEnd"/>
+      <w:r>
+        <w:t xml:space="preserve"> </w:t>
+      </w:r>
+      <w:proofErr w:type="spellStart"/>
+      <w:r>
+        <w:t>avanzadas</w:t>
+      </w:r>
+      <w:proofErr w:type="spellEnd"/>
+      <w:r>
+        <w:t xml:space="preserve"> de </w:t>
+      </w:r>
+      <w:proofErr w:type="spellStart"/>
+      <w:r>
+        <w:t>modelado</w:t>
+      </w:r>
+      <w:proofErr w:type="spellEnd"/>
+      <w:r>
+        <w:t xml:space="preserve"> </w:t>
+      </w:r>
+      <w:proofErr w:type="spellStart"/>
+      <w:r>
+        <w:t>estadístico</w:t>
+      </w:r>
+      <w:proofErr w:type="spellEnd"/>
+      <w:r>
+        <w:t xml:space="preserve">, es indispensable </w:t>
+      </w:r>
+      <w:proofErr w:type="spellStart"/>
+      <w:r>
+        <w:t>dominar</w:t>
+      </w:r>
+      <w:proofErr w:type="spellEnd"/>
+      <w:r>
+        <w:t xml:space="preserve"> la </w:t>
+      </w:r>
+      <w:proofErr w:type="spellStart"/>
+      <w:r>
+        <w:t>interfaz</w:t>
+      </w:r>
+      <w:proofErr w:type="spellEnd"/>
+      <w:r>
+        <w:t xml:space="preserve"> de </w:t>
+      </w:r>
+      <w:proofErr w:type="spellStart"/>
+      <w:r>
+        <w:t>línea</w:t>
+      </w:r>
+      <w:proofErr w:type="spellEnd"/>
+      <w:r>
+        <w:t xml:space="preserve"> de </w:t>
+      </w:r>
+      <w:proofErr w:type="spellStart"/>
+      <w:r>
+        <w:t>comandos</w:t>
+      </w:r>
+      <w:proofErr w:type="spellEnd"/>
+      <w:r>
+        <w:t xml:space="preserve"> (CLI) para la </w:t>
+      </w:r>
+      <w:proofErr w:type="spellStart"/>
+      <w:r>
+        <w:t>administración</w:t>
+      </w:r>
+      <w:proofErr w:type="spellEnd"/>
+      <w:r>
+        <w:t xml:space="preserve"> de </w:t>
+      </w:r>
+      <w:proofErr w:type="spellStart"/>
+      <w:r>
+        <w:t>archivos</w:t>
+      </w:r>
+      <w:proofErr w:type="spellEnd"/>
+      <w:r>
+        <w:t xml:space="preserve"> y la </w:t>
+      </w:r>
+      <w:proofErr w:type="spellStart"/>
+      <w:r>
+        <w:t>ejecución</w:t>
+      </w:r>
+      <w:proofErr w:type="spellEnd"/>
+      <w:r>
+        <w:t xml:space="preserve"> de scripts.</w:t>
       </w:r>
     </w:p>
     <w:p>
@@ -99,8 +467,54 @@
           <w:color w:val="2B6CB0"/>
           <w:sz w:val="26"/>
         </w:rPr>
-        <w:t>1.1 Navegación y Gestión de Archivos</w:t>
-      </w:r>
+        <w:t xml:space="preserve">1.1 </w:t>
+      </w:r>
+      <w:proofErr w:type="spellStart"/>
+      <w:r>
+        <w:rPr>
+          <w:b/>
+          <w:color w:val="2B6CB0"/>
+          <w:sz w:val="26"/>
+        </w:rPr>
+        <w:t>Navegación</w:t>
+      </w:r>
+      <w:proofErr w:type="spellEnd"/>
+      <w:r>
+        <w:rPr>
+          <w:b/>
+          <w:color w:val="2B6CB0"/>
+          <w:sz w:val="26"/>
+        </w:rPr>
+        <w:t xml:space="preserve"> y </w:t>
+      </w:r>
+      <w:proofErr w:type="spellStart"/>
+      <w:r>
+        <w:rPr>
+          <w:b/>
+          <w:color w:val="2B6CB0"/>
+          <w:sz w:val="26"/>
+        </w:rPr>
+        <w:t>Gestión</w:t>
+      </w:r>
+      <w:proofErr w:type="spellEnd"/>
+      <w:r>
+        <w:rPr>
+          <w:b/>
+          <w:color w:val="2B6CB0"/>
+          <w:sz w:val="26"/>
+        </w:rPr>
+        <w:t xml:space="preserve"> de </w:t>
+      </w:r>
+      <w:proofErr w:type="spellStart"/>
+      <w:r>
+        <w:rPr>
+          <w:b/>
+          <w:color w:val="2B6CB0"/>
+          <w:sz w:val="26"/>
+        </w:rPr>
+        <w:t>Archivos</w:t>
+      </w:r>
+      <w:proofErr w:type="spellEnd"/>
     </w:p>
     <w:tbl>
       <w:tblPr>
@@ -122,6 +536,7 @@
             <w:shd w:val="clear" w:color="auto" w:fill="2B6CB0"/>
           </w:tcPr>
           <w:p>
+            <w:proofErr w:type="spellStart"/>
             <w:r>
               <w:rPr>
                 <w:b/>
@@ -129,6 +544,7 @@
               </w:rPr>
               <w:t>Comando</w:t>
             </w:r>
+            <w:proofErr w:type="spellEnd"/>
           </w:p>
         </w:tc>
         <w:tc>
@@ -137,13 +553,31 @@
             <w:shd w:val="clear" w:color="auto" w:fill="2B6CB0"/>
           </w:tcPr>
           <w:p>
+            <w:proofErr w:type="spellStart"/>
             <w:r>
               <w:rPr>
                 <w:b/>
                 <w:color w:val="FFFFFF"/>
               </w:rPr>
-              <w:t>Descripción y Función</w:t>
-            </w:r>
+              <w:t>Descripción</w:t>
+            </w:r>
+            <w:proofErr w:type="spellEnd"/>
+            <w:r>
+              <w:rPr>
+                <w:b/>
+                <w:color w:val="FFFFFF"/>
+              </w:rPr>
+              <w:t xml:space="preserve"> y </w:t>
+            </w:r>
+            <w:proofErr w:type="spellStart"/>
+            <w:r>
+              <w:rPr>
+                <w:b/>
+                <w:color w:val="FFFFFF"/>
+              </w:rPr>
+              <w:t>Función</w:t>
+            </w:r>
+            <w:proofErr w:type="spellEnd"/>
           </w:p>
         </w:tc>
       </w:tr>
@@ -157,6 +591,7 @@
             <w:shd w:val="clear" w:color="auto" w:fill="F7FAFC"/>
           </w:tcPr>
           <w:p>
+            <w:proofErr w:type="spellStart"/>
             <w:r>
               <w:rPr>
                 <w:rFonts w:ascii="Consolas" w:hAnsi="Consolas"/>
@@ -165,6 +600,7 @@
               </w:rPr>
               <w:t>pwd</w:t>
             </w:r>
+            <w:proofErr w:type="spellEnd"/>
           </w:p>
         </w:tc>
         <w:tc>
@@ -177,7 +613,49 @@
               <w:rPr>
                 <w:sz w:val="19"/>
               </w:rPr>
-              <w:t>Print Working Directory: muestra la ruta completa del directorio actual.</w:t>
+              <w:t xml:space="preserve">Print Working Directory: </w:t>
+            </w:r>
+            <w:proofErr w:type="spellStart"/>
+            <w:r>
+              <w:rPr>
+                <w:sz w:val="19"/>
+              </w:rPr>
+              <w:t>muestra</w:t>
+            </w:r>
+            <w:proofErr w:type="spellEnd"/>
+            <w:r>
+              <w:rPr>
+                <w:sz w:val="19"/>
+              </w:rPr>
+              <w:t xml:space="preserve"> la </w:t>
+            </w:r>
+            <w:proofErr w:type="spellStart"/>
+            <w:r>
+              <w:rPr>
+                <w:sz w:val="19"/>
+              </w:rPr>
+              <w:t>ruta</w:t>
+            </w:r>
+            <w:proofErr w:type="spellEnd"/>
+            <w:r>
+              <w:rPr>
+                <w:sz w:val="19"/>
+              </w:rPr>
+              <w:t xml:space="preserve"> completa del </w:t>
+            </w:r>
+            <w:proofErr w:type="spellStart"/>
+            <w:r>
+              <w:rPr>
+                <w:sz w:val="19"/>
+              </w:rPr>
+              <w:t>directorio</w:t>
+            </w:r>
+            <w:proofErr w:type="spellEnd"/>
+            <w:r>
+              <w:rPr>
+                <w:sz w:val="19"/>
+              </w:rPr>
+              <w:t xml:space="preserve"> actual.</w:t>
             </w:r>
           </w:p>
         </w:tc>
@@ -212,7 +690,77 @@
               <w:rPr>
                 <w:sz w:val="19"/>
               </w:rPr>
-              <w:t>List: muestra carpetas y archivos en el directorio actual.</w:t>
+              <w:t xml:space="preserve">List: </w:t>
+            </w:r>
+            <w:proofErr w:type="spellStart"/>
+            <w:r>
+              <w:rPr>
+                <w:sz w:val="19"/>
+              </w:rPr>
+              <w:t>muestra</w:t>
+            </w:r>
+            <w:proofErr w:type="spellEnd"/>
+            <w:r>
+              <w:rPr>
+                <w:sz w:val="19"/>
+              </w:rPr>
+              <w:t xml:space="preserve"> </w:t>
+            </w:r>
+            <w:proofErr w:type="spellStart"/>
+            <w:r>
+              <w:rPr>
+                <w:sz w:val="19"/>
+              </w:rPr>
+              <w:t>carpetas</w:t>
+            </w:r>
+            <w:proofErr w:type="spellEnd"/>
+            <w:r>
+              <w:rPr>
+                <w:sz w:val="19"/>
+              </w:rPr>
+              <w:t xml:space="preserve"> y </w:t>
+            </w:r>
+            <w:proofErr w:type="spellStart"/>
+            <w:r>
+              <w:rPr>
+                <w:sz w:val="19"/>
+              </w:rPr>
+              <w:t>archivos</w:t>
+            </w:r>
+            <w:proofErr w:type="spellEnd"/>
+            <w:r>
+              <w:rPr>
+                <w:sz w:val="19"/>
+              </w:rPr>
+              <w:t xml:space="preserve"> </w:t>
+            </w:r>
+            <w:proofErr w:type="spellStart"/>
+            <w:r>
+              <w:rPr>
+                <w:sz w:val="19"/>
+              </w:rPr>
+              <w:t>en</w:t>
+            </w:r>
+            <w:proofErr w:type="spellEnd"/>
+            <w:r>
+              <w:rPr>
+                <w:sz w:val="19"/>
+              </w:rPr>
+              <w:t xml:space="preserve"> el </w:t>
+            </w:r>
+            <w:proofErr w:type="spellStart"/>
+            <w:r>
+              <w:rPr>
+                <w:sz w:val="19"/>
+              </w:rPr>
+              <w:t>directorio</w:t>
+            </w:r>
+            <w:proofErr w:type="spellEnd"/>
+            <w:r>
+              <w:rPr>
+                <w:sz w:val="19"/>
+              </w:rPr>
+              <w:t xml:space="preserve"> actual.</w:t>
             </w:r>
           </w:p>
         </w:tc>
@@ -233,7 +781,25 @@
                 <w:b/>
                 <w:sz w:val="19"/>
               </w:rPr>
-              <w:t>cd [directorio]</w:t>
+              <w:t>cd [</w:t>
+            </w:r>
+            <w:proofErr w:type="spellStart"/>
+            <w:r>
+              <w:rPr>
+                <w:rFonts w:ascii="Consolas" w:hAnsi="Consolas"/>
+                <w:b/>
+                <w:sz w:val="19"/>
+              </w:rPr>
+              <w:t>directorio</w:t>
+            </w:r>
+            <w:proofErr w:type="spellEnd"/>
+            <w:r>
+              <w:rPr>
+                <w:rFonts w:ascii="Consolas" w:hAnsi="Consolas"/>
+                <w:b/>
+                <w:sz w:val="19"/>
+              </w:rPr>
+              <w:t>]</w:t>
             </w:r>
           </w:p>
         </w:tc>
@@ -247,7 +813,49 @@
               <w:rPr>
                 <w:sz w:val="19"/>
               </w:rPr>
-              <w:t>Change Directory: desplaza la ubicación actual. Usa 'Tab' para autocompletar.</w:t>
+              <w:t xml:space="preserve">Change Directory: </w:t>
+            </w:r>
+            <w:proofErr w:type="spellStart"/>
+            <w:r>
+              <w:rPr>
+                <w:sz w:val="19"/>
+              </w:rPr>
+              <w:t>desplaza</w:t>
+            </w:r>
+            <w:proofErr w:type="spellEnd"/>
+            <w:r>
+              <w:rPr>
+                <w:sz w:val="19"/>
+              </w:rPr>
+              <w:t xml:space="preserve"> la </w:t>
+            </w:r>
+            <w:proofErr w:type="spellStart"/>
+            <w:r>
+              <w:rPr>
+                <w:sz w:val="19"/>
+              </w:rPr>
+              <w:t>ubicación</w:t>
+            </w:r>
+            <w:proofErr w:type="spellEnd"/>
+            <w:r>
+              <w:rPr>
+                <w:sz w:val="19"/>
+              </w:rPr>
+              <w:t xml:space="preserve"> actual. Usa 'Tab' para </w:t>
+            </w:r>
+            <w:proofErr w:type="spellStart"/>
+            <w:r>
+              <w:rPr>
+                <w:sz w:val="19"/>
+              </w:rPr>
+              <w:t>autocompletar</w:t>
+            </w:r>
+            <w:proofErr w:type="spellEnd"/>
+            <w:r>
+              <w:rPr>
+                <w:sz w:val="19"/>
+              </w:rPr>
+              <w:t>.</w:t>
             </w:r>
           </w:p>
         </w:tc>
@@ -268,8 +876,18 @@
                 <w:b/>
                 <w:sz w:val="19"/>
               </w:rPr>
-              <w:t>cd ..</w:t>
-            </w:r>
+              <w:t>cd</w:t>
+            </w:r>
+            <w:proofErr w:type="gramStart"/>
+            <w:r>
+              <w:rPr>
+                <w:rFonts w:ascii="Consolas" w:hAnsi="Consolas"/>
+                <w:b/>
+                <w:sz w:val="19"/>
+              </w:rPr>
+              <w:t xml:space="preserve"> ..</w:t>
+            </w:r>
+            <w:proofErr w:type="gramEnd"/>
           </w:p>
         </w:tc>
         <w:tc>
@@ -278,11 +896,47 @@
             <w:shd w:val="clear" w:color="auto" w:fill="FFFFFF"/>
           </w:tcPr>
           <w:p>
-            <w:r>
-              <w:rPr>
-                <w:sz w:val="19"/>
-              </w:rPr>
-              <w:t>Regresa al directorio padre (nivel anterior).</w:t>
+            <w:proofErr w:type="spellStart"/>
+            <w:r>
+              <w:rPr>
+                <w:sz w:val="19"/>
+              </w:rPr>
+              <w:t>Regresa</w:t>
+            </w:r>
+            <w:proofErr w:type="spellEnd"/>
+            <w:r>
+              <w:rPr>
+                <w:sz w:val="19"/>
+              </w:rPr>
+              <w:t xml:space="preserve"> al </w:t>
+            </w:r>
+            <w:proofErr w:type="spellStart"/>
+            <w:r>
+              <w:rPr>
+                <w:sz w:val="19"/>
+              </w:rPr>
+              <w:t>directorio</w:t>
+            </w:r>
+            <w:proofErr w:type="spellEnd"/>
+            <w:r>
+              <w:rPr>
+                <w:sz w:val="19"/>
+              </w:rPr>
+              <w:t xml:space="preserve"> padre (</w:t>
+            </w:r>
+            <w:proofErr w:type="spellStart"/>
+            <w:r>
+              <w:rPr>
+                <w:sz w:val="19"/>
+              </w:rPr>
+              <w:t>nivel</w:t>
+            </w:r>
+            <w:proofErr w:type="spellEnd"/>
+            <w:r>
+              <w:rPr>
+                <w:sz w:val="19"/>
+              </w:rPr>
+              <w:t xml:space="preserve"> anterior).</w:t>
             </w:r>
           </w:p>
         </w:tc>
@@ -297,13 +951,41 @@
             <w:shd w:val="clear" w:color="auto" w:fill="F7FAFC"/>
           </w:tcPr>
           <w:p>
+            <w:proofErr w:type="spellStart"/>
             <w:r>
               <w:rPr>
                 <w:rFonts w:ascii="Consolas" w:hAnsi="Consolas"/>
                 <w:b/>
                 <w:sz w:val="19"/>
               </w:rPr>
-              <w:t>mkdir "nombre_carpeta"</w:t>
+              <w:t>mkdir</w:t>
+            </w:r>
+            <w:proofErr w:type="spellEnd"/>
+            <w:r>
+              <w:rPr>
+                <w:rFonts w:ascii="Consolas" w:hAnsi="Consolas"/>
+                <w:b/>
+                <w:sz w:val="19"/>
+              </w:rPr>
+              <w:t xml:space="preserve"> "</w:t>
+            </w:r>
+            <w:proofErr w:type="spellStart"/>
+            <w:r>
+              <w:rPr>
+                <w:rFonts w:ascii="Consolas" w:hAnsi="Consolas"/>
+                <w:b/>
+                <w:sz w:val="19"/>
+              </w:rPr>
+              <w:t>nombre_carpeta</w:t>
+            </w:r>
+            <w:proofErr w:type="spellEnd"/>
+            <w:r>
+              <w:rPr>
+                <w:rFonts w:ascii="Consolas" w:hAnsi="Consolas"/>
+                <w:b/>
+                <w:sz w:val="19"/>
+              </w:rPr>
+              <w:t>"</w:t>
             </w:r>
           </w:p>
         </w:tc>
@@ -317,7 +999,63 @@
               <w:rPr>
                 <w:sz w:val="19"/>
               </w:rPr>
-              <w:t>Make Directory: crea una nueva carpeta.</w:t>
+              <w:t xml:space="preserve">Make Directory: </w:t>
+            </w:r>
+            <w:proofErr w:type="spellStart"/>
+            <w:r>
+              <w:rPr>
+                <w:sz w:val="19"/>
+              </w:rPr>
+              <w:t>crea</w:t>
+            </w:r>
+            <w:proofErr w:type="spellEnd"/>
+            <w:r>
+              <w:rPr>
+                <w:sz w:val="19"/>
+              </w:rPr>
+              <w:t xml:space="preserve"> </w:t>
+            </w:r>
+            <w:proofErr w:type="spellStart"/>
+            <w:r>
+              <w:rPr>
+                <w:sz w:val="19"/>
+              </w:rPr>
+              <w:t>una</w:t>
+            </w:r>
+            <w:proofErr w:type="spellEnd"/>
+            <w:r>
+              <w:rPr>
+                <w:sz w:val="19"/>
+              </w:rPr>
+              <w:t xml:space="preserve"> </w:t>
+            </w:r>
+            <w:proofErr w:type="spellStart"/>
+            <w:r>
+              <w:rPr>
+                <w:sz w:val="19"/>
+              </w:rPr>
+              <w:t>nueva</w:t>
+            </w:r>
+            <w:proofErr w:type="spellEnd"/>
+            <w:r>
+              <w:rPr>
+                <w:sz w:val="19"/>
+              </w:rPr>
+              <w:t xml:space="preserve"> </w:t>
+            </w:r>
+            <w:proofErr w:type="spellStart"/>
+            <w:r>
+              <w:rPr>
+                <w:sz w:val="19"/>
+              </w:rPr>
+              <w:t>carpeta</w:t>
+            </w:r>
+            <w:proofErr w:type="spellEnd"/>
+            <w:r>
+              <w:rPr>
+                <w:sz w:val="19"/>
+              </w:rPr>
+              <w:t>.</w:t>
             </w:r>
           </w:p>
         </w:tc>
@@ -338,8 +1076,18 @@
                 <w:b/>
                 <w:sz w:val="19"/>
               </w:rPr>
-              <w:t>touch archivo.ext</w:t>
-            </w:r>
+              <w:t xml:space="preserve">touch </w:t>
+            </w:r>
+            <w:proofErr w:type="spellStart"/>
+            <w:r>
+              <w:rPr>
+                <w:rFonts w:ascii="Consolas" w:hAnsi="Consolas"/>
+                <w:b/>
+                <w:sz w:val="19"/>
+              </w:rPr>
+              <w:t>archivo.ext</w:t>
+            </w:r>
+            <w:proofErr w:type="spellEnd"/>
           </w:p>
         </w:tc>
         <w:tc>
@@ -352,7 +1100,99 @@
               <w:rPr>
                 <w:sz w:val="19"/>
               </w:rPr>
-              <w:t>Crea un archivo vacío con la extensión especificada (.py, .r, .sql, .csv).</w:t>
+              <w:t xml:space="preserve">Crea un </w:t>
+            </w:r>
+            <w:proofErr w:type="spellStart"/>
+            <w:r>
+              <w:rPr>
+                <w:sz w:val="19"/>
+              </w:rPr>
+              <w:t>archivo</w:t>
+            </w:r>
+            <w:proofErr w:type="spellEnd"/>
+            <w:r>
+              <w:rPr>
+                <w:sz w:val="19"/>
+              </w:rPr>
+              <w:t xml:space="preserve"> </w:t>
+            </w:r>
+            <w:proofErr w:type="spellStart"/>
+            <w:r>
+              <w:rPr>
+                <w:sz w:val="19"/>
+              </w:rPr>
+              <w:t>vacío</w:t>
+            </w:r>
+            <w:proofErr w:type="spellEnd"/>
+            <w:r>
+              <w:rPr>
+                <w:sz w:val="19"/>
+              </w:rPr>
+              <w:t xml:space="preserve"> con la </w:t>
+            </w:r>
+            <w:proofErr w:type="spellStart"/>
+            <w:r>
+              <w:rPr>
+                <w:sz w:val="19"/>
+              </w:rPr>
+              <w:t>extensión</w:t>
+            </w:r>
+            <w:proofErr w:type="spellEnd"/>
+            <w:r>
+              <w:rPr>
+                <w:sz w:val="19"/>
+              </w:rPr>
+              <w:t xml:space="preserve"> </w:t>
+            </w:r>
+            <w:proofErr w:type="spellStart"/>
+            <w:r>
+              <w:rPr>
+                <w:sz w:val="19"/>
+              </w:rPr>
+              <w:t>especificada</w:t>
+            </w:r>
+            <w:proofErr w:type="spellEnd"/>
+            <w:r>
+              <w:rPr>
+                <w:sz w:val="19"/>
+              </w:rPr>
+              <w:t xml:space="preserve"> (.</w:t>
+            </w:r>
+            <w:proofErr w:type="spellStart"/>
+            <w:r>
+              <w:rPr>
+                <w:sz w:val="19"/>
+              </w:rPr>
+              <w:t>py</w:t>
+            </w:r>
+            <w:proofErr w:type="spellEnd"/>
+            <w:proofErr w:type="gramStart"/>
+            <w:r>
+              <w:rPr>
+                <w:sz w:val="19"/>
+              </w:rPr>
+              <w:t>, .r</w:t>
+            </w:r>
+            <w:proofErr w:type="gramEnd"/>
+            <w:r>
+              <w:rPr>
+                <w:sz w:val="19"/>
+              </w:rPr>
+              <w:t>, .</w:t>
+            </w:r>
+            <w:proofErr w:type="spellStart"/>
+            <w:r>
+              <w:rPr>
+                <w:sz w:val="19"/>
+              </w:rPr>
+              <w:t>sql</w:t>
+            </w:r>
+            <w:proofErr w:type="spellEnd"/>
+            <w:r>
+              <w:rPr>
+                <w:sz w:val="19"/>
+              </w:rPr>
+              <w:t>, .csv).</w:t>
             </w:r>
           </w:p>
         </w:tc>
@@ -373,8 +1213,18 @@
                 <w:b/>
                 <w:sz w:val="19"/>
               </w:rPr>
-              <w:t>rm archivo.ext</w:t>
-            </w:r>
+              <w:t xml:space="preserve">rm </w:t>
+            </w:r>
+            <w:proofErr w:type="spellStart"/>
+            <w:r>
+              <w:rPr>
+                <w:rFonts w:ascii="Consolas" w:hAnsi="Consolas"/>
+                <w:b/>
+                <w:sz w:val="19"/>
+              </w:rPr>
+              <w:t>archivo.ext</w:t>
+            </w:r>
+            <w:proofErr w:type="spellEnd"/>
           </w:p>
         </w:tc>
         <w:tc>
@@ -383,11 +1233,61 @@
             <w:shd w:val="clear" w:color="auto" w:fill="F7FAFC"/>
           </w:tcPr>
           <w:p>
-            <w:r>
-              <w:rPr>
-                <w:sz w:val="19"/>
-              </w:rPr>
-              <w:t>Elimina de forma permanente el archivo indicado.</w:t>
+            <w:proofErr w:type="spellStart"/>
+            <w:r>
+              <w:rPr>
+                <w:sz w:val="19"/>
+              </w:rPr>
+              <w:t>Elimina</w:t>
+            </w:r>
+            <w:proofErr w:type="spellEnd"/>
+            <w:r>
+              <w:rPr>
+                <w:sz w:val="19"/>
+              </w:rPr>
+              <w:t xml:space="preserve"> de forma </w:t>
+            </w:r>
+            <w:proofErr w:type="spellStart"/>
+            <w:r>
+              <w:rPr>
+                <w:sz w:val="19"/>
+              </w:rPr>
+              <w:t>permanente</w:t>
+            </w:r>
+            <w:proofErr w:type="spellEnd"/>
+            <w:r>
+              <w:rPr>
+                <w:sz w:val="19"/>
+              </w:rPr>
+              <w:t xml:space="preserve"> el </w:t>
+            </w:r>
+            <w:proofErr w:type="spellStart"/>
+            <w:r>
+              <w:rPr>
+                <w:sz w:val="19"/>
+              </w:rPr>
+              <w:t>archivo</w:t>
+            </w:r>
+            <w:proofErr w:type="spellEnd"/>
+            <w:r>
+              <w:rPr>
+                <w:sz w:val="19"/>
+              </w:rPr>
+              <w:t xml:space="preserve"> </w:t>
+            </w:r>
+            <w:proofErr w:type="spellStart"/>
+            <w:r>
+              <w:rPr>
+                <w:sz w:val="19"/>
+              </w:rPr>
+              <w:t>indicado</w:t>
+            </w:r>
+            <w:proofErr w:type="spellEnd"/>
+            <w:r>
+              <w:rPr>
+                <w:sz w:val="19"/>
+              </w:rPr>
+              <w:t>.</w:t>
             </w:r>
           </w:p>
         </w:tc>
@@ -408,8 +1308,18 @@
                 <w:b/>
                 <w:sz w:val="19"/>
               </w:rPr>
-              <w:t>rm -r nombre_carpeta</w:t>
-            </w:r>
+              <w:t xml:space="preserve">rm -r </w:t>
+            </w:r>
+            <w:proofErr w:type="spellStart"/>
+            <w:r>
+              <w:rPr>
+                <w:rFonts w:ascii="Consolas" w:hAnsi="Consolas"/>
+                <w:b/>
+                <w:sz w:val="19"/>
+              </w:rPr>
+              <w:t>nombre_carpeta</w:t>
+            </w:r>
+            <w:proofErr w:type="spellEnd"/>
           </w:p>
         </w:tc>
         <w:tc>
@@ -418,11 +1328,89 @@
             <w:shd w:val="clear" w:color="auto" w:fill="FFFFFF"/>
           </w:tcPr>
           <w:p>
-            <w:r>
-              <w:rPr>
-                <w:sz w:val="19"/>
-              </w:rPr>
-              <w:t>Elimina recursivamente un directorio y todo su contenido.</w:t>
+            <w:proofErr w:type="spellStart"/>
+            <w:r>
+              <w:rPr>
+                <w:sz w:val="19"/>
+              </w:rPr>
+              <w:t>Elimina</w:t>
+            </w:r>
+            <w:proofErr w:type="spellEnd"/>
+            <w:r>
+              <w:rPr>
+                <w:sz w:val="19"/>
+              </w:rPr>
+              <w:t xml:space="preserve"> </w:t>
+            </w:r>
+            <w:proofErr w:type="spellStart"/>
+            <w:r>
+              <w:rPr>
+                <w:sz w:val="19"/>
+              </w:rPr>
+              <w:t>recursivamente</w:t>
+            </w:r>
+            <w:proofErr w:type="spellEnd"/>
+            <w:r>
+              <w:rPr>
+                <w:sz w:val="19"/>
+              </w:rPr>
+              <w:t xml:space="preserve"> un </w:t>
+            </w:r>
+            <w:proofErr w:type="spellStart"/>
+            <w:r>
+              <w:rPr>
+                <w:sz w:val="19"/>
+              </w:rPr>
+              <w:t>directorio</w:t>
+            </w:r>
+            <w:proofErr w:type="spellEnd"/>
+            <w:r>
+              <w:rPr>
+                <w:sz w:val="19"/>
+              </w:rPr>
+              <w:t xml:space="preserve"> y </w:t>
+            </w:r>
+            <w:proofErr w:type="spellStart"/>
+            <w:r>
+              <w:rPr>
+                <w:sz w:val="19"/>
+              </w:rPr>
+              <w:t>todo</w:t>
+            </w:r>
+            <w:proofErr w:type="spellEnd"/>
+            <w:r>
+              <w:rPr>
+                <w:sz w:val="19"/>
+              </w:rPr>
+              <w:t xml:space="preserve"> </w:t>
+            </w:r>
+            <w:proofErr w:type="spellStart"/>
+            <w:r>
+              <w:rPr>
+                <w:sz w:val="19"/>
+              </w:rPr>
+              <w:t>su</w:t>
+            </w:r>
+            <w:proofErr w:type="spellEnd"/>
+            <w:r>
+              <w:rPr>
+                <w:sz w:val="19"/>
+              </w:rPr>
+              <w:t xml:space="preserve"> </w:t>
+            </w:r>
+            <w:proofErr w:type="spellStart"/>
+            <w:r>
+              <w:rPr>
+                <w:sz w:val="19"/>
+              </w:rPr>
+              <w:t>contenido</w:t>
+            </w:r>
+            <w:proofErr w:type="spellEnd"/>
+            <w:r>
+              <w:rPr>
+                <w:sz w:val="19"/>
+              </w:rPr>
+              <w:t>.</w:t>
             </w:r>
           </w:p>
         </w:tc>
@@ -444,8 +1432,36 @@
           <w:color w:val="2B6CB0"/>
           <w:sz w:val="26"/>
         </w:rPr>
-        <w:t>1.2 Ejecución de Scripts y Utilidades</w:t>
-      </w:r>
+        <w:t xml:space="preserve">1.2 </w:t>
+      </w:r>
+      <w:proofErr w:type="spellStart"/>
+      <w:r>
+        <w:rPr>
+          <w:b/>
+          <w:color w:val="2B6CB0"/>
+          <w:sz w:val="26"/>
+        </w:rPr>
+        <w:t>Ejecución</w:t>
+      </w:r>
+      <w:proofErr w:type="spellEnd"/>
+      <w:r>
+        <w:rPr>
+          <w:b/>
+          <w:color w:val="2B6CB0"/>
+          <w:sz w:val="26"/>
+        </w:rPr>
+        <w:t xml:space="preserve"> de Scripts y </w:t>
+      </w:r>
+      <w:proofErr w:type="spellStart"/>
+      <w:r>
+        <w:rPr>
+          <w:b/>
+          <w:color w:val="2B6CB0"/>
+          <w:sz w:val="26"/>
+        </w:rPr>
+        <w:t>Utilidades</w:t>
+      </w:r>
+      <w:proofErr w:type="spellEnd"/>
     </w:p>
     <w:tbl>
       <w:tblPr>
@@ -478,12 +1494,53 @@
             <w:pPr>
               <w:spacing w:after="0"/>
             </w:pPr>
-            <w:r>
-              <w:rPr>
-                <w:rFonts w:ascii="Consolas" w:hAnsi="Consolas"/>
-                <w:sz w:val="19"/>
-              </w:rPr>
-              <w:t>code .                           # Abre la carpeta actual en Visual Studio Code</w:t>
+            <w:proofErr w:type="gramStart"/>
+            <w:r>
+              <w:rPr>
+                <w:rFonts w:ascii="Consolas" w:hAnsi="Consolas"/>
+                <w:sz w:val="19"/>
+              </w:rPr>
+              <w:t>code .</w:t>
+            </w:r>
+            <w:proofErr w:type="gramEnd"/>
+            <w:r>
+              <w:rPr>
+                <w:rFonts w:ascii="Consolas" w:hAnsi="Consolas"/>
+                <w:sz w:val="19"/>
+              </w:rPr>
+              <w:t xml:space="preserve">                          # Abre la </w:t>
+            </w:r>
+            <w:proofErr w:type="spellStart"/>
+            <w:r>
+              <w:rPr>
+                <w:rFonts w:ascii="Consolas" w:hAnsi="Consolas"/>
+                <w:sz w:val="19"/>
+              </w:rPr>
+              <w:t>carpeta</w:t>
+            </w:r>
+            <w:proofErr w:type="spellEnd"/>
+            <w:r>
+              <w:rPr>
+                <w:rFonts w:ascii="Consolas" w:hAnsi="Consolas"/>
+                <w:sz w:val="19"/>
+              </w:rPr>
+              <w:t xml:space="preserve"> actual </w:t>
+            </w:r>
+            <w:proofErr w:type="spellStart"/>
+            <w:r>
+              <w:rPr>
+                <w:rFonts w:ascii="Consolas" w:hAnsi="Consolas"/>
+                <w:sz w:val="19"/>
+              </w:rPr>
+              <w:t>en</w:t>
+            </w:r>
+            <w:proofErr w:type="spellEnd"/>
+            <w:r>
+              <w:rPr>
+                <w:rFonts w:ascii="Consolas" w:hAnsi="Consolas"/>
+                <w:sz w:val="19"/>
+              </w:rPr>
+              <w:t xml:space="preserve"> Visual Studio Code</w:t>
             </w:r>
           </w:p>
           <w:p>
@@ -495,7 +1552,55 @@
                 <w:rFonts w:ascii="Consolas" w:hAnsi="Consolas"/>
                 <w:sz w:val="19"/>
               </w:rPr>
-              <w:t>code archivo.py                 # Abre un archivo específico en VS Code</w:t>
+              <w:t xml:space="preserve">code archivo.py                 # Abre un </w:t>
+            </w:r>
+            <w:proofErr w:type="spellStart"/>
+            <w:r>
+              <w:rPr>
+                <w:rFonts w:ascii="Consolas" w:hAnsi="Consolas"/>
+                <w:sz w:val="19"/>
+              </w:rPr>
+              <w:t>archivo</w:t>
+            </w:r>
+            <w:proofErr w:type="spellEnd"/>
+            <w:r>
+              <w:rPr>
+                <w:rFonts w:ascii="Consolas" w:hAnsi="Consolas"/>
+                <w:sz w:val="19"/>
+              </w:rPr>
+              <w:t xml:space="preserve"> </w:t>
+            </w:r>
+            <w:proofErr w:type="spellStart"/>
+            <w:r>
+              <w:rPr>
+                <w:rFonts w:ascii="Consolas" w:hAnsi="Consolas"/>
+                <w:sz w:val="19"/>
+              </w:rPr>
+              <w:t>específico</w:t>
+            </w:r>
+            <w:proofErr w:type="spellEnd"/>
+            <w:r>
+              <w:rPr>
+                <w:rFonts w:ascii="Consolas" w:hAnsi="Consolas"/>
+                <w:sz w:val="19"/>
+              </w:rPr>
+              <w:t xml:space="preserve"> </w:t>
+            </w:r>
+            <w:proofErr w:type="spellStart"/>
+            <w:r>
+              <w:rPr>
+                <w:rFonts w:ascii="Consolas" w:hAnsi="Consolas"/>
+                <w:sz w:val="19"/>
+              </w:rPr>
+              <w:t>en</w:t>
+            </w:r>
+            <w:proofErr w:type="spellEnd"/>
+            <w:r>
+              <w:rPr>
+                <w:rFonts w:ascii="Consolas" w:hAnsi="Consolas"/>
+                <w:sz w:val="19"/>
+              </w:rPr>
+              <w:t xml:space="preserve"> VS Code</w:t>
             </w:r>
           </w:p>
           <w:p>
@@ -507,8 +1612,49 @@
                 <w:rFonts w:ascii="Consolas" w:hAnsi="Consolas"/>
                 <w:sz w:val="19"/>
               </w:rPr>
-              <w:t>python3 archivo.py              # Ejecuta un script de Python desde la consola</w:t>
-            </w:r>
+              <w:t xml:space="preserve">python3 archivo.py              # </w:t>
+            </w:r>
+            <w:proofErr w:type="spellStart"/>
+            <w:r>
+              <w:rPr>
+                <w:rFonts w:ascii="Consolas" w:hAnsi="Consolas"/>
+                <w:sz w:val="19"/>
+              </w:rPr>
+              <w:t>Ejecuta</w:t>
+            </w:r>
+            <w:proofErr w:type="spellEnd"/>
+            <w:r>
+              <w:rPr>
+                <w:rFonts w:ascii="Consolas" w:hAnsi="Consolas"/>
+                <w:sz w:val="19"/>
+              </w:rPr>
+              <w:t xml:space="preserve"> un script de Python </w:t>
+            </w:r>
+            <w:proofErr w:type="spellStart"/>
+            <w:r>
+              <w:rPr>
+                <w:rFonts w:ascii="Consolas" w:hAnsi="Consolas"/>
+                <w:sz w:val="19"/>
+              </w:rPr>
+              <w:t>desde</w:t>
+            </w:r>
+            <w:proofErr w:type="spellEnd"/>
+            <w:r>
+              <w:rPr>
+                <w:rFonts w:ascii="Consolas" w:hAnsi="Consolas"/>
+                <w:sz w:val="19"/>
+              </w:rPr>
+              <w:t xml:space="preserve"> la </w:t>
+            </w:r>
+            <w:proofErr w:type="spellStart"/>
+            <w:r>
+              <w:rPr>
+                <w:rFonts w:ascii="Consolas" w:hAnsi="Consolas"/>
+                <w:sz w:val="19"/>
+              </w:rPr>
+              <w:t>consola</w:t>
+            </w:r>
+            <w:proofErr w:type="spellEnd"/>
           </w:p>
           <w:p>
             <w:pPr>
@@ -519,7 +1665,55 @@
                 <w:rFonts w:ascii="Consolas" w:hAnsi="Consolas"/>
                 <w:sz w:val="19"/>
               </w:rPr>
-              <w:t>time python3 archivo.py         # Mide el tiempo exacto de ejecución del script</w:t>
+              <w:t xml:space="preserve">time python3 archivo.py         # Mide el </w:t>
+            </w:r>
+            <w:proofErr w:type="spellStart"/>
+            <w:r>
+              <w:rPr>
+                <w:rFonts w:ascii="Consolas" w:hAnsi="Consolas"/>
+                <w:sz w:val="19"/>
+              </w:rPr>
+              <w:t>tiempo</w:t>
+            </w:r>
+            <w:proofErr w:type="spellEnd"/>
+            <w:r>
+              <w:rPr>
+                <w:rFonts w:ascii="Consolas" w:hAnsi="Consolas"/>
+                <w:sz w:val="19"/>
+              </w:rPr>
+              <w:t xml:space="preserve"> </w:t>
+            </w:r>
+            <w:proofErr w:type="spellStart"/>
+            <w:r>
+              <w:rPr>
+                <w:rFonts w:ascii="Consolas" w:hAnsi="Consolas"/>
+                <w:sz w:val="19"/>
+              </w:rPr>
+              <w:t>exacto</w:t>
+            </w:r>
+            <w:proofErr w:type="spellEnd"/>
+            <w:r>
+              <w:rPr>
+                <w:rFonts w:ascii="Consolas" w:hAnsi="Consolas"/>
+                <w:sz w:val="19"/>
+              </w:rPr>
+              <w:t xml:space="preserve"> de </w:t>
+            </w:r>
+            <w:proofErr w:type="spellStart"/>
+            <w:r>
+              <w:rPr>
+                <w:rFonts w:ascii="Consolas" w:hAnsi="Consolas"/>
+                <w:sz w:val="19"/>
+              </w:rPr>
+              <w:t>ejecución</w:t>
+            </w:r>
+            <w:proofErr w:type="spellEnd"/>
+            <w:r>
+              <w:rPr>
+                <w:rFonts w:ascii="Consolas" w:hAnsi="Consolas"/>
+                <w:sz w:val="19"/>
+              </w:rPr>
+              <w:t xml:space="preserve"> del script</w:t>
             </w:r>
           </w:p>
         </w:tc>
@@ -584,7 +1778,459 @@
                 <w:color w:val="2C7A7B"/>
                 <w:sz w:val="20"/>
               </w:rPr>
-              <w:t>En macOS y Linux, los archivos que inician con punto (.) como '.gitignore' o '.venv' están ocultos por defecto. En el Finder/Explorador puedes presionar 'Command (⌘) + Shift (⇧) + .' para alternar su visibilidad. Para salir de una sesión activa de Jupyter en la terminal presiona 'Ctrl + C'.</w:t>
+              <w:t xml:space="preserve">En macOS y Linux, </w:t>
+            </w:r>
+            <w:proofErr w:type="spellStart"/>
+            <w:r>
+              <w:rPr>
+                <w:i/>
+                <w:color w:val="2C7A7B"/>
+                <w:sz w:val="20"/>
+              </w:rPr>
+              <w:t>los</w:t>
+            </w:r>
+            <w:proofErr w:type="spellEnd"/>
+            <w:r>
+              <w:rPr>
+                <w:i/>
+                <w:color w:val="2C7A7B"/>
+                <w:sz w:val="20"/>
+              </w:rPr>
+              <w:t xml:space="preserve"> </w:t>
+            </w:r>
+            <w:proofErr w:type="spellStart"/>
+            <w:r>
+              <w:rPr>
+                <w:i/>
+                <w:color w:val="2C7A7B"/>
+                <w:sz w:val="20"/>
+              </w:rPr>
+              <w:t>archivos</w:t>
+            </w:r>
+            <w:proofErr w:type="spellEnd"/>
+            <w:r>
+              <w:rPr>
+                <w:i/>
+                <w:color w:val="2C7A7B"/>
+                <w:sz w:val="20"/>
+              </w:rPr>
+              <w:t xml:space="preserve"> </w:t>
+            </w:r>
+            <w:proofErr w:type="spellStart"/>
+            <w:r>
+              <w:rPr>
+                <w:i/>
+                <w:color w:val="2C7A7B"/>
+                <w:sz w:val="20"/>
+              </w:rPr>
+              <w:t>que</w:t>
+            </w:r>
+            <w:proofErr w:type="spellEnd"/>
+            <w:r>
+              <w:rPr>
+                <w:i/>
+                <w:color w:val="2C7A7B"/>
+                <w:sz w:val="20"/>
+              </w:rPr>
+              <w:t xml:space="preserve"> </w:t>
+            </w:r>
+            <w:proofErr w:type="spellStart"/>
+            <w:r>
+              <w:rPr>
+                <w:i/>
+                <w:color w:val="2C7A7B"/>
+                <w:sz w:val="20"/>
+              </w:rPr>
+              <w:t>inician</w:t>
+            </w:r>
+            <w:proofErr w:type="spellEnd"/>
+            <w:r>
+              <w:rPr>
+                <w:i/>
+                <w:color w:val="2C7A7B"/>
+                <w:sz w:val="20"/>
+              </w:rPr>
+              <w:t xml:space="preserve"> con punto (.) </w:t>
+            </w:r>
+            <w:proofErr w:type="spellStart"/>
+            <w:r>
+              <w:rPr>
+                <w:i/>
+                <w:color w:val="2C7A7B"/>
+                <w:sz w:val="20"/>
+              </w:rPr>
+              <w:t>como</w:t>
+            </w:r>
+            <w:proofErr w:type="spellEnd"/>
+            <w:r>
+              <w:rPr>
+                <w:i/>
+                <w:color w:val="2C7A7B"/>
+                <w:sz w:val="20"/>
+              </w:rPr>
+              <w:t xml:space="preserve"> </w:t>
+            </w:r>
+            <w:proofErr w:type="gramStart"/>
+            <w:r>
+              <w:rPr>
+                <w:i/>
+                <w:color w:val="2C7A7B"/>
+                <w:sz w:val="20"/>
+              </w:rPr>
+              <w:t>'.</w:t>
+            </w:r>
+            <w:proofErr w:type="spellStart"/>
+            <w:r>
+              <w:rPr>
+                <w:i/>
+                <w:color w:val="2C7A7B"/>
+                <w:sz w:val="20"/>
+              </w:rPr>
+              <w:t>gitignore</w:t>
+            </w:r>
+            <w:proofErr w:type="spellEnd"/>
+            <w:proofErr w:type="gramEnd"/>
+            <w:r>
+              <w:rPr>
+                <w:i/>
+                <w:color w:val="2C7A7B"/>
+                <w:sz w:val="20"/>
+              </w:rPr>
+              <w:t xml:space="preserve">' o </w:t>
+            </w:r>
+            <w:proofErr w:type="gramStart"/>
+            <w:r>
+              <w:rPr>
+                <w:i/>
+                <w:color w:val="2C7A7B"/>
+                <w:sz w:val="20"/>
+              </w:rPr>
+              <w:t>'.</w:t>
+            </w:r>
+            <w:proofErr w:type="spellStart"/>
+            <w:r>
+              <w:rPr>
+                <w:i/>
+                <w:color w:val="2C7A7B"/>
+                <w:sz w:val="20"/>
+              </w:rPr>
+              <w:t>venv</w:t>
+            </w:r>
+            <w:proofErr w:type="spellEnd"/>
+            <w:proofErr w:type="gramEnd"/>
+            <w:r>
+              <w:rPr>
+                <w:i/>
+                <w:color w:val="2C7A7B"/>
+                <w:sz w:val="20"/>
+              </w:rPr>
+              <w:t xml:space="preserve">' </w:t>
+            </w:r>
+            <w:proofErr w:type="spellStart"/>
+            <w:r>
+              <w:rPr>
+                <w:i/>
+                <w:color w:val="2C7A7B"/>
+                <w:sz w:val="20"/>
+              </w:rPr>
+              <w:t>están</w:t>
+            </w:r>
+            <w:proofErr w:type="spellEnd"/>
+            <w:r>
+              <w:rPr>
+                <w:i/>
+                <w:color w:val="2C7A7B"/>
+                <w:sz w:val="20"/>
+              </w:rPr>
+              <w:t xml:space="preserve"> </w:t>
+            </w:r>
+            <w:proofErr w:type="spellStart"/>
+            <w:r>
+              <w:rPr>
+                <w:i/>
+                <w:color w:val="2C7A7B"/>
+                <w:sz w:val="20"/>
+              </w:rPr>
+              <w:t>ocultos</w:t>
+            </w:r>
+            <w:proofErr w:type="spellEnd"/>
+            <w:r>
+              <w:rPr>
+                <w:i/>
+                <w:color w:val="2C7A7B"/>
+                <w:sz w:val="20"/>
+              </w:rPr>
+              <w:t xml:space="preserve"> </w:t>
+            </w:r>
+            <w:proofErr w:type="spellStart"/>
+            <w:r>
+              <w:rPr>
+                <w:i/>
+                <w:color w:val="2C7A7B"/>
+                <w:sz w:val="20"/>
+              </w:rPr>
+              <w:t>por</w:t>
+            </w:r>
+            <w:proofErr w:type="spellEnd"/>
+            <w:r>
+              <w:rPr>
+                <w:i/>
+                <w:color w:val="2C7A7B"/>
+                <w:sz w:val="20"/>
+              </w:rPr>
+              <w:t xml:space="preserve"> </w:t>
+            </w:r>
+            <w:proofErr w:type="spellStart"/>
+            <w:r>
+              <w:rPr>
+                <w:i/>
+                <w:color w:val="2C7A7B"/>
+                <w:sz w:val="20"/>
+              </w:rPr>
+              <w:t>defecto</w:t>
+            </w:r>
+            <w:proofErr w:type="spellEnd"/>
+            <w:r>
+              <w:rPr>
+                <w:i/>
+                <w:color w:val="2C7A7B"/>
+                <w:sz w:val="20"/>
+              </w:rPr>
+              <w:t>. En el Finder/</w:t>
+            </w:r>
+            <w:proofErr w:type="spellStart"/>
+            <w:r>
+              <w:rPr>
+                <w:i/>
+                <w:color w:val="2C7A7B"/>
+                <w:sz w:val="20"/>
+              </w:rPr>
+              <w:t>Explorador</w:t>
+            </w:r>
+            <w:proofErr w:type="spellEnd"/>
+            <w:r>
+              <w:rPr>
+                <w:i/>
+                <w:color w:val="2C7A7B"/>
+                <w:sz w:val="20"/>
+              </w:rPr>
+              <w:t xml:space="preserve"> </w:t>
+            </w:r>
+            <w:proofErr w:type="spellStart"/>
+            <w:r>
+              <w:rPr>
+                <w:i/>
+                <w:color w:val="2C7A7B"/>
+                <w:sz w:val="20"/>
+              </w:rPr>
+              <w:t>puedes</w:t>
+            </w:r>
+            <w:proofErr w:type="spellEnd"/>
+            <w:r>
+              <w:rPr>
+                <w:i/>
+                <w:color w:val="2C7A7B"/>
+                <w:sz w:val="20"/>
+              </w:rPr>
+              <w:t xml:space="preserve"> </w:t>
+            </w:r>
+            <w:proofErr w:type="spellStart"/>
+            <w:r>
+              <w:rPr>
+                <w:i/>
+                <w:color w:val="2C7A7B"/>
+                <w:sz w:val="20"/>
+              </w:rPr>
+              <w:t>presionar</w:t>
+            </w:r>
+            <w:proofErr w:type="spellEnd"/>
+            <w:r>
+              <w:rPr>
+                <w:i/>
+                <w:color w:val="2C7A7B"/>
+                <w:sz w:val="20"/>
+              </w:rPr>
+              <w:t xml:space="preserve"> 'Command (⌘) + Shift (⇧) </w:t>
+            </w:r>
+            <w:proofErr w:type="gramStart"/>
+            <w:r>
+              <w:rPr>
+                <w:i/>
+                <w:color w:val="2C7A7B"/>
+                <w:sz w:val="20"/>
+              </w:rPr>
+              <w:t>+ .</w:t>
+            </w:r>
+            <w:proofErr w:type="gramEnd"/>
+            <w:r>
+              <w:rPr>
+                <w:i/>
+                <w:color w:val="2C7A7B"/>
+                <w:sz w:val="20"/>
+              </w:rPr>
+              <w:t xml:space="preserve">' para </w:t>
+            </w:r>
+            <w:proofErr w:type="spellStart"/>
+            <w:r>
+              <w:rPr>
+                <w:i/>
+                <w:color w:val="2C7A7B"/>
+                <w:sz w:val="20"/>
+              </w:rPr>
+              <w:t>alternar</w:t>
+            </w:r>
+            <w:proofErr w:type="spellEnd"/>
+            <w:r>
+              <w:rPr>
+                <w:i/>
+                <w:color w:val="2C7A7B"/>
+                <w:sz w:val="20"/>
+              </w:rPr>
+              <w:t xml:space="preserve"> </w:t>
+            </w:r>
+            <w:proofErr w:type="spellStart"/>
+            <w:r>
+              <w:rPr>
+                <w:i/>
+                <w:color w:val="2C7A7B"/>
+                <w:sz w:val="20"/>
+              </w:rPr>
+              <w:t>su</w:t>
+            </w:r>
+            <w:proofErr w:type="spellEnd"/>
+            <w:r>
+              <w:rPr>
+                <w:i/>
+                <w:color w:val="2C7A7B"/>
+                <w:sz w:val="20"/>
+              </w:rPr>
+              <w:t xml:space="preserve"> </w:t>
+            </w:r>
+            <w:proofErr w:type="spellStart"/>
+            <w:r>
+              <w:rPr>
+                <w:i/>
+                <w:color w:val="2C7A7B"/>
+                <w:sz w:val="20"/>
+              </w:rPr>
+              <w:t>visibilidad</w:t>
+            </w:r>
+            <w:proofErr w:type="spellEnd"/>
+            <w:r>
+              <w:rPr>
+                <w:i/>
+                <w:color w:val="2C7A7B"/>
+                <w:sz w:val="20"/>
+              </w:rPr>
+              <w:t xml:space="preserve">. Para </w:t>
+            </w:r>
+            <w:proofErr w:type="spellStart"/>
+            <w:r>
+              <w:rPr>
+                <w:i/>
+                <w:color w:val="2C7A7B"/>
+                <w:sz w:val="20"/>
+              </w:rPr>
+              <w:t>salir</w:t>
+            </w:r>
+            <w:proofErr w:type="spellEnd"/>
+            <w:r>
+              <w:rPr>
+                <w:i/>
+                <w:color w:val="2C7A7B"/>
+                <w:sz w:val="20"/>
+              </w:rPr>
+              <w:t xml:space="preserve"> de </w:t>
+            </w:r>
+            <w:proofErr w:type="spellStart"/>
+            <w:r>
+              <w:rPr>
+                <w:i/>
+                <w:color w:val="2C7A7B"/>
+                <w:sz w:val="20"/>
+              </w:rPr>
+              <w:t>una</w:t>
+            </w:r>
+            <w:proofErr w:type="spellEnd"/>
+            <w:r>
+              <w:rPr>
+                <w:i/>
+                <w:color w:val="2C7A7B"/>
+                <w:sz w:val="20"/>
+              </w:rPr>
+              <w:t xml:space="preserve"> </w:t>
+            </w:r>
+            <w:proofErr w:type="spellStart"/>
+            <w:r>
+              <w:rPr>
+                <w:i/>
+                <w:color w:val="2C7A7B"/>
+                <w:sz w:val="20"/>
+              </w:rPr>
+              <w:t>sesión</w:t>
+            </w:r>
+            <w:proofErr w:type="spellEnd"/>
+            <w:r>
+              <w:rPr>
+                <w:i/>
+                <w:color w:val="2C7A7B"/>
+                <w:sz w:val="20"/>
+              </w:rPr>
+              <w:t xml:space="preserve"> </w:t>
+            </w:r>
+            <w:proofErr w:type="spellStart"/>
+            <w:r>
+              <w:rPr>
+                <w:i/>
+                <w:color w:val="2C7A7B"/>
+                <w:sz w:val="20"/>
+              </w:rPr>
+              <w:t>activa</w:t>
+            </w:r>
+            <w:proofErr w:type="spellEnd"/>
+            <w:r>
+              <w:rPr>
+                <w:i/>
+                <w:color w:val="2C7A7B"/>
+                <w:sz w:val="20"/>
+              </w:rPr>
+              <w:t xml:space="preserve"> de Jupyter </w:t>
+            </w:r>
+            <w:proofErr w:type="spellStart"/>
+            <w:r>
+              <w:rPr>
+                <w:i/>
+                <w:color w:val="2C7A7B"/>
+                <w:sz w:val="20"/>
+              </w:rPr>
+              <w:t>en</w:t>
+            </w:r>
+            <w:proofErr w:type="spellEnd"/>
+            <w:r>
+              <w:rPr>
+                <w:i/>
+                <w:color w:val="2C7A7B"/>
+                <w:sz w:val="20"/>
+              </w:rPr>
+              <w:t xml:space="preserve"> la terminal </w:t>
+            </w:r>
+            <w:proofErr w:type="spellStart"/>
+            <w:r>
+              <w:rPr>
+                <w:i/>
+                <w:color w:val="2C7A7B"/>
+                <w:sz w:val="20"/>
+              </w:rPr>
+              <w:t>presiona</w:t>
+            </w:r>
+            <w:proofErr w:type="spellEnd"/>
+            <w:r>
+              <w:rPr>
+                <w:i/>
+                <w:color w:val="2C7A7B"/>
+                <w:sz w:val="20"/>
+              </w:rPr>
+              <w:t xml:space="preserve"> 'Ctrl + C'.</w:t>
             </w:r>
           </w:p>
         </w:tc>
@@ -614,7 +2260,119 @@
     </w:p>
     <w:p>
       <w:r>
-        <w:t>Git es el estándar de la industria para el control de versiones. Permite registrar la evolución del código, auditar cambios y facilitar el trabajo colaborativo en proyectos de datos.</w:t>
+        <w:t xml:space="preserve">Git es el </w:t>
+      </w:r>
+      <w:proofErr w:type="spellStart"/>
+      <w:r>
+        <w:t>estándar</w:t>
+      </w:r>
+      <w:proofErr w:type="spellEnd"/>
+      <w:r>
+        <w:t xml:space="preserve"> de la </w:t>
+      </w:r>
+      <w:proofErr w:type="spellStart"/>
+      <w:r>
+        <w:t>industria</w:t>
+      </w:r>
+      <w:proofErr w:type="spellEnd"/>
+      <w:r>
+        <w:t xml:space="preserve"> para el control de </w:t>
+      </w:r>
+      <w:proofErr w:type="spellStart"/>
+      <w:r>
+        <w:t>versiones</w:t>
+      </w:r>
+      <w:proofErr w:type="spellEnd"/>
+      <w:r>
+        <w:t xml:space="preserve">. </w:t>
+      </w:r>
+      <w:proofErr w:type="spellStart"/>
+      <w:r>
+        <w:t>Permite</w:t>
+      </w:r>
+      <w:proofErr w:type="spellEnd"/>
+      <w:r>
+        <w:t xml:space="preserve"> registrar la </w:t>
+      </w:r>
+      <w:proofErr w:type="spellStart"/>
+      <w:r>
+        <w:t>evolución</w:t>
+      </w:r>
+      <w:proofErr w:type="spellEnd"/>
+      <w:r>
+        <w:t xml:space="preserve"> del </w:t>
+      </w:r>
+      <w:proofErr w:type="spellStart"/>
+      <w:r>
+        <w:t>código</w:t>
+      </w:r>
+      <w:proofErr w:type="spellEnd"/>
+      <w:r>
+        <w:t xml:space="preserve">, </w:t>
+      </w:r>
+      <w:proofErr w:type="spellStart"/>
+      <w:r>
+        <w:t>auditar</w:t>
+      </w:r>
+      <w:proofErr w:type="spellEnd"/>
+      <w:r>
+        <w:t xml:space="preserve"> </w:t>
+      </w:r>
+      <w:proofErr w:type="spellStart"/>
+      <w:r>
+        <w:t>cambios</w:t>
+      </w:r>
+      <w:proofErr w:type="spellEnd"/>
+      <w:r>
+        <w:t xml:space="preserve"> y </w:t>
+      </w:r>
+      <w:proofErr w:type="spellStart"/>
+      <w:r>
+        <w:t>facilitar</w:t>
+      </w:r>
+      <w:proofErr w:type="spellEnd"/>
+      <w:r>
+        <w:t xml:space="preserve"> el </w:t>
+      </w:r>
+      <w:proofErr w:type="spellStart"/>
+      <w:r>
+        <w:t>trabajo</w:t>
+      </w:r>
+      <w:proofErr w:type="spellEnd"/>
+      <w:r>
+        <w:t xml:space="preserve"> </w:t>
+      </w:r>
+      <w:proofErr w:type="spellStart"/>
+      <w:r>
+        <w:t>colaborativo</w:t>
+      </w:r>
+      <w:proofErr w:type="spellEnd"/>
+      <w:r>
+        <w:t xml:space="preserve"> </w:t>
+      </w:r>
+      <w:proofErr w:type="spellStart"/>
+      <w:r>
+        <w:t>en</w:t>
+      </w:r>
+      <w:proofErr w:type="spellEnd"/>
+      <w:r>
+        <w:t xml:space="preserve"> </w:t>
+      </w:r>
+      <w:proofErr w:type="spellStart"/>
+      <w:r>
+        <w:t>proyectos</w:t>
+      </w:r>
+      <w:proofErr w:type="spellEnd"/>
+      <w:r>
+        <w:t xml:space="preserve"> de </w:t>
+      </w:r>
+      <w:proofErr w:type="spellStart"/>
+      <w:r>
+        <w:t>datos</w:t>
+      </w:r>
+      <w:proofErr w:type="spellEnd"/>
+      <w:r>
+        <w:t>.</w:t>
       </w:r>
     </w:p>
     <w:p>
@@ -628,8 +2386,36 @@
           <w:color w:val="2B6CB0"/>
           <w:sz w:val="26"/>
         </w:rPr>
-        <w:t>2.1 Instalación y Verificación</w:t>
-      </w:r>
+        <w:t xml:space="preserve">2.1 </w:t>
+      </w:r>
+      <w:proofErr w:type="spellStart"/>
+      <w:r>
+        <w:rPr>
+          <w:b/>
+          <w:color w:val="2B6CB0"/>
+          <w:sz w:val="26"/>
+        </w:rPr>
+        <w:t>Instalación</w:t>
+      </w:r>
+      <w:proofErr w:type="spellEnd"/>
+      <w:r>
+        <w:rPr>
+          <w:b/>
+          <w:color w:val="2B6CB0"/>
+          <w:sz w:val="26"/>
+        </w:rPr>
+        <w:t xml:space="preserve"> y </w:t>
+      </w:r>
+      <w:proofErr w:type="spellStart"/>
+      <w:r>
+        <w:rPr>
+          <w:b/>
+          <w:color w:val="2B6CB0"/>
+          <w:sz w:val="26"/>
+        </w:rPr>
+        <w:t>Verificación</w:t>
+      </w:r>
+      <w:proofErr w:type="spellEnd"/>
     </w:p>
     <w:tbl>
       <w:tblPr>
@@ -667,7 +2453,23 @@
                 <w:rFonts w:ascii="Consolas" w:hAnsi="Consolas"/>
                 <w:sz w:val="19"/>
               </w:rPr>
-              <w:t># macOS (mediante Homebrew):</w:t>
+              <w:t># macOS (</w:t>
+            </w:r>
+            <w:proofErr w:type="spellStart"/>
+            <w:r>
+              <w:rPr>
+                <w:rFonts w:ascii="Consolas" w:hAnsi="Consolas"/>
+                <w:sz w:val="19"/>
+              </w:rPr>
+              <w:t>mediante</w:t>
+            </w:r>
+            <w:proofErr w:type="spellEnd"/>
+            <w:r>
+              <w:rPr>
+                <w:rFonts w:ascii="Consolas" w:hAnsi="Consolas"/>
+                <w:sz w:val="19"/>
+              </w:rPr>
+              <w:t xml:space="preserve"> Homebrew):</w:t>
             </w:r>
           </w:p>
           <w:p>
@@ -708,7 +2510,71 @@
                 <w:rFonts w:ascii="Consolas" w:hAnsi="Consolas"/>
                 <w:sz w:val="19"/>
               </w:rPr>
-              <w:t># Descargar el instalador ejecutable desde https://git-scm.com/downloads/win</w:t>
+              <w:t xml:space="preserve"># </w:t>
+            </w:r>
+            <w:proofErr w:type="spellStart"/>
+            <w:r>
+              <w:rPr>
+                <w:rFonts w:ascii="Consolas" w:hAnsi="Consolas"/>
+                <w:sz w:val="19"/>
+              </w:rPr>
+              <w:t>Descargar</w:t>
+            </w:r>
+            <w:proofErr w:type="spellEnd"/>
+            <w:r>
+              <w:rPr>
+                <w:rFonts w:ascii="Consolas" w:hAnsi="Consolas"/>
+                <w:sz w:val="19"/>
+              </w:rPr>
+              <w:t xml:space="preserve"> el </w:t>
+            </w:r>
+            <w:proofErr w:type="spellStart"/>
+            <w:r>
+              <w:rPr>
+                <w:rFonts w:ascii="Consolas" w:hAnsi="Consolas"/>
+                <w:sz w:val="19"/>
+              </w:rPr>
+              <w:t>instalador</w:t>
+            </w:r>
+            <w:proofErr w:type="spellEnd"/>
+            <w:r>
+              <w:rPr>
+                <w:rFonts w:ascii="Consolas" w:hAnsi="Consolas"/>
+                <w:sz w:val="19"/>
+              </w:rPr>
+              <w:t xml:space="preserve"> </w:t>
+            </w:r>
+            <w:proofErr w:type="spellStart"/>
+            <w:r>
+              <w:rPr>
+                <w:rFonts w:ascii="Consolas" w:hAnsi="Consolas"/>
+                <w:sz w:val="19"/>
+              </w:rPr>
+              <w:t>ejecutable</w:t>
+            </w:r>
+            <w:proofErr w:type="spellEnd"/>
+            <w:r>
+              <w:rPr>
+                <w:rFonts w:ascii="Consolas" w:hAnsi="Consolas"/>
+                <w:sz w:val="19"/>
+              </w:rPr>
+              <w:t xml:space="preserve"> </w:t>
+            </w:r>
+            <w:proofErr w:type="spellStart"/>
+            <w:r>
+              <w:rPr>
+                <w:rFonts w:ascii="Consolas" w:hAnsi="Consolas"/>
+                <w:sz w:val="19"/>
+              </w:rPr>
+              <w:t>desde</w:t>
+            </w:r>
+            <w:proofErr w:type="spellEnd"/>
+            <w:r>
+              <w:rPr>
+                <w:rFonts w:ascii="Consolas" w:hAnsi="Consolas"/>
+                <w:sz w:val="19"/>
+              </w:rPr>
+              <w:t xml:space="preserve"> https://git-scm.com/downloads/win</w:t>
             </w:r>
           </w:p>
           <w:p>
@@ -725,7 +2591,39 @@
                 <w:rFonts w:ascii="Consolas" w:hAnsi="Consolas"/>
                 <w:sz w:val="19"/>
               </w:rPr>
-              <w:t># Verificación de instalación:</w:t>
+              <w:t xml:space="preserve"># </w:t>
+            </w:r>
+            <w:proofErr w:type="spellStart"/>
+            <w:r>
+              <w:rPr>
+                <w:rFonts w:ascii="Consolas" w:hAnsi="Consolas"/>
+                <w:sz w:val="19"/>
+              </w:rPr>
+              <w:t>Verificación</w:t>
+            </w:r>
+            <w:proofErr w:type="spellEnd"/>
+            <w:r>
+              <w:rPr>
+                <w:rFonts w:ascii="Consolas" w:hAnsi="Consolas"/>
+                <w:sz w:val="19"/>
+              </w:rPr>
+              <w:t xml:space="preserve"> de </w:t>
+            </w:r>
+            <w:proofErr w:type="spellStart"/>
+            <w:r>
+              <w:rPr>
+                <w:rFonts w:ascii="Consolas" w:hAnsi="Consolas"/>
+                <w:sz w:val="19"/>
+              </w:rPr>
+              <w:t>instalación</w:t>
+            </w:r>
+            <w:proofErr w:type="spellEnd"/>
+            <w:r>
+              <w:rPr>
+                <w:rFonts w:ascii="Consolas" w:hAnsi="Consolas"/>
+                <w:sz w:val="19"/>
+              </w:rPr>
+              <w:t>:</w:t>
             </w:r>
           </w:p>
           <w:p>
@@ -771,12 +2669,110 @@
           <w:color w:val="2B6CB0"/>
           <w:sz w:val="26"/>
         </w:rPr>
-        <w:t>2.2 Configuración Global de la Identidad</w:t>
+        <w:t xml:space="preserve">2.2 </w:t>
+      </w:r>
+      <w:proofErr w:type="spellStart"/>
+      <w:r>
+        <w:rPr>
+          <w:b/>
+          <w:color w:val="2B6CB0"/>
+          <w:sz w:val="26"/>
+        </w:rPr>
+        <w:t>Configuración</w:t>
+      </w:r>
+      <w:proofErr w:type="spellEnd"/>
+      <w:r>
+        <w:rPr>
+          <w:b/>
+          <w:color w:val="2B6CB0"/>
+          <w:sz w:val="26"/>
+        </w:rPr>
+        <w:t xml:space="preserve"> Global de la Identidad</w:t>
       </w:r>
     </w:p>
     <w:p>
       <w:r>
-        <w:t>Antes de registrar cambios por primera vez, se debe asociar el nombre y correo institucional al perfil global de Git:</w:t>
+        <w:t xml:space="preserve">Antes de registrar </w:t>
+      </w:r>
+      <w:proofErr w:type="spellStart"/>
+      <w:r>
+        <w:t>cambios</w:t>
+      </w:r>
+      <w:proofErr w:type="spellEnd"/>
+      <w:r>
+        <w:t xml:space="preserve"> </w:t>
+      </w:r>
+      <w:proofErr w:type="spellStart"/>
+      <w:r>
+        <w:t>por</w:t>
+      </w:r>
+      <w:proofErr w:type="spellEnd"/>
+      <w:r>
+        <w:t xml:space="preserve"> </w:t>
+      </w:r>
+      <w:proofErr w:type="spellStart"/>
+      <w:r>
+        <w:t>primera</w:t>
+      </w:r>
+      <w:proofErr w:type="spellEnd"/>
+      <w:r>
+        <w:t xml:space="preserve"> </w:t>
+      </w:r>
+      <w:proofErr w:type="spellStart"/>
+      <w:r>
+        <w:t>vez</w:t>
+      </w:r>
+      <w:proofErr w:type="spellEnd"/>
+      <w:r>
+        <w:t xml:space="preserve">, se </w:t>
+      </w:r>
+      <w:proofErr w:type="spellStart"/>
+      <w:r>
+        <w:t>debe</w:t>
+      </w:r>
+      <w:proofErr w:type="spellEnd"/>
+      <w:r>
+        <w:t xml:space="preserve"> </w:t>
+      </w:r>
+      <w:proofErr w:type="spellStart"/>
+      <w:r>
+        <w:t>asociar</w:t>
+      </w:r>
+      <w:proofErr w:type="spellEnd"/>
+      <w:r>
+        <w:t xml:space="preserve"> el </w:t>
+      </w:r>
+      <w:proofErr w:type="spellStart"/>
+      <w:r>
+        <w:t>nombre</w:t>
+      </w:r>
+      <w:proofErr w:type="spellEnd"/>
+      <w:r>
+        <w:t xml:space="preserve"> y </w:t>
+      </w:r>
+      <w:proofErr w:type="spellStart"/>
+      <w:r>
+        <w:t>correo</w:t>
+      </w:r>
+      <w:proofErr w:type="spellEnd"/>
+      <w:r>
+        <w:t xml:space="preserve"> </w:t>
+      </w:r>
+      <w:proofErr w:type="spellStart"/>
+      <w:r>
+        <w:t>institucional</w:t>
+      </w:r>
+      <w:proofErr w:type="spellEnd"/>
+      <w:r>
+        <w:t xml:space="preserve"> al </w:t>
+      </w:r>
+      <w:proofErr w:type="spellStart"/>
+      <w:r>
+        <w:t>perfil</w:t>
+      </w:r>
+      <w:proofErr w:type="spellEnd"/>
+      <w:r>
+        <w:t xml:space="preserve"> global de Git:</w:t>
       </w:r>
     </w:p>
     <w:tbl>
@@ -827,7 +2823,25 @@
                 <w:rFonts w:ascii="Consolas" w:hAnsi="Consolas"/>
                 <w:sz w:val="19"/>
               </w:rPr>
-              <w:t>git config --global user.email duvan.catano@udea.edu.co</w:t>
+              <w:t xml:space="preserve">git config --global </w:t>
+            </w:r>
+            <w:proofErr w:type="spellStart"/>
+            <w:proofErr w:type="gramStart"/>
+            <w:r>
+              <w:rPr>
+                <w:rFonts w:ascii="Consolas" w:hAnsi="Consolas"/>
+                <w:sz w:val="19"/>
+              </w:rPr>
+              <w:t>user.email</w:t>
+            </w:r>
+            <w:proofErr w:type="spellEnd"/>
+            <w:proofErr w:type="gramEnd"/>
+            <w:r>
+              <w:rPr>
+                <w:rFonts w:ascii="Consolas" w:hAnsi="Consolas"/>
+                <w:sz w:val="19"/>
+              </w:rPr>
+              <w:t xml:space="preserve"> duvan.catano@udea.edu.co</w:t>
             </w:r>
           </w:p>
           <w:p>
@@ -844,7 +2858,55 @@
                 <w:rFonts w:ascii="Consolas" w:hAnsi="Consolas"/>
                 <w:sz w:val="19"/>
               </w:rPr>
-              <w:t># Verificar credenciales configuradas:</w:t>
+              <w:t xml:space="preserve"># </w:t>
+            </w:r>
+            <w:proofErr w:type="spellStart"/>
+            <w:r>
+              <w:rPr>
+                <w:rFonts w:ascii="Consolas" w:hAnsi="Consolas"/>
+                <w:sz w:val="19"/>
+              </w:rPr>
+              <w:t>Verificar</w:t>
+            </w:r>
+            <w:proofErr w:type="spellEnd"/>
+            <w:r>
+              <w:rPr>
+                <w:rFonts w:ascii="Consolas" w:hAnsi="Consolas"/>
+                <w:sz w:val="19"/>
+              </w:rPr>
+              <w:t xml:space="preserve"> </w:t>
+            </w:r>
+            <w:proofErr w:type="spellStart"/>
+            <w:r>
+              <w:rPr>
+                <w:rFonts w:ascii="Consolas" w:hAnsi="Consolas"/>
+                <w:sz w:val="19"/>
+              </w:rPr>
+              <w:t>credenciales</w:t>
+            </w:r>
+            <w:proofErr w:type="spellEnd"/>
+            <w:r>
+              <w:rPr>
+                <w:rFonts w:ascii="Consolas" w:hAnsi="Consolas"/>
+                <w:sz w:val="19"/>
+              </w:rPr>
+              <w:t xml:space="preserve"> </w:t>
+            </w:r>
+            <w:proofErr w:type="spellStart"/>
+            <w:r>
+              <w:rPr>
+                <w:rFonts w:ascii="Consolas" w:hAnsi="Consolas"/>
+                <w:sz w:val="19"/>
+              </w:rPr>
+              <w:t>configuradas</w:t>
+            </w:r>
+            <w:proofErr w:type="spellEnd"/>
+            <w:r>
+              <w:rPr>
+                <w:rFonts w:ascii="Consolas" w:hAnsi="Consolas"/>
+                <w:sz w:val="19"/>
+              </w:rPr>
+              <w:t>:</w:t>
             </w:r>
           </w:p>
           <w:p>
@@ -868,8 +2930,19 @@
                 <w:rFonts w:ascii="Consolas" w:hAnsi="Consolas"/>
                 <w:sz w:val="19"/>
               </w:rPr>
-              <w:t>git config --global user.email</w:t>
-            </w:r>
+              <w:t xml:space="preserve">git config --global </w:t>
+            </w:r>
+            <w:proofErr w:type="spellStart"/>
+            <w:proofErr w:type="gramStart"/>
+            <w:r>
+              <w:rPr>
+                <w:rFonts w:ascii="Consolas" w:hAnsi="Consolas"/>
+                <w:sz w:val="19"/>
+              </w:rPr>
+              <w:t>user.email</w:t>
+            </w:r>
+            <w:proofErr w:type="spellEnd"/>
+            <w:proofErr w:type="gramEnd"/>
           </w:p>
           <w:p>
             <w:pPr>
@@ -880,8 +2953,49 @@
                 <w:rFonts w:ascii="Consolas" w:hAnsi="Consolas"/>
                 <w:sz w:val="19"/>
               </w:rPr>
-              <w:t>git config --list                 # Presiona 'q' para salir de la lista</w:t>
-            </w:r>
+              <w:t xml:space="preserve">git config --list                 # </w:t>
+            </w:r>
+            <w:proofErr w:type="spellStart"/>
+            <w:r>
+              <w:rPr>
+                <w:rFonts w:ascii="Consolas" w:hAnsi="Consolas"/>
+                <w:sz w:val="19"/>
+              </w:rPr>
+              <w:t>Presiona</w:t>
+            </w:r>
+            <w:proofErr w:type="spellEnd"/>
+            <w:r>
+              <w:rPr>
+                <w:rFonts w:ascii="Consolas" w:hAnsi="Consolas"/>
+                <w:sz w:val="19"/>
+              </w:rPr>
+              <w:t xml:space="preserve"> 'q' para </w:t>
+            </w:r>
+            <w:proofErr w:type="spellStart"/>
+            <w:r>
+              <w:rPr>
+                <w:rFonts w:ascii="Consolas" w:hAnsi="Consolas"/>
+                <w:sz w:val="19"/>
+              </w:rPr>
+              <w:t>salir</w:t>
+            </w:r>
+            <w:proofErr w:type="spellEnd"/>
+            <w:r>
+              <w:rPr>
+                <w:rFonts w:ascii="Consolas" w:hAnsi="Consolas"/>
+                <w:sz w:val="19"/>
+              </w:rPr>
+              <w:t xml:space="preserve"> de la </w:t>
+            </w:r>
+            <w:proofErr w:type="spellStart"/>
+            <w:r>
+              <w:rPr>
+                <w:rFonts w:ascii="Consolas" w:hAnsi="Consolas"/>
+                <w:sz w:val="19"/>
+              </w:rPr>
+              <w:t>lista</w:t>
+            </w:r>
+            <w:proofErr w:type="spellEnd"/>
           </w:p>
         </w:tc>
       </w:tr>
@@ -910,7 +3024,143 @@
     </w:p>
     <w:p>
       <w:r>
-        <w:t>Un proyecto analítico debe interpretarse como una secuencia de 'fotografías' (commits) en el tiempo. Cada commit guarda un estado preciso e inmutable del código y los análisis.</w:t>
+        <w:t xml:space="preserve">Un </w:t>
+      </w:r>
+      <w:proofErr w:type="spellStart"/>
+      <w:r>
+        <w:t>proyecto</w:t>
+      </w:r>
+      <w:proofErr w:type="spellEnd"/>
+      <w:r>
+        <w:t xml:space="preserve"> </w:t>
+      </w:r>
+      <w:proofErr w:type="spellStart"/>
+      <w:r>
+        <w:t>analítico</w:t>
+      </w:r>
+      <w:proofErr w:type="spellEnd"/>
+      <w:r>
+        <w:t xml:space="preserve"> </w:t>
+      </w:r>
+      <w:proofErr w:type="spellStart"/>
+      <w:r>
+        <w:t>debe</w:t>
+      </w:r>
+      <w:proofErr w:type="spellEnd"/>
+      <w:r>
+        <w:t xml:space="preserve"> </w:t>
+      </w:r>
+      <w:proofErr w:type="spellStart"/>
+      <w:r>
+        <w:t>interpretarse</w:t>
+      </w:r>
+      <w:proofErr w:type="spellEnd"/>
+      <w:r>
+        <w:t xml:space="preserve"> </w:t>
+      </w:r>
+      <w:proofErr w:type="spellStart"/>
+      <w:r>
+        <w:t>como</w:t>
+      </w:r>
+      <w:proofErr w:type="spellEnd"/>
+      <w:r>
+        <w:t xml:space="preserve"> </w:t>
+      </w:r>
+      <w:proofErr w:type="spellStart"/>
+      <w:r>
+        <w:t>una</w:t>
+      </w:r>
+      <w:proofErr w:type="spellEnd"/>
+      <w:r>
+        <w:t xml:space="preserve"> </w:t>
+      </w:r>
+      <w:proofErr w:type="spellStart"/>
+      <w:r>
+        <w:t>secuencia</w:t>
+      </w:r>
+      <w:proofErr w:type="spellEnd"/>
+      <w:r>
+        <w:t xml:space="preserve"> de '</w:t>
+      </w:r>
+      <w:proofErr w:type="spellStart"/>
+      <w:r>
+        <w:t>fotografías</w:t>
+      </w:r>
+      <w:proofErr w:type="spellEnd"/>
+      <w:r>
+        <w:t xml:space="preserve">' (commits) </w:t>
+      </w:r>
+      <w:proofErr w:type="spellStart"/>
+      <w:r>
+        <w:t>en</w:t>
+      </w:r>
+      <w:proofErr w:type="spellEnd"/>
+      <w:r>
+        <w:t xml:space="preserve"> el </w:t>
+      </w:r>
+      <w:proofErr w:type="spellStart"/>
+      <w:r>
+        <w:t>tiempo</w:t>
+      </w:r>
+      <w:proofErr w:type="spellEnd"/>
+      <w:r>
+        <w:t xml:space="preserve">. Cada commit </w:t>
+      </w:r>
+      <w:proofErr w:type="spellStart"/>
+      <w:r>
+        <w:t>guarda</w:t>
+      </w:r>
+      <w:proofErr w:type="spellEnd"/>
+      <w:r>
+        <w:t xml:space="preserve"> un </w:t>
+      </w:r>
+      <w:proofErr w:type="spellStart"/>
+      <w:r>
+        <w:t>estado</w:t>
+      </w:r>
+      <w:proofErr w:type="spellEnd"/>
+      <w:r>
+        <w:t xml:space="preserve"> </w:t>
+      </w:r>
+      <w:proofErr w:type="spellStart"/>
+      <w:r>
+        <w:t>preciso</w:t>
+      </w:r>
+      <w:proofErr w:type="spellEnd"/>
+      <w:r>
+        <w:t xml:space="preserve"> e </w:t>
+      </w:r>
+      <w:proofErr w:type="spellStart"/>
+      <w:r>
+        <w:t>inmutable</w:t>
+      </w:r>
+      <w:proofErr w:type="spellEnd"/>
+      <w:r>
+        <w:t xml:space="preserve"> del </w:t>
+      </w:r>
+      <w:proofErr w:type="spellStart"/>
+      <w:r>
+        <w:t>código</w:t>
+      </w:r>
+      <w:proofErr w:type="spellEnd"/>
+      <w:r>
+        <w:t xml:space="preserve"> y </w:t>
+      </w:r>
+      <w:proofErr w:type="spellStart"/>
+      <w:r>
+        <w:t>los</w:t>
+      </w:r>
+      <w:proofErr w:type="spellEnd"/>
+      <w:r>
+        <w:t xml:space="preserve"> </w:t>
+      </w:r>
+      <w:proofErr w:type="spellStart"/>
+      <w:r>
+        <w:t>análisis</w:t>
+      </w:r>
+      <w:proofErr w:type="spellEnd"/>
+      <w:r>
+        <w:t>.</w:t>
       </w:r>
     </w:p>
     <w:p>
@@ -925,8 +3175,36 @@
           <w:sz w:val="26"/>
         </w:rPr>
         <w:lastRenderedPageBreak/>
-        <w:t>3.1 Inicialización de un Repositorio</w:t>
-      </w:r>
+        <w:t xml:space="preserve">3.1 </w:t>
+      </w:r>
+      <w:proofErr w:type="spellStart"/>
+      <w:r>
+        <w:rPr>
+          <w:b/>
+          <w:color w:val="2B6CB0"/>
+          <w:sz w:val="26"/>
+        </w:rPr>
+        <w:t>Inicialización</w:t>
+      </w:r>
+      <w:proofErr w:type="spellEnd"/>
+      <w:r>
+        <w:rPr>
+          <w:b/>
+          <w:color w:val="2B6CB0"/>
+          <w:sz w:val="26"/>
+        </w:rPr>
+        <w:t xml:space="preserve"> de un </w:t>
+      </w:r>
+      <w:proofErr w:type="spellStart"/>
+      <w:r>
+        <w:rPr>
+          <w:b/>
+          <w:color w:val="2B6CB0"/>
+          <w:sz w:val="26"/>
+        </w:rPr>
+        <w:t>Repositorio</w:t>
+      </w:r>
+      <w:proofErr w:type="spellEnd"/>
     </w:p>
     <w:tbl>
       <w:tblPr>
@@ -964,7 +3242,87 @@
                 <w:rFonts w:ascii="Consolas" w:hAnsi="Consolas"/>
                 <w:sz w:val="19"/>
               </w:rPr>
-              <w:t>git init                          # Inicializa el control de versiones en la carpeta actual</w:t>
+              <w:t xml:space="preserve">git </w:t>
+            </w:r>
+            <w:proofErr w:type="spellStart"/>
+            <w:r>
+              <w:rPr>
+                <w:rFonts w:ascii="Consolas" w:hAnsi="Consolas"/>
+                <w:sz w:val="19"/>
+              </w:rPr>
+              <w:t>init</w:t>
+            </w:r>
+            <w:proofErr w:type="spellEnd"/>
+            <w:r>
+              <w:rPr>
+                <w:rFonts w:ascii="Consolas" w:hAnsi="Consolas"/>
+                <w:sz w:val="19"/>
+              </w:rPr>
+              <w:t xml:space="preserve">                          # </w:t>
+            </w:r>
+            <w:proofErr w:type="spellStart"/>
+            <w:r>
+              <w:rPr>
+                <w:rFonts w:ascii="Consolas" w:hAnsi="Consolas"/>
+                <w:sz w:val="19"/>
+              </w:rPr>
+              <w:t>Inicializa</w:t>
+            </w:r>
+            <w:proofErr w:type="spellEnd"/>
+            <w:r>
+              <w:rPr>
+                <w:rFonts w:ascii="Consolas" w:hAnsi="Consolas"/>
+                <w:sz w:val="19"/>
+              </w:rPr>
+              <w:t xml:space="preserve"> el control de </w:t>
+            </w:r>
+            <w:proofErr w:type="spellStart"/>
+            <w:r>
+              <w:rPr>
+                <w:rFonts w:ascii="Consolas" w:hAnsi="Consolas"/>
+                <w:sz w:val="19"/>
+              </w:rPr>
+              <w:t>versiones</w:t>
+            </w:r>
+            <w:proofErr w:type="spellEnd"/>
+            <w:r>
+              <w:rPr>
+                <w:rFonts w:ascii="Consolas" w:hAnsi="Consolas"/>
+                <w:sz w:val="19"/>
+              </w:rPr>
+              <w:t xml:space="preserve"> </w:t>
+            </w:r>
+            <w:proofErr w:type="spellStart"/>
+            <w:r>
+              <w:rPr>
+                <w:rFonts w:ascii="Consolas" w:hAnsi="Consolas"/>
+                <w:sz w:val="19"/>
+              </w:rPr>
+              <w:t>en</w:t>
+            </w:r>
+            <w:proofErr w:type="spellEnd"/>
+            <w:r>
+              <w:rPr>
+                <w:rFonts w:ascii="Consolas" w:hAnsi="Consolas"/>
+                <w:sz w:val="19"/>
+              </w:rPr>
+              <w:t xml:space="preserve"> la </w:t>
+            </w:r>
+            <w:proofErr w:type="spellStart"/>
+            <w:r>
+              <w:rPr>
+                <w:rFonts w:ascii="Consolas" w:hAnsi="Consolas"/>
+                <w:sz w:val="19"/>
+              </w:rPr>
+              <w:t>carpeta</w:t>
+            </w:r>
+            <w:proofErr w:type="spellEnd"/>
+            <w:r>
+              <w:rPr>
+                <w:rFonts w:ascii="Consolas" w:hAnsi="Consolas"/>
+                <w:sz w:val="19"/>
+              </w:rPr>
+              <w:t xml:space="preserve"> actual</w:t>
             </w:r>
           </w:p>
           <w:p>
@@ -976,7 +3334,71 @@
                 <w:rFonts w:ascii="Consolas" w:hAnsi="Consolas"/>
                 <w:sz w:val="19"/>
               </w:rPr>
-              <w:t>git branch -m main                # Renombra la rama por defecto a 'main'</w:t>
+              <w:t xml:space="preserve">git branch -m main                # </w:t>
+            </w:r>
+            <w:proofErr w:type="spellStart"/>
+            <w:r>
+              <w:rPr>
+                <w:rFonts w:ascii="Consolas" w:hAnsi="Consolas"/>
+                <w:sz w:val="19"/>
+              </w:rPr>
+              <w:t>Renombra</w:t>
+            </w:r>
+            <w:proofErr w:type="spellEnd"/>
+            <w:r>
+              <w:rPr>
+                <w:rFonts w:ascii="Consolas" w:hAnsi="Consolas"/>
+                <w:sz w:val="19"/>
+              </w:rPr>
+              <w:t xml:space="preserve"> la </w:t>
+            </w:r>
+            <w:proofErr w:type="spellStart"/>
+            <w:r>
+              <w:rPr>
+                <w:rFonts w:ascii="Consolas" w:hAnsi="Consolas"/>
+                <w:sz w:val="19"/>
+              </w:rPr>
+              <w:t>rama</w:t>
+            </w:r>
+            <w:proofErr w:type="spellEnd"/>
+            <w:r>
+              <w:rPr>
+                <w:rFonts w:ascii="Consolas" w:hAnsi="Consolas"/>
+                <w:sz w:val="19"/>
+              </w:rPr>
+              <w:t xml:space="preserve"> </w:t>
+            </w:r>
+            <w:proofErr w:type="spellStart"/>
+            <w:r>
+              <w:rPr>
+                <w:rFonts w:ascii="Consolas" w:hAnsi="Consolas"/>
+                <w:sz w:val="19"/>
+              </w:rPr>
+              <w:t>por</w:t>
+            </w:r>
+            <w:proofErr w:type="spellEnd"/>
+            <w:r>
+              <w:rPr>
+                <w:rFonts w:ascii="Consolas" w:hAnsi="Consolas"/>
+                <w:sz w:val="19"/>
+              </w:rPr>
+              <w:t xml:space="preserve"> </w:t>
+            </w:r>
+            <w:proofErr w:type="spellStart"/>
+            <w:r>
+              <w:rPr>
+                <w:rFonts w:ascii="Consolas" w:hAnsi="Consolas"/>
+                <w:sz w:val="19"/>
+              </w:rPr>
+              <w:t>defecto</w:t>
+            </w:r>
+            <w:proofErr w:type="spellEnd"/>
+            <w:r>
+              <w:rPr>
+                <w:rFonts w:ascii="Consolas" w:hAnsi="Consolas"/>
+                <w:sz w:val="19"/>
+              </w:rPr>
+              <w:t xml:space="preserve"> a 'main'</w:t>
             </w:r>
           </w:p>
         </w:tc>
@@ -998,7 +3420,43 @@
           <w:color w:val="2B6CB0"/>
           <w:sz w:val="26"/>
         </w:rPr>
-        <w:t>3.2 Ciclo de Vida de los Cambios (Working Tree -&gt; Stage -&gt; Commit)</w:t>
+        <w:t xml:space="preserve">3.2 Ciclo de Vida de </w:t>
+      </w:r>
+      <w:proofErr w:type="spellStart"/>
+      <w:r>
+        <w:rPr>
+          <w:b/>
+          <w:color w:val="2B6CB0"/>
+          <w:sz w:val="26"/>
+        </w:rPr>
+        <w:t>los</w:t>
+      </w:r>
+      <w:proofErr w:type="spellEnd"/>
+      <w:r>
+        <w:rPr>
+          <w:b/>
+          <w:color w:val="2B6CB0"/>
+          <w:sz w:val="26"/>
+        </w:rPr>
+        <w:t xml:space="preserve"> </w:t>
+      </w:r>
+      <w:proofErr w:type="spellStart"/>
+      <w:r>
+        <w:rPr>
+          <w:b/>
+          <w:color w:val="2B6CB0"/>
+          <w:sz w:val="26"/>
+        </w:rPr>
+        <w:t>Cambios</w:t>
+      </w:r>
+      <w:proofErr w:type="spellEnd"/>
+      <w:r>
+        <w:rPr>
+          <w:b/>
+          <w:color w:val="2B6CB0"/>
+          <w:sz w:val="26"/>
+        </w:rPr>
+        <w:t xml:space="preserve"> (Working Tree -&gt; Stage -&gt; Commit)</w:t>
       </w:r>
     </w:p>
     <w:tbl>
@@ -1037,8 +3495,65 @@
                 <w:rFonts w:ascii="Consolas" w:hAnsi="Consolas"/>
                 <w:sz w:val="19"/>
               </w:rPr>
-              <w:t>git status                        # Consulta el estado del área de trabajo e índice</w:t>
-            </w:r>
+              <w:t xml:space="preserve">git status                        # Consulta el </w:t>
+            </w:r>
+            <w:proofErr w:type="spellStart"/>
+            <w:r>
+              <w:rPr>
+                <w:rFonts w:ascii="Consolas" w:hAnsi="Consolas"/>
+                <w:sz w:val="19"/>
+              </w:rPr>
+              <w:t>estado</w:t>
+            </w:r>
+            <w:proofErr w:type="spellEnd"/>
+            <w:r>
+              <w:rPr>
+                <w:rFonts w:ascii="Consolas" w:hAnsi="Consolas"/>
+                <w:sz w:val="19"/>
+              </w:rPr>
+              <w:t xml:space="preserve"> del </w:t>
+            </w:r>
+            <w:proofErr w:type="spellStart"/>
+            <w:r>
+              <w:rPr>
+                <w:rFonts w:ascii="Consolas" w:hAnsi="Consolas"/>
+                <w:sz w:val="19"/>
+              </w:rPr>
+              <w:t>área</w:t>
+            </w:r>
+            <w:proofErr w:type="spellEnd"/>
+            <w:r>
+              <w:rPr>
+                <w:rFonts w:ascii="Consolas" w:hAnsi="Consolas"/>
+                <w:sz w:val="19"/>
+              </w:rPr>
+              <w:t xml:space="preserve"> de </w:t>
+            </w:r>
+            <w:proofErr w:type="spellStart"/>
+            <w:r>
+              <w:rPr>
+                <w:rFonts w:ascii="Consolas" w:hAnsi="Consolas"/>
+                <w:sz w:val="19"/>
+              </w:rPr>
+              <w:t>trabajo</w:t>
+            </w:r>
+            <w:proofErr w:type="spellEnd"/>
+            <w:r>
+              <w:rPr>
+                <w:rFonts w:ascii="Consolas" w:hAnsi="Consolas"/>
+                <w:sz w:val="19"/>
+              </w:rPr>
+              <w:t xml:space="preserve"> e </w:t>
+            </w:r>
+            <w:proofErr w:type="spellStart"/>
+            <w:r>
+              <w:rPr>
+                <w:rFonts w:ascii="Consolas" w:hAnsi="Consolas"/>
+                <w:sz w:val="19"/>
+              </w:rPr>
+              <w:t>índice</w:t>
+            </w:r>
+            <w:proofErr w:type="spellEnd"/>
           </w:p>
           <w:p>
             <w:pPr>
@@ -1049,7 +3564,55 @@
                 <w:rFonts w:ascii="Consolas" w:hAnsi="Consolas"/>
                 <w:sz w:val="19"/>
               </w:rPr>
-              <w:t>git add script.py                 # Pasa un archivo individual al área de preparación (stage)</w:t>
+              <w:t xml:space="preserve">git add script.py                 # Pasa un </w:t>
+            </w:r>
+            <w:proofErr w:type="spellStart"/>
+            <w:r>
+              <w:rPr>
+                <w:rFonts w:ascii="Consolas" w:hAnsi="Consolas"/>
+                <w:sz w:val="19"/>
+              </w:rPr>
+              <w:t>archivo</w:t>
+            </w:r>
+            <w:proofErr w:type="spellEnd"/>
+            <w:r>
+              <w:rPr>
+                <w:rFonts w:ascii="Consolas" w:hAnsi="Consolas"/>
+                <w:sz w:val="19"/>
+              </w:rPr>
+              <w:t xml:space="preserve"> individual al </w:t>
+            </w:r>
+            <w:proofErr w:type="spellStart"/>
+            <w:r>
+              <w:rPr>
+                <w:rFonts w:ascii="Consolas" w:hAnsi="Consolas"/>
+                <w:sz w:val="19"/>
+              </w:rPr>
+              <w:t>área</w:t>
+            </w:r>
+            <w:proofErr w:type="spellEnd"/>
+            <w:r>
+              <w:rPr>
+                <w:rFonts w:ascii="Consolas" w:hAnsi="Consolas"/>
+                <w:sz w:val="19"/>
+              </w:rPr>
+              <w:t xml:space="preserve"> de </w:t>
+            </w:r>
+            <w:proofErr w:type="spellStart"/>
+            <w:r>
+              <w:rPr>
+                <w:rFonts w:ascii="Consolas" w:hAnsi="Consolas"/>
+                <w:sz w:val="19"/>
+              </w:rPr>
+              <w:t>preparación</w:t>
+            </w:r>
+            <w:proofErr w:type="spellEnd"/>
+            <w:r>
+              <w:rPr>
+                <w:rFonts w:ascii="Consolas" w:hAnsi="Consolas"/>
+                <w:sz w:val="19"/>
+              </w:rPr>
+              <w:t xml:space="preserve"> (stage)</w:t>
             </w:r>
           </w:p>
           <w:p>
@@ -1061,8 +3624,97 @@
                 <w:rFonts w:ascii="Consolas" w:hAnsi="Consolas"/>
                 <w:sz w:val="19"/>
               </w:rPr>
-              <w:t>git add .                         # Prepara TODOS los archivos modificados/nuevos</w:t>
-            </w:r>
+              <w:t xml:space="preserve">git </w:t>
+            </w:r>
+            <w:proofErr w:type="gramStart"/>
+            <w:r>
+              <w:rPr>
+                <w:rFonts w:ascii="Consolas" w:hAnsi="Consolas"/>
+                <w:sz w:val="19"/>
+              </w:rPr>
+              <w:t>add .</w:t>
+            </w:r>
+            <w:proofErr w:type="gramEnd"/>
+            <w:r>
+              <w:rPr>
+                <w:rFonts w:ascii="Consolas" w:hAnsi="Consolas"/>
+                <w:sz w:val="19"/>
+              </w:rPr>
+              <w:t xml:space="preserve">                         # </w:t>
+            </w:r>
+            <w:proofErr w:type="spellStart"/>
+            <w:r>
+              <w:rPr>
+                <w:rFonts w:ascii="Consolas" w:hAnsi="Consolas"/>
+                <w:sz w:val="19"/>
+              </w:rPr>
+              <w:t>Prepara</w:t>
+            </w:r>
+            <w:proofErr w:type="spellEnd"/>
+            <w:r>
+              <w:rPr>
+                <w:rFonts w:ascii="Consolas" w:hAnsi="Consolas"/>
+                <w:sz w:val="19"/>
+              </w:rPr>
+              <w:t xml:space="preserve"> TODOS </w:t>
+            </w:r>
+            <w:proofErr w:type="spellStart"/>
+            <w:r>
+              <w:rPr>
+                <w:rFonts w:ascii="Consolas" w:hAnsi="Consolas"/>
+                <w:sz w:val="19"/>
+              </w:rPr>
+              <w:t>los</w:t>
+            </w:r>
+            <w:proofErr w:type="spellEnd"/>
+            <w:r>
+              <w:rPr>
+                <w:rFonts w:ascii="Consolas" w:hAnsi="Consolas"/>
+                <w:sz w:val="19"/>
+              </w:rPr>
+              <w:t xml:space="preserve"> </w:t>
+            </w:r>
+            <w:proofErr w:type="spellStart"/>
+            <w:r>
+              <w:rPr>
+                <w:rFonts w:ascii="Consolas" w:hAnsi="Consolas"/>
+                <w:sz w:val="19"/>
+              </w:rPr>
+              <w:t>archivos</w:t>
+            </w:r>
+            <w:proofErr w:type="spellEnd"/>
+            <w:r>
+              <w:rPr>
+                <w:rFonts w:ascii="Consolas" w:hAnsi="Consolas"/>
+                <w:sz w:val="19"/>
+              </w:rPr>
+              <w:t xml:space="preserve"> </w:t>
+            </w:r>
+            <w:proofErr w:type="spellStart"/>
+            <w:r>
+              <w:rPr>
+                <w:rFonts w:ascii="Consolas" w:hAnsi="Consolas"/>
+                <w:sz w:val="19"/>
+              </w:rPr>
+              <w:t>modificados</w:t>
+            </w:r>
+            <w:proofErr w:type="spellEnd"/>
+            <w:r>
+              <w:rPr>
+                <w:rFonts w:ascii="Consolas" w:hAnsi="Consolas"/>
+                <w:sz w:val="19"/>
+              </w:rPr>
+              <w:t>/</w:t>
+            </w:r>
+            <w:proofErr w:type="spellStart"/>
+            <w:r>
+              <w:rPr>
+                <w:rFonts w:ascii="Consolas" w:hAnsi="Consolas"/>
+                <w:sz w:val="19"/>
+              </w:rPr>
+              <w:t>nuevos</w:t>
+            </w:r>
+            <w:proofErr w:type="spellEnd"/>
           </w:p>
           <w:p>
             <w:pPr>
@@ -1073,8 +3725,129 @@
                 <w:rFonts w:ascii="Consolas" w:hAnsi="Consolas"/>
                 <w:sz w:val="19"/>
               </w:rPr>
-              <w:t>git commit -m "Mensaje claro"     # Confirma los cambios preparados y crea una fotografía</w:t>
-            </w:r>
+              <w:t>git commit -m "</w:t>
+            </w:r>
+            <w:proofErr w:type="spellStart"/>
+            <w:r>
+              <w:rPr>
+                <w:rFonts w:ascii="Consolas" w:hAnsi="Consolas"/>
+                <w:sz w:val="19"/>
+              </w:rPr>
+              <w:t>Mensaje</w:t>
+            </w:r>
+            <w:proofErr w:type="spellEnd"/>
+            <w:r>
+              <w:rPr>
+                <w:rFonts w:ascii="Consolas" w:hAnsi="Consolas"/>
+                <w:sz w:val="19"/>
+              </w:rPr>
+              <w:t xml:space="preserve"> claro"     # </w:t>
+            </w:r>
+            <w:proofErr w:type="spellStart"/>
+            <w:r>
+              <w:rPr>
+                <w:rFonts w:ascii="Consolas" w:hAnsi="Consolas"/>
+                <w:sz w:val="19"/>
+              </w:rPr>
+              <w:t>Confirma</w:t>
+            </w:r>
+            <w:proofErr w:type="spellEnd"/>
+            <w:r>
+              <w:rPr>
+                <w:rFonts w:ascii="Consolas" w:hAnsi="Consolas"/>
+                <w:sz w:val="19"/>
+              </w:rPr>
+              <w:t xml:space="preserve"> </w:t>
+            </w:r>
+            <w:proofErr w:type="spellStart"/>
+            <w:r>
+              <w:rPr>
+                <w:rFonts w:ascii="Consolas" w:hAnsi="Consolas"/>
+                <w:sz w:val="19"/>
+              </w:rPr>
+              <w:t>los</w:t>
+            </w:r>
+            <w:proofErr w:type="spellEnd"/>
+            <w:r>
+              <w:rPr>
+                <w:rFonts w:ascii="Consolas" w:hAnsi="Consolas"/>
+                <w:sz w:val="19"/>
+              </w:rPr>
+              <w:t xml:space="preserve"> </w:t>
+            </w:r>
+            <w:proofErr w:type="spellStart"/>
+            <w:r>
+              <w:rPr>
+                <w:rFonts w:ascii="Consolas" w:hAnsi="Consolas"/>
+                <w:sz w:val="19"/>
+              </w:rPr>
+              <w:t>cambios</w:t>
+            </w:r>
+            <w:proofErr w:type="spellEnd"/>
+            <w:r>
+              <w:rPr>
+                <w:rFonts w:ascii="Consolas" w:hAnsi="Consolas"/>
+                <w:sz w:val="19"/>
+              </w:rPr>
+              <w:t xml:space="preserve"> </w:t>
+            </w:r>
+            <w:proofErr w:type="spellStart"/>
+            <w:r>
+              <w:rPr>
+                <w:rFonts w:ascii="Consolas" w:hAnsi="Consolas"/>
+                <w:sz w:val="19"/>
+              </w:rPr>
+              <w:t>preparados</w:t>
+            </w:r>
+            <w:proofErr w:type="spellEnd"/>
+            <w:r>
+              <w:rPr>
+                <w:rFonts w:ascii="Consolas" w:hAnsi="Consolas"/>
+                <w:sz w:val="19"/>
+              </w:rPr>
+              <w:t xml:space="preserve"> y </w:t>
+            </w:r>
+            <w:proofErr w:type="spellStart"/>
+            <w:r>
+              <w:rPr>
+                <w:rFonts w:ascii="Consolas" w:hAnsi="Consolas"/>
+                <w:sz w:val="19"/>
+              </w:rPr>
+              <w:t>crea</w:t>
+            </w:r>
+            <w:proofErr w:type="spellEnd"/>
+            <w:r>
+              <w:rPr>
+                <w:rFonts w:ascii="Consolas" w:hAnsi="Consolas"/>
+                <w:sz w:val="19"/>
+              </w:rPr>
+              <w:t xml:space="preserve"> </w:t>
+            </w:r>
+            <w:proofErr w:type="spellStart"/>
+            <w:r>
+              <w:rPr>
+                <w:rFonts w:ascii="Consolas" w:hAnsi="Consolas"/>
+                <w:sz w:val="19"/>
+              </w:rPr>
+              <w:t>una</w:t>
+            </w:r>
+            <w:proofErr w:type="spellEnd"/>
+            <w:r>
+              <w:rPr>
+                <w:rFonts w:ascii="Consolas" w:hAnsi="Consolas"/>
+                <w:sz w:val="19"/>
+              </w:rPr>
+              <w:t xml:space="preserve"> </w:t>
+            </w:r>
+            <w:proofErr w:type="spellStart"/>
+            <w:r>
+              <w:rPr>
+                <w:rFonts w:ascii="Consolas" w:hAnsi="Consolas"/>
+                <w:sz w:val="19"/>
+              </w:rPr>
+              <w:t>fotografía</w:t>
+            </w:r>
+            <w:proofErr w:type="spellEnd"/>
           </w:p>
         </w:tc>
       </w:tr>
@@ -1137,7 +3910,403 @@
                 <w:color w:val="2C7A7B"/>
                 <w:sz w:val="20"/>
               </w:rPr>
-              <w:t>El HASH es un código alfanumérico único de 40 caracteres hexadecimales (generado mediante SHA-1) que identifica de forma unívoca a cada commit. Permite auditar qué persona hizo un cambio y viajar en el tiempo si un modelo falla.</w:t>
+              <w:t xml:space="preserve">El HASH es un </w:t>
+            </w:r>
+            <w:proofErr w:type="spellStart"/>
+            <w:r>
+              <w:rPr>
+                <w:i/>
+                <w:color w:val="2C7A7B"/>
+                <w:sz w:val="20"/>
+              </w:rPr>
+              <w:t>código</w:t>
+            </w:r>
+            <w:proofErr w:type="spellEnd"/>
+            <w:r>
+              <w:rPr>
+                <w:i/>
+                <w:color w:val="2C7A7B"/>
+                <w:sz w:val="20"/>
+              </w:rPr>
+              <w:t xml:space="preserve"> </w:t>
+            </w:r>
+            <w:proofErr w:type="spellStart"/>
+            <w:r>
+              <w:rPr>
+                <w:i/>
+                <w:color w:val="2C7A7B"/>
+                <w:sz w:val="20"/>
+              </w:rPr>
+              <w:t>alfanumérico</w:t>
+            </w:r>
+            <w:proofErr w:type="spellEnd"/>
+            <w:r>
+              <w:rPr>
+                <w:i/>
+                <w:color w:val="2C7A7B"/>
+                <w:sz w:val="20"/>
+              </w:rPr>
+              <w:t xml:space="preserve"> </w:t>
+            </w:r>
+            <w:proofErr w:type="spellStart"/>
+            <w:r>
+              <w:rPr>
+                <w:i/>
+                <w:color w:val="2C7A7B"/>
+                <w:sz w:val="20"/>
+              </w:rPr>
+              <w:t>único</w:t>
+            </w:r>
+            <w:proofErr w:type="spellEnd"/>
+            <w:r>
+              <w:rPr>
+                <w:i/>
+                <w:color w:val="2C7A7B"/>
+                <w:sz w:val="20"/>
+              </w:rPr>
+              <w:t xml:space="preserve"> de 40 </w:t>
+            </w:r>
+            <w:proofErr w:type="spellStart"/>
+            <w:r>
+              <w:rPr>
+                <w:i/>
+                <w:color w:val="2C7A7B"/>
+                <w:sz w:val="20"/>
+              </w:rPr>
+              <w:t>caracteres</w:t>
+            </w:r>
+            <w:proofErr w:type="spellEnd"/>
+            <w:r>
+              <w:rPr>
+                <w:i/>
+                <w:color w:val="2C7A7B"/>
+                <w:sz w:val="20"/>
+              </w:rPr>
+              <w:t xml:space="preserve"> </w:t>
+            </w:r>
+            <w:proofErr w:type="spellStart"/>
+            <w:r>
+              <w:rPr>
+                <w:i/>
+                <w:color w:val="2C7A7B"/>
+                <w:sz w:val="20"/>
+              </w:rPr>
+              <w:t>hexadecimales</w:t>
+            </w:r>
+            <w:proofErr w:type="spellEnd"/>
+            <w:r>
+              <w:rPr>
+                <w:i/>
+                <w:color w:val="2C7A7B"/>
+                <w:sz w:val="20"/>
+              </w:rPr>
+              <w:t xml:space="preserve"> (</w:t>
+            </w:r>
+            <w:proofErr w:type="spellStart"/>
+            <w:r>
+              <w:rPr>
+                <w:i/>
+                <w:color w:val="2C7A7B"/>
+                <w:sz w:val="20"/>
+              </w:rPr>
+              <w:t>generado</w:t>
+            </w:r>
+            <w:proofErr w:type="spellEnd"/>
+            <w:r>
+              <w:rPr>
+                <w:i/>
+                <w:color w:val="2C7A7B"/>
+                <w:sz w:val="20"/>
+              </w:rPr>
+              <w:t xml:space="preserve"> </w:t>
+            </w:r>
+            <w:proofErr w:type="spellStart"/>
+            <w:r>
+              <w:rPr>
+                <w:i/>
+                <w:color w:val="2C7A7B"/>
+                <w:sz w:val="20"/>
+              </w:rPr>
+              <w:t>mediante</w:t>
+            </w:r>
+            <w:proofErr w:type="spellEnd"/>
+            <w:r>
+              <w:rPr>
+                <w:i/>
+                <w:color w:val="2C7A7B"/>
+                <w:sz w:val="20"/>
+              </w:rPr>
+              <w:t xml:space="preserve"> SHA-1) </w:t>
+            </w:r>
+            <w:proofErr w:type="spellStart"/>
+            <w:r>
+              <w:rPr>
+                <w:i/>
+                <w:color w:val="2C7A7B"/>
+                <w:sz w:val="20"/>
+              </w:rPr>
+              <w:t>que</w:t>
+            </w:r>
+            <w:proofErr w:type="spellEnd"/>
+            <w:r>
+              <w:rPr>
+                <w:i/>
+                <w:color w:val="2C7A7B"/>
+                <w:sz w:val="20"/>
+              </w:rPr>
+              <w:t xml:space="preserve"> </w:t>
+            </w:r>
+            <w:proofErr w:type="spellStart"/>
+            <w:r>
+              <w:rPr>
+                <w:i/>
+                <w:color w:val="2C7A7B"/>
+                <w:sz w:val="20"/>
+              </w:rPr>
+              <w:t>identifica</w:t>
+            </w:r>
+            <w:proofErr w:type="spellEnd"/>
+            <w:r>
+              <w:rPr>
+                <w:i/>
+                <w:color w:val="2C7A7B"/>
+                <w:sz w:val="20"/>
+              </w:rPr>
+              <w:t xml:space="preserve"> de forma </w:t>
+            </w:r>
+            <w:proofErr w:type="spellStart"/>
+            <w:r>
+              <w:rPr>
+                <w:i/>
+                <w:color w:val="2C7A7B"/>
+                <w:sz w:val="20"/>
+              </w:rPr>
+              <w:t>unívoca</w:t>
+            </w:r>
+            <w:proofErr w:type="spellEnd"/>
+            <w:r>
+              <w:rPr>
+                <w:i/>
+                <w:color w:val="2C7A7B"/>
+                <w:sz w:val="20"/>
+              </w:rPr>
+              <w:t xml:space="preserve"> a </w:t>
+            </w:r>
+            <w:proofErr w:type="spellStart"/>
+            <w:r>
+              <w:rPr>
+                <w:i/>
+                <w:color w:val="2C7A7B"/>
+                <w:sz w:val="20"/>
+              </w:rPr>
+              <w:t>cada</w:t>
+            </w:r>
+            <w:proofErr w:type="spellEnd"/>
+            <w:r>
+              <w:rPr>
+                <w:i/>
+                <w:color w:val="2C7A7B"/>
+                <w:sz w:val="20"/>
+              </w:rPr>
+              <w:t xml:space="preserve"> commit. </w:t>
+            </w:r>
+            <w:proofErr w:type="spellStart"/>
+            <w:r>
+              <w:rPr>
+                <w:i/>
+                <w:color w:val="2C7A7B"/>
+                <w:sz w:val="20"/>
+              </w:rPr>
+              <w:t>Permite</w:t>
+            </w:r>
+            <w:proofErr w:type="spellEnd"/>
+            <w:r>
+              <w:rPr>
+                <w:i/>
+                <w:color w:val="2C7A7B"/>
+                <w:sz w:val="20"/>
+              </w:rPr>
+              <w:t xml:space="preserve"> </w:t>
+            </w:r>
+            <w:proofErr w:type="spellStart"/>
+            <w:r>
+              <w:rPr>
+                <w:i/>
+                <w:color w:val="2C7A7B"/>
+                <w:sz w:val="20"/>
+              </w:rPr>
+              <w:t>auditar</w:t>
+            </w:r>
+            <w:proofErr w:type="spellEnd"/>
+            <w:r>
+              <w:rPr>
+                <w:i/>
+                <w:color w:val="2C7A7B"/>
+                <w:sz w:val="20"/>
+              </w:rPr>
+              <w:t xml:space="preserve"> </w:t>
+            </w:r>
+            <w:proofErr w:type="spellStart"/>
+            <w:r>
+              <w:rPr>
+                <w:i/>
+                <w:color w:val="2C7A7B"/>
+                <w:sz w:val="20"/>
+              </w:rPr>
+              <w:t>qué</w:t>
+            </w:r>
+            <w:proofErr w:type="spellEnd"/>
+            <w:r>
+              <w:rPr>
+                <w:i/>
+                <w:color w:val="2C7A7B"/>
+                <w:sz w:val="20"/>
+              </w:rPr>
+              <w:t xml:space="preserve"> persona </w:t>
+            </w:r>
+            <w:proofErr w:type="spellStart"/>
+            <w:r>
+              <w:rPr>
+                <w:i/>
+                <w:color w:val="2C7A7B"/>
+                <w:sz w:val="20"/>
+              </w:rPr>
+              <w:t>hizo</w:t>
+            </w:r>
+            <w:proofErr w:type="spellEnd"/>
+            <w:r>
+              <w:rPr>
+                <w:i/>
+                <w:color w:val="2C7A7B"/>
+                <w:sz w:val="20"/>
+              </w:rPr>
+              <w:t xml:space="preserve"> un </w:t>
+            </w:r>
+            <w:proofErr w:type="spellStart"/>
+            <w:r>
+              <w:rPr>
+                <w:i/>
+                <w:color w:val="2C7A7B"/>
+                <w:sz w:val="20"/>
+              </w:rPr>
+              <w:t>cambio</w:t>
+            </w:r>
+            <w:proofErr w:type="spellEnd"/>
+            <w:r>
+              <w:rPr>
+                <w:i/>
+                <w:color w:val="2C7A7B"/>
+                <w:sz w:val="20"/>
+              </w:rPr>
+              <w:t xml:space="preserve"> y </w:t>
+            </w:r>
+            <w:proofErr w:type="spellStart"/>
+            <w:r>
+              <w:rPr>
+                <w:i/>
+                <w:color w:val="2C7A7B"/>
+                <w:sz w:val="20"/>
+              </w:rPr>
+              <w:t>viajar</w:t>
+            </w:r>
+            <w:proofErr w:type="spellEnd"/>
+            <w:r>
+              <w:rPr>
+                <w:i/>
+                <w:color w:val="2C7A7B"/>
+                <w:sz w:val="20"/>
+              </w:rPr>
+              <w:t xml:space="preserve"> </w:t>
+            </w:r>
+            <w:proofErr w:type="spellStart"/>
+            <w:r>
+              <w:rPr>
+                <w:i/>
+                <w:color w:val="2C7A7B"/>
+                <w:sz w:val="20"/>
+              </w:rPr>
+              <w:t>en</w:t>
+            </w:r>
+            <w:proofErr w:type="spellEnd"/>
+            <w:r>
+              <w:rPr>
+                <w:i/>
+                <w:color w:val="2C7A7B"/>
+                <w:sz w:val="20"/>
+              </w:rPr>
+              <w:t xml:space="preserve"> el </w:t>
+            </w:r>
+            <w:proofErr w:type="spellStart"/>
+            <w:r>
+              <w:rPr>
+                <w:i/>
+                <w:color w:val="2C7A7B"/>
+                <w:sz w:val="20"/>
+              </w:rPr>
+              <w:t>tiempo</w:t>
+            </w:r>
+            <w:proofErr w:type="spellEnd"/>
+            <w:r>
+              <w:rPr>
+                <w:i/>
+                <w:color w:val="2C7A7B"/>
+                <w:sz w:val="20"/>
+              </w:rPr>
+              <w:t xml:space="preserve"> </w:t>
+            </w:r>
+            <w:proofErr w:type="spellStart"/>
+            <w:r>
+              <w:rPr>
+                <w:i/>
+                <w:color w:val="2C7A7B"/>
+                <w:sz w:val="20"/>
+              </w:rPr>
+              <w:t>si</w:t>
+            </w:r>
+            <w:proofErr w:type="spellEnd"/>
+            <w:r>
+              <w:rPr>
+                <w:i/>
+                <w:color w:val="2C7A7B"/>
+                <w:sz w:val="20"/>
+              </w:rPr>
+              <w:t xml:space="preserve"> un </w:t>
+            </w:r>
+            <w:proofErr w:type="spellStart"/>
+            <w:r>
+              <w:rPr>
+                <w:i/>
+                <w:color w:val="2C7A7B"/>
+                <w:sz w:val="20"/>
+              </w:rPr>
+              <w:t>modelo</w:t>
+            </w:r>
+            <w:proofErr w:type="spellEnd"/>
+            <w:r>
+              <w:rPr>
+                <w:i/>
+                <w:color w:val="2C7A7B"/>
+                <w:sz w:val="20"/>
+              </w:rPr>
+              <w:t xml:space="preserve"> </w:t>
+            </w:r>
+            <w:proofErr w:type="spellStart"/>
+            <w:r>
+              <w:rPr>
+                <w:i/>
+                <w:color w:val="2C7A7B"/>
+                <w:sz w:val="20"/>
+              </w:rPr>
+              <w:t>falla</w:t>
+            </w:r>
+            <w:proofErr w:type="spellEnd"/>
+            <w:r>
+              <w:rPr>
+                <w:i/>
+                <w:color w:val="2C7A7B"/>
+                <w:sz w:val="20"/>
+              </w:rPr>
+              <w:t>.</w:t>
             </w:r>
           </w:p>
         </w:tc>
@@ -1159,8 +4328,54 @@
           <w:color w:val="2B6CB0"/>
           <w:sz w:val="26"/>
         </w:rPr>
-        <w:t>3.3 Historial e Inspección de Cambios</w:t>
-      </w:r>
+        <w:t xml:space="preserve">3.3 </w:t>
+      </w:r>
+      <w:proofErr w:type="spellStart"/>
+      <w:r>
+        <w:rPr>
+          <w:b/>
+          <w:color w:val="2B6CB0"/>
+          <w:sz w:val="26"/>
+        </w:rPr>
+        <w:t>Historial</w:t>
+      </w:r>
+      <w:proofErr w:type="spellEnd"/>
+      <w:r>
+        <w:rPr>
+          <w:b/>
+          <w:color w:val="2B6CB0"/>
+          <w:sz w:val="26"/>
+        </w:rPr>
+        <w:t xml:space="preserve"> e </w:t>
+      </w:r>
+      <w:proofErr w:type="spellStart"/>
+      <w:r>
+        <w:rPr>
+          <w:b/>
+          <w:color w:val="2B6CB0"/>
+          <w:sz w:val="26"/>
+        </w:rPr>
+        <w:t>Inspección</w:t>
+      </w:r>
+      <w:proofErr w:type="spellEnd"/>
+      <w:r>
+        <w:rPr>
+          <w:b/>
+          <w:color w:val="2B6CB0"/>
+          <w:sz w:val="26"/>
+        </w:rPr>
+        <w:t xml:space="preserve"> de </w:t>
+      </w:r>
+      <w:proofErr w:type="spellStart"/>
+      <w:r>
+        <w:rPr>
+          <w:b/>
+          <w:color w:val="2B6CB0"/>
+          <w:sz w:val="26"/>
+        </w:rPr>
+        <w:t>Cambios</w:t>
+      </w:r>
+      <w:proofErr w:type="spellEnd"/>
     </w:p>
     <w:tbl>
       <w:tblPr>
@@ -1198,7 +4413,55 @@
                 <w:rFonts w:ascii="Consolas" w:hAnsi="Consolas"/>
                 <w:sz w:val="19"/>
               </w:rPr>
-              <w:t>git log                           # Visualiza el historial completo de commits con sus HASH</w:t>
+              <w:t xml:space="preserve">git log                           # </w:t>
+            </w:r>
+            <w:proofErr w:type="spellStart"/>
+            <w:r>
+              <w:rPr>
+                <w:rFonts w:ascii="Consolas" w:hAnsi="Consolas"/>
+                <w:sz w:val="19"/>
+              </w:rPr>
+              <w:t>Visualiza</w:t>
+            </w:r>
+            <w:proofErr w:type="spellEnd"/>
+            <w:r>
+              <w:rPr>
+                <w:rFonts w:ascii="Consolas" w:hAnsi="Consolas"/>
+                <w:sz w:val="19"/>
+              </w:rPr>
+              <w:t xml:space="preserve"> el </w:t>
+            </w:r>
+            <w:proofErr w:type="spellStart"/>
+            <w:r>
+              <w:rPr>
+                <w:rFonts w:ascii="Consolas" w:hAnsi="Consolas"/>
+                <w:sz w:val="19"/>
+              </w:rPr>
+              <w:t>historial</w:t>
+            </w:r>
+            <w:proofErr w:type="spellEnd"/>
+            <w:r>
+              <w:rPr>
+                <w:rFonts w:ascii="Consolas" w:hAnsi="Consolas"/>
+                <w:sz w:val="19"/>
+              </w:rPr>
+              <w:t xml:space="preserve"> </w:t>
+            </w:r>
+            <w:proofErr w:type="spellStart"/>
+            <w:r>
+              <w:rPr>
+                <w:rFonts w:ascii="Consolas" w:hAnsi="Consolas"/>
+                <w:sz w:val="19"/>
+              </w:rPr>
+              <w:t>completo</w:t>
+            </w:r>
+            <w:proofErr w:type="spellEnd"/>
+            <w:r>
+              <w:rPr>
+                <w:rFonts w:ascii="Consolas" w:hAnsi="Consolas"/>
+                <w:sz w:val="19"/>
+              </w:rPr>
+              <w:t xml:space="preserve"> de commits con sus HASH</w:t>
             </w:r>
           </w:p>
           <w:p>
@@ -1210,8 +4473,49 @@
                 <w:rFonts w:ascii="Consolas" w:hAnsi="Consolas"/>
                 <w:sz w:val="19"/>
               </w:rPr>
-              <w:t>git branch                        # Muestra la rama actual de trabajo</w:t>
-            </w:r>
+              <w:t xml:space="preserve">git branch                        # </w:t>
+            </w:r>
+            <w:proofErr w:type="spellStart"/>
+            <w:r>
+              <w:rPr>
+                <w:rFonts w:ascii="Consolas" w:hAnsi="Consolas"/>
+                <w:sz w:val="19"/>
+              </w:rPr>
+              <w:t>Muestra</w:t>
+            </w:r>
+            <w:proofErr w:type="spellEnd"/>
+            <w:r>
+              <w:rPr>
+                <w:rFonts w:ascii="Consolas" w:hAnsi="Consolas"/>
+                <w:sz w:val="19"/>
+              </w:rPr>
+              <w:t xml:space="preserve"> la </w:t>
+            </w:r>
+            <w:proofErr w:type="spellStart"/>
+            <w:r>
+              <w:rPr>
+                <w:rFonts w:ascii="Consolas" w:hAnsi="Consolas"/>
+                <w:sz w:val="19"/>
+              </w:rPr>
+              <w:t>rama</w:t>
+            </w:r>
+            <w:proofErr w:type="spellEnd"/>
+            <w:r>
+              <w:rPr>
+                <w:rFonts w:ascii="Consolas" w:hAnsi="Consolas"/>
+                <w:sz w:val="19"/>
+              </w:rPr>
+              <w:t xml:space="preserve"> actual de </w:t>
+            </w:r>
+            <w:proofErr w:type="spellStart"/>
+            <w:r>
+              <w:rPr>
+                <w:rFonts w:ascii="Consolas" w:hAnsi="Consolas"/>
+                <w:sz w:val="19"/>
+              </w:rPr>
+              <w:t>trabajo</w:t>
+            </w:r>
+            <w:proofErr w:type="spellEnd"/>
           </w:p>
           <w:p>
             <w:pPr>
@@ -1222,8 +4526,129 @@
                 <w:rFonts w:ascii="Consolas" w:hAnsi="Consolas"/>
                 <w:sz w:val="19"/>
               </w:rPr>
-              <w:t>git checkout [rama_o_hash]       # Se desplaza a una rama o commit específico en el tiempo</w:t>
-            </w:r>
+              <w:t>git checkout [</w:t>
+            </w:r>
+            <w:proofErr w:type="spellStart"/>
+            <w:r>
+              <w:rPr>
+                <w:rFonts w:ascii="Consolas" w:hAnsi="Consolas"/>
+                <w:sz w:val="19"/>
+              </w:rPr>
+              <w:t>rama_o_</w:t>
+            </w:r>
+            <w:proofErr w:type="gramStart"/>
+            <w:r>
+              <w:rPr>
+                <w:rFonts w:ascii="Consolas" w:hAnsi="Consolas"/>
+                <w:sz w:val="19"/>
+              </w:rPr>
+              <w:t>hash</w:t>
+            </w:r>
+            <w:proofErr w:type="spellEnd"/>
+            <w:r>
+              <w:rPr>
+                <w:rFonts w:ascii="Consolas" w:hAnsi="Consolas"/>
+                <w:sz w:val="19"/>
+              </w:rPr>
+              <w:t xml:space="preserve">]   </w:t>
+            </w:r>
+            <w:proofErr w:type="gramEnd"/>
+            <w:r>
+              <w:rPr>
+                <w:rFonts w:ascii="Consolas" w:hAnsi="Consolas"/>
+                <w:sz w:val="19"/>
+              </w:rPr>
+              <w:t xml:space="preserve">    # Se </w:t>
+            </w:r>
+            <w:proofErr w:type="spellStart"/>
+            <w:r>
+              <w:rPr>
+                <w:rFonts w:ascii="Consolas" w:hAnsi="Consolas"/>
+                <w:sz w:val="19"/>
+              </w:rPr>
+              <w:t>desplaza</w:t>
+            </w:r>
+            <w:proofErr w:type="spellEnd"/>
+            <w:r>
+              <w:rPr>
+                <w:rFonts w:ascii="Consolas" w:hAnsi="Consolas"/>
+                <w:sz w:val="19"/>
+              </w:rPr>
+              <w:t xml:space="preserve"> a </w:t>
+            </w:r>
+            <w:proofErr w:type="spellStart"/>
+            <w:r>
+              <w:rPr>
+                <w:rFonts w:ascii="Consolas" w:hAnsi="Consolas"/>
+                <w:sz w:val="19"/>
+              </w:rPr>
+              <w:t>una</w:t>
+            </w:r>
+            <w:proofErr w:type="spellEnd"/>
+            <w:r>
+              <w:rPr>
+                <w:rFonts w:ascii="Consolas" w:hAnsi="Consolas"/>
+                <w:sz w:val="19"/>
+              </w:rPr>
+              <w:t xml:space="preserve"> </w:t>
+            </w:r>
+            <w:proofErr w:type="spellStart"/>
+            <w:r>
+              <w:rPr>
+                <w:rFonts w:ascii="Consolas" w:hAnsi="Consolas"/>
+                <w:sz w:val="19"/>
+              </w:rPr>
+              <w:t>rama</w:t>
+            </w:r>
+            <w:proofErr w:type="spellEnd"/>
+            <w:r>
+              <w:rPr>
+                <w:rFonts w:ascii="Consolas" w:hAnsi="Consolas"/>
+                <w:sz w:val="19"/>
+              </w:rPr>
+              <w:t xml:space="preserve"> o commit </w:t>
+            </w:r>
+            <w:proofErr w:type="spellStart"/>
+            <w:r>
+              <w:rPr>
+                <w:rFonts w:ascii="Consolas" w:hAnsi="Consolas"/>
+                <w:sz w:val="19"/>
+              </w:rPr>
+              <w:t>específico</w:t>
+            </w:r>
+            <w:proofErr w:type="spellEnd"/>
+            <w:r>
+              <w:rPr>
+                <w:rFonts w:ascii="Consolas" w:hAnsi="Consolas"/>
+                <w:sz w:val="19"/>
+              </w:rPr>
+              <w:t xml:space="preserve"> </w:t>
+            </w:r>
+            <w:proofErr w:type="spellStart"/>
+            <w:r>
+              <w:rPr>
+                <w:rFonts w:ascii="Consolas" w:hAnsi="Consolas"/>
+                <w:sz w:val="19"/>
+              </w:rPr>
+              <w:t>en</w:t>
+            </w:r>
+            <w:proofErr w:type="spellEnd"/>
+            <w:r>
+              <w:rPr>
+                <w:rFonts w:ascii="Consolas" w:hAnsi="Consolas"/>
+                <w:sz w:val="19"/>
+              </w:rPr>
+              <w:t xml:space="preserve"> el </w:t>
+            </w:r>
+            <w:proofErr w:type="spellStart"/>
+            <w:r>
+              <w:rPr>
+                <w:rFonts w:ascii="Consolas" w:hAnsi="Consolas"/>
+                <w:sz w:val="19"/>
+              </w:rPr>
+              <w:t>tiempo</w:t>
+            </w:r>
+            <w:proofErr w:type="spellEnd"/>
           </w:p>
           <w:p>
             <w:pPr>
@@ -1234,8 +4659,65 @@
                 <w:rFonts w:ascii="Consolas" w:hAnsi="Consolas"/>
                 <w:sz w:val="19"/>
               </w:rPr>
-              <w:t>git reset [HASH]                  # Reestablece el repositorio al commit seleccionado</w:t>
-            </w:r>
+              <w:t>git reset [</w:t>
+            </w:r>
+            <w:proofErr w:type="gramStart"/>
+            <w:r>
+              <w:rPr>
+                <w:rFonts w:ascii="Consolas" w:hAnsi="Consolas"/>
+                <w:sz w:val="19"/>
+              </w:rPr>
+              <w:t xml:space="preserve">HASH]   </w:t>
+            </w:r>
+            <w:proofErr w:type="gramEnd"/>
+            <w:r>
+              <w:rPr>
+                <w:rFonts w:ascii="Consolas" w:hAnsi="Consolas"/>
+                <w:sz w:val="19"/>
+              </w:rPr>
+              <w:t xml:space="preserve">               # </w:t>
+            </w:r>
+            <w:proofErr w:type="spellStart"/>
+            <w:r>
+              <w:rPr>
+                <w:rFonts w:ascii="Consolas" w:hAnsi="Consolas"/>
+                <w:sz w:val="19"/>
+              </w:rPr>
+              <w:t>Reestablece</w:t>
+            </w:r>
+            <w:proofErr w:type="spellEnd"/>
+            <w:r>
+              <w:rPr>
+                <w:rFonts w:ascii="Consolas" w:hAnsi="Consolas"/>
+                <w:sz w:val="19"/>
+              </w:rPr>
+              <w:t xml:space="preserve"> el </w:t>
+            </w:r>
+            <w:proofErr w:type="spellStart"/>
+            <w:r>
+              <w:rPr>
+                <w:rFonts w:ascii="Consolas" w:hAnsi="Consolas"/>
+                <w:sz w:val="19"/>
+              </w:rPr>
+              <w:t>repositorio</w:t>
+            </w:r>
+            <w:proofErr w:type="spellEnd"/>
+            <w:r>
+              <w:rPr>
+                <w:rFonts w:ascii="Consolas" w:hAnsi="Consolas"/>
+                <w:sz w:val="19"/>
+              </w:rPr>
+              <w:t xml:space="preserve"> al commit </w:t>
+            </w:r>
+            <w:proofErr w:type="spellStart"/>
+            <w:r>
+              <w:rPr>
+                <w:rFonts w:ascii="Consolas" w:hAnsi="Consolas"/>
+                <w:sz w:val="19"/>
+              </w:rPr>
+              <w:t>seleccionado</w:t>
+            </w:r>
+            <w:proofErr w:type="spellEnd"/>
           </w:p>
           <w:p>
             <w:pPr>
@@ -1246,7 +4728,87 @@
                 <w:rFonts w:ascii="Consolas" w:hAnsi="Consolas"/>
                 <w:sz w:val="19"/>
               </w:rPr>
-              <w:t>git diff                          # Compara cambios no guardados respecto al último commit</w:t>
+              <w:t xml:space="preserve">git diff                          # </w:t>
+            </w:r>
+            <w:proofErr w:type="spellStart"/>
+            <w:r>
+              <w:rPr>
+                <w:rFonts w:ascii="Consolas" w:hAnsi="Consolas"/>
+                <w:sz w:val="19"/>
+              </w:rPr>
+              <w:t>Compara</w:t>
+            </w:r>
+            <w:proofErr w:type="spellEnd"/>
+            <w:r>
+              <w:rPr>
+                <w:rFonts w:ascii="Consolas" w:hAnsi="Consolas"/>
+                <w:sz w:val="19"/>
+              </w:rPr>
+              <w:t xml:space="preserve"> </w:t>
+            </w:r>
+            <w:proofErr w:type="spellStart"/>
+            <w:r>
+              <w:rPr>
+                <w:rFonts w:ascii="Consolas" w:hAnsi="Consolas"/>
+                <w:sz w:val="19"/>
+              </w:rPr>
+              <w:t>cambios</w:t>
+            </w:r>
+            <w:proofErr w:type="spellEnd"/>
+            <w:r>
+              <w:rPr>
+                <w:rFonts w:ascii="Consolas" w:hAnsi="Consolas"/>
+                <w:sz w:val="19"/>
+              </w:rPr>
+              <w:t xml:space="preserve"> no </w:t>
+            </w:r>
+            <w:proofErr w:type="spellStart"/>
+            <w:r>
+              <w:rPr>
+                <w:rFonts w:ascii="Consolas" w:hAnsi="Consolas"/>
+                <w:sz w:val="19"/>
+              </w:rPr>
+              <w:t>guardados</w:t>
+            </w:r>
+            <w:proofErr w:type="spellEnd"/>
+            <w:r>
+              <w:rPr>
+                <w:rFonts w:ascii="Consolas" w:hAnsi="Consolas"/>
+                <w:sz w:val="19"/>
+              </w:rPr>
+              <w:t xml:space="preserve"> </w:t>
+            </w:r>
+            <w:proofErr w:type="spellStart"/>
+            <w:r>
+              <w:rPr>
+                <w:rFonts w:ascii="Consolas" w:hAnsi="Consolas"/>
+                <w:sz w:val="19"/>
+              </w:rPr>
+              <w:t>respecto</w:t>
+            </w:r>
+            <w:proofErr w:type="spellEnd"/>
+            <w:r>
+              <w:rPr>
+                <w:rFonts w:ascii="Consolas" w:hAnsi="Consolas"/>
+                <w:sz w:val="19"/>
+              </w:rPr>
+              <w:t xml:space="preserve"> al </w:t>
+            </w:r>
+            <w:proofErr w:type="spellStart"/>
+            <w:r>
+              <w:rPr>
+                <w:rFonts w:ascii="Consolas" w:hAnsi="Consolas"/>
+                <w:sz w:val="19"/>
+              </w:rPr>
+              <w:t>último</w:t>
+            </w:r>
+            <w:proofErr w:type="spellEnd"/>
+            <w:r>
+              <w:rPr>
+                <w:rFonts w:ascii="Consolas" w:hAnsi="Consolas"/>
+                <w:sz w:val="19"/>
+              </w:rPr>
+              <w:t xml:space="preserve"> commit</w:t>
             </w:r>
           </w:p>
         </w:tc>
@@ -1276,7 +4838,143 @@
     </w:p>
     <w:p>
       <w:r>
-        <w:t>La reproducibilidad en Estadística exige una arquitectura de directorios estandarizada. La siguiente estructura separa los datos, código fuente, modelos y reportes.</w:t>
+        <w:t xml:space="preserve">La </w:t>
+      </w:r>
+      <w:proofErr w:type="spellStart"/>
+      <w:r>
+        <w:t>reproducibilidad</w:t>
+      </w:r>
+      <w:proofErr w:type="spellEnd"/>
+      <w:r>
+        <w:t xml:space="preserve"> </w:t>
+      </w:r>
+      <w:proofErr w:type="spellStart"/>
+      <w:r>
+        <w:t>en</w:t>
+      </w:r>
+      <w:proofErr w:type="spellEnd"/>
+      <w:r>
+        <w:t xml:space="preserve"> </w:t>
+      </w:r>
+      <w:proofErr w:type="spellStart"/>
+      <w:r>
+        <w:t>Estadística</w:t>
+      </w:r>
+      <w:proofErr w:type="spellEnd"/>
+      <w:r>
+        <w:t xml:space="preserve"> </w:t>
+      </w:r>
+      <w:proofErr w:type="spellStart"/>
+      <w:r>
+        <w:t>exige</w:t>
+      </w:r>
+      <w:proofErr w:type="spellEnd"/>
+      <w:r>
+        <w:t xml:space="preserve"> </w:t>
+      </w:r>
+      <w:proofErr w:type="spellStart"/>
+      <w:r>
+        <w:t>una</w:t>
+      </w:r>
+      <w:proofErr w:type="spellEnd"/>
+      <w:r>
+        <w:t xml:space="preserve"> </w:t>
+      </w:r>
+      <w:proofErr w:type="spellStart"/>
+      <w:r>
+        <w:t>arquitectura</w:t>
+      </w:r>
+      <w:proofErr w:type="spellEnd"/>
+      <w:r>
+        <w:t xml:space="preserve"> de </w:t>
+      </w:r>
+      <w:proofErr w:type="spellStart"/>
+      <w:r>
+        <w:t>directorios</w:t>
+      </w:r>
+      <w:proofErr w:type="spellEnd"/>
+      <w:r>
+        <w:t xml:space="preserve"> </w:t>
+      </w:r>
+      <w:proofErr w:type="spellStart"/>
+      <w:r>
+        <w:t>estandarizada</w:t>
+      </w:r>
+      <w:proofErr w:type="spellEnd"/>
+      <w:r>
+        <w:t xml:space="preserve">. La </w:t>
+      </w:r>
+      <w:proofErr w:type="spellStart"/>
+      <w:r>
+        <w:t>siguiente</w:t>
+      </w:r>
+      <w:proofErr w:type="spellEnd"/>
+      <w:r>
+        <w:t xml:space="preserve"> </w:t>
+      </w:r>
+      <w:proofErr w:type="spellStart"/>
+      <w:r>
+        <w:t>estructura</w:t>
+      </w:r>
+      <w:proofErr w:type="spellEnd"/>
+      <w:r>
+        <w:t xml:space="preserve"> </w:t>
+      </w:r>
+      <w:proofErr w:type="spellStart"/>
+      <w:r>
+        <w:t>separa</w:t>
+      </w:r>
+      <w:proofErr w:type="spellEnd"/>
+      <w:r>
+        <w:t xml:space="preserve"> </w:t>
+      </w:r>
+      <w:proofErr w:type="spellStart"/>
+      <w:r>
+        <w:t>los</w:t>
+      </w:r>
+      <w:proofErr w:type="spellEnd"/>
+      <w:r>
+        <w:t xml:space="preserve"> </w:t>
+      </w:r>
+      <w:proofErr w:type="spellStart"/>
+      <w:r>
+        <w:t>datos</w:t>
+      </w:r>
+      <w:proofErr w:type="spellEnd"/>
+      <w:r>
+        <w:t xml:space="preserve">, </w:t>
+      </w:r>
+      <w:proofErr w:type="spellStart"/>
+      <w:r>
+        <w:t>código</w:t>
+      </w:r>
+      <w:proofErr w:type="spellEnd"/>
+      <w:r>
+        <w:t xml:space="preserve"> </w:t>
+      </w:r>
+      <w:proofErr w:type="spellStart"/>
+      <w:r>
+        <w:t>fuente</w:t>
+      </w:r>
+      <w:proofErr w:type="spellEnd"/>
+      <w:r>
+        <w:t xml:space="preserve">, </w:t>
+      </w:r>
+      <w:proofErr w:type="spellStart"/>
+      <w:r>
+        <w:t>modelos</w:t>
+      </w:r>
+      <w:proofErr w:type="spellEnd"/>
+      <w:r>
+        <w:t xml:space="preserve"> y </w:t>
+      </w:r>
+      <w:proofErr w:type="spellStart"/>
+      <w:r>
+        <w:t>reportes</w:t>
+      </w:r>
+      <w:proofErr w:type="spellEnd"/>
+      <w:r>
+        <w:t>.</w:t>
       </w:r>
     </w:p>
     <w:tbl>
@@ -1315,20 +5013,118 @@
                 <w:rFonts w:ascii="Consolas" w:hAnsi="Consolas"/>
                 <w:sz w:val="19"/>
               </w:rPr>
-              <w:t># Creación automatizada del árbol de directorios</w:t>
-            </w:r>
+              <w:t xml:space="preserve"># </w:t>
+            </w:r>
+            <w:proofErr w:type="spellStart"/>
+            <w:r>
+              <w:rPr>
+                <w:rFonts w:ascii="Consolas" w:hAnsi="Consolas"/>
+                <w:sz w:val="19"/>
+              </w:rPr>
+              <w:t>Creación</w:t>
+            </w:r>
+            <w:proofErr w:type="spellEnd"/>
+            <w:r>
+              <w:rPr>
+                <w:rFonts w:ascii="Consolas" w:hAnsi="Consolas"/>
+                <w:sz w:val="19"/>
+              </w:rPr>
+              <w:t xml:space="preserve"> </w:t>
+            </w:r>
+            <w:proofErr w:type="spellStart"/>
+            <w:r>
+              <w:rPr>
+                <w:rFonts w:ascii="Consolas" w:hAnsi="Consolas"/>
+                <w:sz w:val="19"/>
+              </w:rPr>
+              <w:t>automatizada</w:t>
+            </w:r>
+            <w:proofErr w:type="spellEnd"/>
+            <w:r>
+              <w:rPr>
+                <w:rFonts w:ascii="Consolas" w:hAnsi="Consolas"/>
+                <w:sz w:val="19"/>
+              </w:rPr>
+              <w:t xml:space="preserve"> del árbol de </w:t>
+            </w:r>
+            <w:proofErr w:type="spellStart"/>
+            <w:r>
+              <w:rPr>
+                <w:rFonts w:ascii="Consolas" w:hAnsi="Consolas"/>
+                <w:sz w:val="19"/>
+              </w:rPr>
+              <w:t>directorios</w:t>
+            </w:r>
+            <w:proofErr w:type="spellEnd"/>
           </w:p>
           <w:p>
             <w:pPr>
               <w:spacing w:after="0"/>
             </w:pPr>
+            <w:proofErr w:type="spellStart"/>
             <w:r>
               <w:rPr>
                 <w:rFonts w:ascii="Consolas" w:hAnsi="Consolas"/>
                 <w:sz w:val="19"/>
               </w:rPr>
               <w:lastRenderedPageBreak/>
-              <w:t>mkdir -p ml-project/{data/{raw,processed},notebooks,src,models,reports/{figures,tables},database}</w:t>
+              <w:t>mkdir</w:t>
+            </w:r>
+            <w:proofErr w:type="spellEnd"/>
+            <w:r>
+              <w:rPr>
+                <w:rFonts w:ascii="Consolas" w:hAnsi="Consolas"/>
+                <w:sz w:val="19"/>
+              </w:rPr>
+              <w:t xml:space="preserve"> -p ml-project/{data/{</w:t>
+            </w:r>
+            <w:proofErr w:type="gramStart"/>
+            <w:r>
+              <w:rPr>
+                <w:rFonts w:ascii="Consolas" w:hAnsi="Consolas"/>
+                <w:sz w:val="19"/>
+              </w:rPr>
+              <w:t>raw,processed},notebooks</w:t>
+            </w:r>
+            <w:proofErr w:type="gramEnd"/>
+            <w:r>
+              <w:rPr>
+                <w:rFonts w:ascii="Consolas" w:hAnsi="Consolas"/>
+                <w:sz w:val="19"/>
+              </w:rPr>
+              <w:t>,</w:t>
+            </w:r>
+            <w:proofErr w:type="gramStart"/>
+            <w:r>
+              <w:rPr>
+                <w:rFonts w:ascii="Consolas" w:hAnsi="Consolas"/>
+                <w:sz w:val="19"/>
+              </w:rPr>
+              <w:t>src,models</w:t>
+            </w:r>
+            <w:proofErr w:type="gramEnd"/>
+            <w:r>
+              <w:rPr>
+                <w:rFonts w:ascii="Consolas" w:hAnsi="Consolas"/>
+                <w:sz w:val="19"/>
+              </w:rPr>
+              <w:t>,reports/{</w:t>
+            </w:r>
+            <w:proofErr w:type="gramStart"/>
+            <w:r>
+              <w:rPr>
+                <w:rFonts w:ascii="Consolas" w:hAnsi="Consolas"/>
+                <w:sz w:val="19"/>
+              </w:rPr>
+              <w:t>figures,tables},database</w:t>
+            </w:r>
+            <w:proofErr w:type="gramEnd"/>
+            <w:r>
+              <w:rPr>
+                <w:rFonts w:ascii="Consolas" w:hAnsi="Consolas"/>
+                <w:sz w:val="19"/>
+              </w:rPr>
+              <w:t>}</w:t>
             </w:r>
           </w:p>
           <w:p>
@@ -1345,7 +5141,39 @@
                 <w:rFonts w:ascii="Consolas" w:hAnsi="Consolas"/>
                 <w:sz w:val="19"/>
               </w:rPr>
-              <w:t># Creación de archivos clave</w:t>
+              <w:t xml:space="preserve"># </w:t>
+            </w:r>
+            <w:proofErr w:type="spellStart"/>
+            <w:r>
+              <w:rPr>
+                <w:rFonts w:ascii="Consolas" w:hAnsi="Consolas"/>
+                <w:sz w:val="19"/>
+              </w:rPr>
+              <w:t>Creación</w:t>
+            </w:r>
+            <w:proofErr w:type="spellEnd"/>
+            <w:r>
+              <w:rPr>
+                <w:rFonts w:ascii="Consolas" w:hAnsi="Consolas"/>
+                <w:sz w:val="19"/>
+              </w:rPr>
+              <w:t xml:space="preserve"> de </w:t>
+            </w:r>
+            <w:proofErr w:type="spellStart"/>
+            <w:r>
+              <w:rPr>
+                <w:rFonts w:ascii="Consolas" w:hAnsi="Consolas"/>
+                <w:sz w:val="19"/>
+              </w:rPr>
+              <w:t>archivos</w:t>
+            </w:r>
+            <w:proofErr w:type="spellEnd"/>
+            <w:r>
+              <w:rPr>
+                <w:rFonts w:ascii="Consolas" w:hAnsi="Consolas"/>
+                <w:sz w:val="19"/>
+              </w:rPr>
+              <w:t xml:space="preserve"> clave</w:t>
             </w:r>
           </w:p>
           <w:p>
@@ -1381,7 +5209,55 @@
                 <w:rFonts w:ascii="Consolas" w:hAnsi="Consolas"/>
                 <w:sz w:val="19"/>
               </w:rPr>
-              <w:t>touch ml-project/notebooks/{01_eda.ipynb,02_modeling.ipynb,03_evaluation.ipynb}</w:t>
+              <w:t>touch ml-project/notebooks/{01_</w:t>
+            </w:r>
+            <w:proofErr w:type="gramStart"/>
+            <w:r>
+              <w:rPr>
+                <w:rFonts w:ascii="Consolas" w:hAnsi="Consolas"/>
+                <w:sz w:val="19"/>
+              </w:rPr>
+              <w:t>eda.ipynb</w:t>
+            </w:r>
+            <w:proofErr w:type="gramEnd"/>
+            <w:r>
+              <w:rPr>
+                <w:rFonts w:ascii="Consolas" w:hAnsi="Consolas"/>
+                <w:sz w:val="19"/>
+              </w:rPr>
+              <w:t>,02_</w:t>
+            </w:r>
+            <w:proofErr w:type="gramStart"/>
+            <w:r>
+              <w:rPr>
+                <w:rFonts w:ascii="Consolas" w:hAnsi="Consolas"/>
+                <w:sz w:val="19"/>
+              </w:rPr>
+              <w:t>modeling.ipynb</w:t>
+            </w:r>
+            <w:proofErr w:type="gramEnd"/>
+            <w:r>
+              <w:rPr>
+                <w:rFonts w:ascii="Consolas" w:hAnsi="Consolas"/>
+                <w:sz w:val="19"/>
+              </w:rPr>
+              <w:t>,03_</w:t>
+            </w:r>
+            <w:proofErr w:type="gramStart"/>
+            <w:r>
+              <w:rPr>
+                <w:rFonts w:ascii="Consolas" w:hAnsi="Consolas"/>
+                <w:sz w:val="19"/>
+              </w:rPr>
+              <w:t>evaluation.ipynb</w:t>
+            </w:r>
+            <w:proofErr w:type="gramEnd"/>
+            <w:r>
+              <w:rPr>
+                <w:rFonts w:ascii="Consolas" w:hAnsi="Consolas"/>
+                <w:sz w:val="19"/>
+              </w:rPr>
+              <w:t>}</w:t>
             </w:r>
           </w:p>
           <w:p>
@@ -1393,7 +5269,39 @@
                 <w:rFonts w:ascii="Consolas" w:hAnsi="Consolas"/>
                 <w:sz w:val="19"/>
               </w:rPr>
-              <w:t>touch ml-project/src/{preprocessing.py,modeling.py,evaluation.py,main.py}</w:t>
+              <w:t>touch ml-project/src/{</w:t>
+            </w:r>
+            <w:proofErr w:type="gramStart"/>
+            <w:r>
+              <w:rPr>
+                <w:rFonts w:ascii="Consolas" w:hAnsi="Consolas"/>
+                <w:sz w:val="19"/>
+              </w:rPr>
+              <w:t>preprocessing.py,modeling.py</w:t>
+            </w:r>
+            <w:proofErr w:type="gramEnd"/>
+            <w:r>
+              <w:rPr>
+                <w:rFonts w:ascii="Consolas" w:hAnsi="Consolas"/>
+                <w:sz w:val="19"/>
+              </w:rPr>
+              <w:t>,</w:t>
+            </w:r>
+            <w:proofErr w:type="gramStart"/>
+            <w:r>
+              <w:rPr>
+                <w:rFonts w:ascii="Consolas" w:hAnsi="Consolas"/>
+                <w:sz w:val="19"/>
+              </w:rPr>
+              <w:t>evaluation.py,main.py</w:t>
+            </w:r>
+            <w:proofErr w:type="gramEnd"/>
+            <w:r>
+              <w:rPr>
+                <w:rFonts w:ascii="Consolas" w:hAnsi="Consolas"/>
+                <w:sz w:val="19"/>
+              </w:rPr>
+              <w:t>}</w:t>
             </w:r>
           </w:p>
           <w:p>
@@ -1405,7 +5313,48 @@
                 <w:rFonts w:ascii="Consolas" w:hAnsi="Consolas"/>
                 <w:sz w:val="19"/>
               </w:rPr>
-              <w:t>touch ml-project/models/{linear_regression.joblib,scaler.joblib}</w:t>
+              <w:t>touch ml-project/models/{</w:t>
+            </w:r>
+            <w:proofErr w:type="spellStart"/>
+            <w:r>
+              <w:rPr>
+                <w:rFonts w:ascii="Consolas" w:hAnsi="Consolas"/>
+                <w:sz w:val="19"/>
+              </w:rPr>
+              <w:t>linear_</w:t>
+            </w:r>
+            <w:proofErr w:type="gramStart"/>
+            <w:r>
+              <w:rPr>
+                <w:rFonts w:ascii="Consolas" w:hAnsi="Consolas"/>
+                <w:sz w:val="19"/>
+              </w:rPr>
+              <w:t>regression.joblib</w:t>
+            </w:r>
+            <w:proofErr w:type="gramEnd"/>
+            <w:r>
+              <w:rPr>
+                <w:rFonts w:ascii="Consolas" w:hAnsi="Consolas"/>
+                <w:sz w:val="19"/>
+              </w:rPr>
+              <w:t>,</w:t>
+            </w:r>
+            <w:proofErr w:type="gramStart"/>
+            <w:r>
+              <w:rPr>
+                <w:rFonts w:ascii="Consolas" w:hAnsi="Consolas"/>
+                <w:sz w:val="19"/>
+              </w:rPr>
+              <w:t>scaler.joblib</w:t>
+            </w:r>
+            <w:proofErr w:type="spellEnd"/>
+            <w:proofErr w:type="gramEnd"/>
+            <w:r>
+              <w:rPr>
+                <w:rFonts w:ascii="Consolas" w:hAnsi="Consolas"/>
+                <w:sz w:val="19"/>
+              </w:rPr>
+              <w:t>}</w:t>
             </w:r>
           </w:p>
           <w:p>
@@ -1453,7 +5402,32 @@
                 <w:rFonts w:ascii="Consolas" w:hAnsi="Consolas"/>
                 <w:sz w:val="19"/>
               </w:rPr>
-              <w:t>touch ml-project/{requirements.txt,README.md,.gitignore}</w:t>
+              <w:t>touch ml-project/{</w:t>
+            </w:r>
+            <w:proofErr w:type="gramStart"/>
+            <w:r>
+              <w:rPr>
+                <w:rFonts w:ascii="Consolas" w:hAnsi="Consolas"/>
+                <w:sz w:val="19"/>
+              </w:rPr>
+              <w:t>requirements.txt,README.md,.</w:t>
+            </w:r>
+            <w:proofErr w:type="spellStart"/>
+            <w:proofErr w:type="gramEnd"/>
+            <w:r>
+              <w:rPr>
+                <w:rFonts w:ascii="Consolas" w:hAnsi="Consolas"/>
+                <w:sz w:val="19"/>
+              </w:rPr>
+              <w:t>gitignore</w:t>
+            </w:r>
+            <w:proofErr w:type="spellEnd"/>
+            <w:r>
+              <w:rPr>
+                <w:rFonts w:ascii="Consolas" w:hAnsi="Consolas"/>
+                <w:sz w:val="19"/>
+              </w:rPr>
+              <w:t>}</w:t>
             </w:r>
           </w:p>
         </w:tc>
@@ -1483,7 +5457,103 @@
     </w:p>
     <w:p>
       <w:r>
-        <w:t>Los entornos virtuales aíslan las bibliotecas instaladas para cada proyecto, evitando conflictos de versiones entre librerías estadísticas.</w:t>
+        <w:t xml:space="preserve">Los </w:t>
+      </w:r>
+      <w:proofErr w:type="spellStart"/>
+      <w:r>
+        <w:t>entornos</w:t>
+      </w:r>
+      <w:proofErr w:type="spellEnd"/>
+      <w:r>
+        <w:t xml:space="preserve"> </w:t>
+      </w:r>
+      <w:proofErr w:type="spellStart"/>
+      <w:r>
+        <w:t>virtuales</w:t>
+      </w:r>
+      <w:proofErr w:type="spellEnd"/>
+      <w:r>
+        <w:t xml:space="preserve"> </w:t>
+      </w:r>
+      <w:proofErr w:type="spellStart"/>
+      <w:r>
+        <w:t>aíslan</w:t>
+      </w:r>
+      <w:proofErr w:type="spellEnd"/>
+      <w:r>
+        <w:t xml:space="preserve"> las </w:t>
+      </w:r>
+      <w:proofErr w:type="spellStart"/>
+      <w:r>
+        <w:t>bibliotecas</w:t>
+      </w:r>
+      <w:proofErr w:type="spellEnd"/>
+      <w:r>
+        <w:t xml:space="preserve"> </w:t>
+      </w:r>
+      <w:proofErr w:type="spellStart"/>
+      <w:r>
+        <w:t>instaladas</w:t>
+      </w:r>
+      <w:proofErr w:type="spellEnd"/>
+      <w:r>
+        <w:t xml:space="preserve"> para </w:t>
+      </w:r>
+      <w:proofErr w:type="spellStart"/>
+      <w:r>
+        <w:t>cada</w:t>
+      </w:r>
+      <w:proofErr w:type="spellEnd"/>
+      <w:r>
+        <w:t xml:space="preserve"> </w:t>
+      </w:r>
+      <w:proofErr w:type="spellStart"/>
+      <w:r>
+        <w:t>proyecto</w:t>
+      </w:r>
+      <w:proofErr w:type="spellEnd"/>
+      <w:r>
+        <w:t xml:space="preserve">, </w:t>
+      </w:r>
+      <w:proofErr w:type="spellStart"/>
+      <w:r>
+        <w:t>evitando</w:t>
+      </w:r>
+      <w:proofErr w:type="spellEnd"/>
+      <w:r>
+        <w:t xml:space="preserve"> </w:t>
+      </w:r>
+      <w:proofErr w:type="spellStart"/>
+      <w:r>
+        <w:t>conflictos</w:t>
+      </w:r>
+      <w:proofErr w:type="spellEnd"/>
+      <w:r>
+        <w:t xml:space="preserve"> de </w:t>
+      </w:r>
+      <w:proofErr w:type="spellStart"/>
+      <w:r>
+        <w:t>versiones</w:t>
+      </w:r>
+      <w:proofErr w:type="spellEnd"/>
+      <w:r>
+        <w:t xml:space="preserve"> entre </w:t>
+      </w:r>
+      <w:proofErr w:type="spellStart"/>
+      <w:r>
+        <w:t>librerías</w:t>
+      </w:r>
+      <w:proofErr w:type="spellEnd"/>
+      <w:r>
+        <w:t xml:space="preserve"> </w:t>
+      </w:r>
+      <w:proofErr w:type="spellStart"/>
+      <w:r>
+        <w:t>estadísticas</w:t>
+      </w:r>
+      <w:proofErr w:type="spellEnd"/>
+      <w:r>
+        <w:t>.</w:t>
       </w:r>
     </w:p>
     <w:p>
@@ -1497,7 +5567,61 @@
           <w:color w:val="2B6CB0"/>
           <w:sz w:val="26"/>
         </w:rPr>
-        <w:t>5.1 Creación y Activación del Entorno Virtual</w:t>
+        <w:t xml:space="preserve">5.1 </w:t>
+      </w:r>
+      <w:proofErr w:type="spellStart"/>
+      <w:r>
+        <w:rPr>
+          <w:b/>
+          <w:color w:val="2B6CB0"/>
+          <w:sz w:val="26"/>
+        </w:rPr>
+        <w:t>Creación</w:t>
+      </w:r>
+      <w:proofErr w:type="spellEnd"/>
+      <w:r>
+        <w:rPr>
+          <w:b/>
+          <w:color w:val="2B6CB0"/>
+          <w:sz w:val="26"/>
+        </w:rPr>
+        <w:t xml:space="preserve"> y </w:t>
+      </w:r>
+      <w:proofErr w:type="spellStart"/>
+      <w:r>
+        <w:rPr>
+          <w:b/>
+          <w:color w:val="2B6CB0"/>
+          <w:sz w:val="26"/>
+        </w:rPr>
+        <w:t>Activación</w:t>
+      </w:r>
+      <w:proofErr w:type="spellEnd"/>
+      <w:r>
+        <w:rPr>
+          <w:b/>
+          <w:color w:val="2B6CB0"/>
+          <w:sz w:val="26"/>
+        </w:rPr>
+        <w:t xml:space="preserve"> del </w:t>
+      </w:r>
+      <w:proofErr w:type="spellStart"/>
+      <w:r>
+        <w:rPr>
+          <w:b/>
+          <w:color w:val="2B6CB0"/>
+          <w:sz w:val="26"/>
+        </w:rPr>
+        <w:t>Entorno</w:t>
+      </w:r>
+      <w:proofErr w:type="spellEnd"/>
+      <w:r>
+        <w:rPr>
+          <w:b/>
+          <w:color w:val="2B6CB0"/>
+          <w:sz w:val="26"/>
+        </w:rPr>
+        <w:t xml:space="preserve"> Virtual</w:t>
       </w:r>
     </w:p>
     <w:tbl>
@@ -1548,20 +5672,90 @@
                 <w:rFonts w:ascii="Consolas" w:hAnsi="Consolas"/>
                 <w:sz w:val="19"/>
               </w:rPr>
-              <w:t>python3 -m venv .venv</w:t>
-            </w:r>
+              <w:t xml:space="preserve">python3 -m </w:t>
+            </w:r>
+            <w:proofErr w:type="spellStart"/>
+            <w:proofErr w:type="gramStart"/>
+            <w:r>
+              <w:rPr>
+                <w:rFonts w:ascii="Consolas" w:hAnsi="Consolas"/>
+                <w:sz w:val="19"/>
+              </w:rPr>
+              <w:t>venv</w:t>
+            </w:r>
+            <w:proofErr w:type="spellEnd"/>
+            <w:r>
+              <w:rPr>
+                <w:rFonts w:ascii="Consolas" w:hAnsi="Consolas"/>
+                <w:sz w:val="19"/>
+              </w:rPr>
+              <w:t xml:space="preserve"> .</w:t>
+            </w:r>
+            <w:proofErr w:type="spellStart"/>
+            <w:r>
+              <w:rPr>
+                <w:rFonts w:ascii="Consolas" w:hAnsi="Consolas"/>
+                <w:sz w:val="19"/>
+              </w:rPr>
+              <w:t>venv</w:t>
+            </w:r>
+            <w:proofErr w:type="spellEnd"/>
+            <w:proofErr w:type="gramEnd"/>
           </w:p>
           <w:p>
             <w:pPr>
               <w:spacing w:after="0"/>
             </w:pPr>
-            <w:r>
-              <w:rPr>
-                <w:rFonts w:ascii="Consolas" w:hAnsi="Consolas"/>
-                <w:sz w:val="19"/>
-              </w:rPr>
-              <w:t>source .venv/bin/activate          # Activación del entorno</w:t>
-            </w:r>
+            <w:proofErr w:type="gramStart"/>
+            <w:r>
+              <w:rPr>
+                <w:rFonts w:ascii="Consolas" w:hAnsi="Consolas"/>
+                <w:sz w:val="19"/>
+              </w:rPr>
+              <w:t>source .</w:t>
+            </w:r>
+            <w:proofErr w:type="spellStart"/>
+            <w:r>
+              <w:rPr>
+                <w:rFonts w:ascii="Consolas" w:hAnsi="Consolas"/>
+                <w:sz w:val="19"/>
+              </w:rPr>
+              <w:t>venv</w:t>
+            </w:r>
+            <w:proofErr w:type="spellEnd"/>
+            <w:proofErr w:type="gramEnd"/>
+            <w:r>
+              <w:rPr>
+                <w:rFonts w:ascii="Consolas" w:hAnsi="Consolas"/>
+                <w:sz w:val="19"/>
+              </w:rPr>
+              <w:t xml:space="preserve">/bin/activate          # </w:t>
+            </w:r>
+            <w:proofErr w:type="spellStart"/>
+            <w:r>
+              <w:rPr>
+                <w:rFonts w:ascii="Consolas" w:hAnsi="Consolas"/>
+                <w:sz w:val="19"/>
+              </w:rPr>
+              <w:t>Activación</w:t>
+            </w:r>
+            <w:proofErr w:type="spellEnd"/>
+            <w:r>
+              <w:rPr>
+                <w:rFonts w:ascii="Consolas" w:hAnsi="Consolas"/>
+                <w:sz w:val="19"/>
+              </w:rPr>
+              <w:t xml:space="preserve"> del </w:t>
+            </w:r>
+            <w:proofErr w:type="spellStart"/>
+            <w:r>
+              <w:rPr>
+                <w:rFonts w:ascii="Consolas" w:hAnsi="Consolas"/>
+                <w:sz w:val="19"/>
+              </w:rPr>
+              <w:t>entorno</w:t>
+            </w:r>
+            <w:proofErr w:type="spellEnd"/>
           </w:p>
           <w:p>
             <w:pPr>
@@ -1572,8 +5766,17 @@
                 <w:rFonts w:ascii="Consolas" w:hAnsi="Consolas"/>
                 <w:sz w:val="19"/>
               </w:rPr>
-              <w:t>deactivate                         # Desactivación</w:t>
-            </w:r>
+              <w:t xml:space="preserve">deactivate                         # </w:t>
+            </w:r>
+            <w:proofErr w:type="spellStart"/>
+            <w:r>
+              <w:rPr>
+                <w:rFonts w:ascii="Consolas" w:hAnsi="Consolas"/>
+                <w:sz w:val="19"/>
+              </w:rPr>
+              <w:t>Desactivación</w:t>
+            </w:r>
+            <w:proofErr w:type="spellEnd"/>
           </w:p>
           <w:p>
             <w:pPr>
@@ -1584,8 +5787,58 @@
                 <w:rFonts w:ascii="Consolas" w:hAnsi="Consolas"/>
                 <w:sz w:val="19"/>
               </w:rPr>
-              <w:t>rm -rf .venv                       # Eliminación del entorno</w:t>
-            </w:r>
+              <w:t>rm -</w:t>
+            </w:r>
+            <w:proofErr w:type="gramStart"/>
+            <w:r>
+              <w:rPr>
+                <w:rFonts w:ascii="Consolas" w:hAnsi="Consolas"/>
+                <w:sz w:val="19"/>
+              </w:rPr>
+              <w:t>rf .</w:t>
+            </w:r>
+            <w:proofErr w:type="spellStart"/>
+            <w:r>
+              <w:rPr>
+                <w:rFonts w:ascii="Consolas" w:hAnsi="Consolas"/>
+                <w:sz w:val="19"/>
+              </w:rPr>
+              <w:t>venv</w:t>
+            </w:r>
+            <w:proofErr w:type="spellEnd"/>
+            <w:proofErr w:type="gramEnd"/>
+            <w:r>
+              <w:rPr>
+                <w:rFonts w:ascii="Consolas" w:hAnsi="Consolas"/>
+                <w:sz w:val="19"/>
+              </w:rPr>
+              <w:t xml:space="preserve">                       # </w:t>
+            </w:r>
+            <w:proofErr w:type="spellStart"/>
+            <w:r>
+              <w:rPr>
+                <w:rFonts w:ascii="Consolas" w:hAnsi="Consolas"/>
+                <w:sz w:val="19"/>
+              </w:rPr>
+              <w:t>Eliminación</w:t>
+            </w:r>
+            <w:proofErr w:type="spellEnd"/>
+            <w:r>
+              <w:rPr>
+                <w:rFonts w:ascii="Consolas" w:hAnsi="Consolas"/>
+                <w:sz w:val="19"/>
+              </w:rPr>
+              <w:t xml:space="preserve"> del </w:t>
+            </w:r>
+            <w:proofErr w:type="spellStart"/>
+            <w:r>
+              <w:rPr>
+                <w:rFonts w:ascii="Consolas" w:hAnsi="Consolas"/>
+                <w:sz w:val="19"/>
+              </w:rPr>
+              <w:t>entorno</w:t>
+            </w:r>
+            <w:proofErr w:type="spellEnd"/>
           </w:p>
           <w:p>
             <w:pPr>
@@ -1613,20 +5866,63 @@
                 <w:rFonts w:ascii="Consolas" w:hAnsi="Consolas"/>
                 <w:sz w:val="19"/>
               </w:rPr>
-              <w:t>python -m venv venv</w:t>
-            </w:r>
+              <w:t xml:space="preserve">python -m </w:t>
+            </w:r>
+            <w:proofErr w:type="spellStart"/>
+            <w:r>
+              <w:rPr>
+                <w:rFonts w:ascii="Consolas" w:hAnsi="Consolas"/>
+                <w:sz w:val="19"/>
+              </w:rPr>
+              <w:t>venv</w:t>
+            </w:r>
+            <w:proofErr w:type="spellEnd"/>
+            <w:r>
+              <w:rPr>
+                <w:rFonts w:ascii="Consolas" w:hAnsi="Consolas"/>
+                <w:sz w:val="19"/>
+              </w:rPr>
+              <w:t xml:space="preserve"> </w:t>
+            </w:r>
+            <w:proofErr w:type="spellStart"/>
+            <w:r>
+              <w:rPr>
+                <w:rFonts w:ascii="Consolas" w:hAnsi="Consolas"/>
+                <w:sz w:val="19"/>
+              </w:rPr>
+              <w:t>venv</w:t>
+            </w:r>
+            <w:proofErr w:type="spellEnd"/>
           </w:p>
           <w:p>
             <w:pPr>
               <w:spacing w:after="0"/>
             </w:pPr>
-            <w:r>
-              <w:rPr>
-                <w:rFonts w:ascii="Consolas" w:hAnsi="Consolas"/>
-                <w:sz w:val="19"/>
-              </w:rPr>
-              <w:t>venv\Scripts\Activate               # Activación</w:t>
-            </w:r>
+            <w:proofErr w:type="spellStart"/>
+            <w:r>
+              <w:rPr>
+                <w:rFonts w:ascii="Consolas" w:hAnsi="Consolas"/>
+                <w:sz w:val="19"/>
+              </w:rPr>
+              <w:t>venv</w:t>
+            </w:r>
+            <w:proofErr w:type="spellEnd"/>
+            <w:r>
+              <w:rPr>
+                <w:rFonts w:ascii="Consolas" w:hAnsi="Consolas"/>
+                <w:sz w:val="19"/>
+              </w:rPr>
+              <w:t xml:space="preserve">\Scripts\Activate               # </w:t>
+            </w:r>
+            <w:proofErr w:type="spellStart"/>
+            <w:r>
+              <w:rPr>
+                <w:rFonts w:ascii="Consolas" w:hAnsi="Consolas"/>
+                <w:sz w:val="19"/>
+              </w:rPr>
+              <w:t>Activación</w:t>
+            </w:r>
+            <w:proofErr w:type="spellEnd"/>
           </w:p>
           <w:p>
             <w:pPr>
@@ -1637,20 +5933,79 @@
                 <w:rFonts w:ascii="Consolas" w:hAnsi="Consolas"/>
                 <w:sz w:val="19"/>
               </w:rPr>
-              <w:t>deactivate                         # Desactivación</w:t>
-            </w:r>
+              <w:t xml:space="preserve">deactivate                         # </w:t>
+            </w:r>
+            <w:proofErr w:type="spellStart"/>
+            <w:r>
+              <w:rPr>
+                <w:rFonts w:ascii="Consolas" w:hAnsi="Consolas"/>
+                <w:sz w:val="19"/>
+              </w:rPr>
+              <w:t>Desactivación</w:t>
+            </w:r>
+            <w:proofErr w:type="spellEnd"/>
           </w:p>
           <w:p>
             <w:pPr>
               <w:spacing w:after="0"/>
             </w:pPr>
-            <w:r>
-              <w:rPr>
-                <w:rFonts w:ascii="Consolas" w:hAnsi="Consolas"/>
-                <w:sz w:val="19"/>
-              </w:rPr>
-              <w:t>rmdir /s /q venv                   # Eliminación del entorno</w:t>
-            </w:r>
+            <w:proofErr w:type="spellStart"/>
+            <w:r>
+              <w:rPr>
+                <w:rFonts w:ascii="Consolas" w:hAnsi="Consolas"/>
+                <w:sz w:val="19"/>
+              </w:rPr>
+              <w:t>rmdir</w:t>
+            </w:r>
+            <w:proofErr w:type="spellEnd"/>
+            <w:r>
+              <w:rPr>
+                <w:rFonts w:ascii="Consolas" w:hAnsi="Consolas"/>
+                <w:sz w:val="19"/>
+              </w:rPr>
+              <w:t xml:space="preserve"> /s /q </w:t>
+            </w:r>
+            <w:proofErr w:type="spellStart"/>
+            <w:r>
+              <w:rPr>
+                <w:rFonts w:ascii="Consolas" w:hAnsi="Consolas"/>
+                <w:sz w:val="19"/>
+              </w:rPr>
+              <w:t>venv</w:t>
+            </w:r>
+            <w:proofErr w:type="spellEnd"/>
+            <w:r>
+              <w:rPr>
+                <w:rFonts w:ascii="Consolas" w:hAnsi="Consolas"/>
+                <w:sz w:val="19"/>
+              </w:rPr>
+              <w:t xml:space="preserve">                   # </w:t>
+            </w:r>
+            <w:proofErr w:type="spellStart"/>
+            <w:r>
+              <w:rPr>
+                <w:rFonts w:ascii="Consolas" w:hAnsi="Consolas"/>
+                <w:sz w:val="19"/>
+              </w:rPr>
+              <w:t>Eliminación</w:t>
+            </w:r>
+            <w:proofErr w:type="spellEnd"/>
+            <w:r>
+              <w:rPr>
+                <w:rFonts w:ascii="Consolas" w:hAnsi="Consolas"/>
+                <w:sz w:val="19"/>
+              </w:rPr>
+              <w:t xml:space="preserve"> del </w:t>
+            </w:r>
+            <w:proofErr w:type="spellStart"/>
+            <w:r>
+              <w:rPr>
+                <w:rFonts w:ascii="Consolas" w:hAnsi="Consolas"/>
+                <w:sz w:val="19"/>
+              </w:rPr>
+              <w:t>entorno</w:t>
+            </w:r>
+            <w:proofErr w:type="spellEnd"/>
           </w:p>
         </w:tc>
       </w:tr>
@@ -1671,7 +6026,61 @@
           <w:color w:val="2B6CB0"/>
           <w:sz w:val="26"/>
         </w:rPr>
-        <w:t>5.2 Instalación de Paquetes y Registro en requirements.txt</w:t>
+        <w:t xml:space="preserve">5.2 </w:t>
+      </w:r>
+      <w:proofErr w:type="spellStart"/>
+      <w:r>
+        <w:rPr>
+          <w:b/>
+          <w:color w:val="2B6CB0"/>
+          <w:sz w:val="26"/>
+        </w:rPr>
+        <w:t>Instalación</w:t>
+      </w:r>
+      <w:proofErr w:type="spellEnd"/>
+      <w:r>
+        <w:rPr>
+          <w:b/>
+          <w:color w:val="2B6CB0"/>
+          <w:sz w:val="26"/>
+        </w:rPr>
+        <w:t xml:space="preserve"> de </w:t>
+      </w:r>
+      <w:proofErr w:type="spellStart"/>
+      <w:r>
+        <w:rPr>
+          <w:b/>
+          <w:color w:val="2B6CB0"/>
+          <w:sz w:val="26"/>
+        </w:rPr>
+        <w:t>Paquetes</w:t>
+      </w:r>
+      <w:proofErr w:type="spellEnd"/>
+      <w:r>
+        <w:rPr>
+          <w:b/>
+          <w:color w:val="2B6CB0"/>
+          <w:sz w:val="26"/>
+        </w:rPr>
+        <w:t xml:space="preserve"> y Registro </w:t>
+      </w:r>
+      <w:proofErr w:type="spellStart"/>
+      <w:r>
+        <w:rPr>
+          <w:b/>
+          <w:color w:val="2B6CB0"/>
+          <w:sz w:val="26"/>
+        </w:rPr>
+        <w:t>en</w:t>
+      </w:r>
+      <w:proofErr w:type="spellEnd"/>
+      <w:r>
+        <w:rPr>
+          <w:b/>
+          <w:color w:val="2B6CB0"/>
+          <w:sz w:val="26"/>
+        </w:rPr>
+        <w:t xml:space="preserve"> requirements.txt</w:t>
       </w:r>
     </w:p>
     <w:tbl>
@@ -1710,7 +6119,87 @@
                 <w:rFonts w:ascii="Consolas" w:hAnsi="Consolas"/>
                 <w:sz w:val="19"/>
               </w:rPr>
-              <w:t># Instalación de librerías esenciales para el científico de datos:</w:t>
+              <w:t xml:space="preserve"># </w:t>
+            </w:r>
+            <w:proofErr w:type="spellStart"/>
+            <w:r>
+              <w:rPr>
+                <w:rFonts w:ascii="Consolas" w:hAnsi="Consolas"/>
+                <w:sz w:val="19"/>
+              </w:rPr>
+              <w:t>Instalación</w:t>
+            </w:r>
+            <w:proofErr w:type="spellEnd"/>
+            <w:r>
+              <w:rPr>
+                <w:rFonts w:ascii="Consolas" w:hAnsi="Consolas"/>
+                <w:sz w:val="19"/>
+              </w:rPr>
+              <w:t xml:space="preserve"> de </w:t>
+            </w:r>
+            <w:proofErr w:type="spellStart"/>
+            <w:r>
+              <w:rPr>
+                <w:rFonts w:ascii="Consolas" w:hAnsi="Consolas"/>
+                <w:sz w:val="19"/>
+              </w:rPr>
+              <w:t>librerías</w:t>
+            </w:r>
+            <w:proofErr w:type="spellEnd"/>
+            <w:r>
+              <w:rPr>
+                <w:rFonts w:ascii="Consolas" w:hAnsi="Consolas"/>
+                <w:sz w:val="19"/>
+              </w:rPr>
+              <w:t xml:space="preserve"> </w:t>
+            </w:r>
+            <w:proofErr w:type="spellStart"/>
+            <w:r>
+              <w:rPr>
+                <w:rFonts w:ascii="Consolas" w:hAnsi="Consolas"/>
+                <w:sz w:val="19"/>
+              </w:rPr>
+              <w:t>esenciales</w:t>
+            </w:r>
+            <w:proofErr w:type="spellEnd"/>
+            <w:r>
+              <w:rPr>
+                <w:rFonts w:ascii="Consolas" w:hAnsi="Consolas"/>
+                <w:sz w:val="19"/>
+              </w:rPr>
+              <w:t xml:space="preserve"> para el </w:t>
+            </w:r>
+            <w:proofErr w:type="spellStart"/>
+            <w:r>
+              <w:rPr>
+                <w:rFonts w:ascii="Consolas" w:hAnsi="Consolas"/>
+                <w:sz w:val="19"/>
+              </w:rPr>
+              <w:t>científico</w:t>
+            </w:r>
+            <w:proofErr w:type="spellEnd"/>
+            <w:r>
+              <w:rPr>
+                <w:rFonts w:ascii="Consolas" w:hAnsi="Consolas"/>
+                <w:sz w:val="19"/>
+              </w:rPr>
+              <w:t xml:space="preserve"> de </w:t>
+            </w:r>
+            <w:proofErr w:type="spellStart"/>
+            <w:r>
+              <w:rPr>
+                <w:rFonts w:ascii="Consolas" w:hAnsi="Consolas"/>
+                <w:sz w:val="19"/>
+              </w:rPr>
+              <w:t>datos</w:t>
+            </w:r>
+            <w:proofErr w:type="spellEnd"/>
+            <w:r>
+              <w:rPr>
+                <w:rFonts w:ascii="Consolas" w:hAnsi="Consolas"/>
+                <w:sz w:val="19"/>
+              </w:rPr>
+              <w:t>:</w:t>
             </w:r>
           </w:p>
           <w:p>
@@ -1722,7 +6211,23 @@
                 <w:rFonts w:ascii="Consolas" w:hAnsi="Consolas"/>
                 <w:sz w:val="19"/>
               </w:rPr>
-              <w:t>pip install pandas numpy scikit-learn matplotlib seaborn</w:t>
+              <w:t xml:space="preserve">pip install pandas </w:t>
+            </w:r>
+            <w:proofErr w:type="spellStart"/>
+            <w:r>
+              <w:rPr>
+                <w:rFonts w:ascii="Consolas" w:hAnsi="Consolas"/>
+                <w:sz w:val="19"/>
+              </w:rPr>
+              <w:t>numpy</w:t>
+            </w:r>
+            <w:proofErr w:type="spellEnd"/>
+            <w:r>
+              <w:rPr>
+                <w:rFonts w:ascii="Consolas" w:hAnsi="Consolas"/>
+                <w:sz w:val="19"/>
+              </w:rPr>
+              <w:t xml:space="preserve"> scikit-learn matplotlib seaborn</w:t>
             </w:r>
           </w:p>
           <w:p>
@@ -1739,7 +6244,87 @@
                 <w:rFonts w:ascii="Consolas" w:hAnsi="Consolas"/>
                 <w:sz w:val="19"/>
               </w:rPr>
-              <w:t># Listar paquetes instalados en el entorno actual:</w:t>
+              <w:t xml:space="preserve"># </w:t>
+            </w:r>
+            <w:proofErr w:type="spellStart"/>
+            <w:r>
+              <w:rPr>
+                <w:rFonts w:ascii="Consolas" w:hAnsi="Consolas"/>
+                <w:sz w:val="19"/>
+              </w:rPr>
+              <w:t>Listar</w:t>
+            </w:r>
+            <w:proofErr w:type="spellEnd"/>
+            <w:r>
+              <w:rPr>
+                <w:rFonts w:ascii="Consolas" w:hAnsi="Consolas"/>
+                <w:sz w:val="19"/>
+              </w:rPr>
+              <w:t xml:space="preserve"> </w:t>
+            </w:r>
+            <w:proofErr w:type="spellStart"/>
+            <w:r>
+              <w:rPr>
+                <w:rFonts w:ascii="Consolas" w:hAnsi="Consolas"/>
+                <w:sz w:val="19"/>
+              </w:rPr>
+              <w:t>paquetes</w:t>
+            </w:r>
+            <w:proofErr w:type="spellEnd"/>
+            <w:r>
+              <w:rPr>
+                <w:rFonts w:ascii="Consolas" w:hAnsi="Consolas"/>
+                <w:sz w:val="19"/>
+              </w:rPr>
+              <w:t xml:space="preserve"> </w:t>
+            </w:r>
+            <w:proofErr w:type="spellStart"/>
+            <w:r>
+              <w:rPr>
+                <w:rFonts w:ascii="Consolas" w:hAnsi="Consolas"/>
+                <w:sz w:val="19"/>
+              </w:rPr>
+              <w:t>instalados</w:t>
+            </w:r>
+            <w:proofErr w:type="spellEnd"/>
+            <w:r>
+              <w:rPr>
+                <w:rFonts w:ascii="Consolas" w:hAnsi="Consolas"/>
+                <w:sz w:val="19"/>
+              </w:rPr>
+              <w:t xml:space="preserve"> </w:t>
+            </w:r>
+            <w:proofErr w:type="spellStart"/>
+            <w:r>
+              <w:rPr>
+                <w:rFonts w:ascii="Consolas" w:hAnsi="Consolas"/>
+                <w:sz w:val="19"/>
+              </w:rPr>
+              <w:t>en</w:t>
+            </w:r>
+            <w:proofErr w:type="spellEnd"/>
+            <w:r>
+              <w:rPr>
+                <w:rFonts w:ascii="Consolas" w:hAnsi="Consolas"/>
+                <w:sz w:val="19"/>
+              </w:rPr>
+              <w:t xml:space="preserve"> el </w:t>
+            </w:r>
+            <w:proofErr w:type="spellStart"/>
+            <w:r>
+              <w:rPr>
+                <w:rFonts w:ascii="Consolas" w:hAnsi="Consolas"/>
+                <w:sz w:val="19"/>
+              </w:rPr>
+              <w:t>entorno</w:t>
+            </w:r>
+            <w:proofErr w:type="spellEnd"/>
+            <w:r>
+              <w:rPr>
+                <w:rFonts w:ascii="Consolas" w:hAnsi="Consolas"/>
+                <w:sz w:val="19"/>
+              </w:rPr>
+              <w:t xml:space="preserve"> actual:</w:t>
             </w:r>
           </w:p>
           <w:p>
@@ -1768,7 +6353,87 @@
                 <w:rFonts w:ascii="Consolas" w:hAnsi="Consolas"/>
                 <w:sz w:val="19"/>
               </w:rPr>
-              <w:t># Congelar y guardar las dependencias para garantizar reproducibilidad:</w:t>
+              <w:t xml:space="preserve"># </w:t>
+            </w:r>
+            <w:proofErr w:type="spellStart"/>
+            <w:r>
+              <w:rPr>
+                <w:rFonts w:ascii="Consolas" w:hAnsi="Consolas"/>
+                <w:sz w:val="19"/>
+              </w:rPr>
+              <w:t>Congelar</w:t>
+            </w:r>
+            <w:proofErr w:type="spellEnd"/>
+            <w:r>
+              <w:rPr>
+                <w:rFonts w:ascii="Consolas" w:hAnsi="Consolas"/>
+                <w:sz w:val="19"/>
+              </w:rPr>
+              <w:t xml:space="preserve"> y </w:t>
+            </w:r>
+            <w:proofErr w:type="spellStart"/>
+            <w:r>
+              <w:rPr>
+                <w:rFonts w:ascii="Consolas" w:hAnsi="Consolas"/>
+                <w:sz w:val="19"/>
+              </w:rPr>
+              <w:t>guardar</w:t>
+            </w:r>
+            <w:proofErr w:type="spellEnd"/>
+            <w:r>
+              <w:rPr>
+                <w:rFonts w:ascii="Consolas" w:hAnsi="Consolas"/>
+                <w:sz w:val="19"/>
+              </w:rPr>
+              <w:t xml:space="preserve"> las </w:t>
+            </w:r>
+            <w:proofErr w:type="spellStart"/>
+            <w:r>
+              <w:rPr>
+                <w:rFonts w:ascii="Consolas" w:hAnsi="Consolas"/>
+                <w:sz w:val="19"/>
+              </w:rPr>
+              <w:t>dependencias</w:t>
+            </w:r>
+            <w:proofErr w:type="spellEnd"/>
+            <w:r>
+              <w:rPr>
+                <w:rFonts w:ascii="Consolas" w:hAnsi="Consolas"/>
+                <w:sz w:val="19"/>
+              </w:rPr>
+              <w:t xml:space="preserve"> para </w:t>
+            </w:r>
+            <w:proofErr w:type="spellStart"/>
+            <w:r>
+              <w:rPr>
+                <w:rFonts w:ascii="Consolas" w:hAnsi="Consolas"/>
+                <w:sz w:val="19"/>
+              </w:rPr>
+              <w:t>garantizar</w:t>
+            </w:r>
+            <w:proofErr w:type="spellEnd"/>
+            <w:r>
+              <w:rPr>
+                <w:rFonts w:ascii="Consolas" w:hAnsi="Consolas"/>
+                <w:sz w:val="19"/>
+              </w:rPr>
+              <w:t xml:space="preserve"> </w:t>
+            </w:r>
+            <w:proofErr w:type="spellStart"/>
+            <w:r>
+              <w:rPr>
+                <w:rFonts w:ascii="Consolas" w:hAnsi="Consolas"/>
+                <w:sz w:val="19"/>
+              </w:rPr>
+              <w:t>reproducibilidad</w:t>
+            </w:r>
+            <w:proofErr w:type="spellEnd"/>
+            <w:r>
+              <w:rPr>
+                <w:rFonts w:ascii="Consolas" w:hAnsi="Consolas"/>
+                <w:sz w:val="19"/>
+              </w:rPr>
+              <w:t>:</w:t>
             </w:r>
           </w:p>
           <w:p>
@@ -1805,12 +6470,168 @@
           <w:color w:val="1B365D"/>
           <w:sz w:val="32"/>
         </w:rPr>
-        <w:t>MÓDULO 6: USO E IMPORTANCIA DEL ARCHIVO .gitignore</w:t>
-      </w:r>
+        <w:t xml:space="preserve">MÓDULO 6: USO E IMPORTANCIA DEL </w:t>
+      </w:r>
+      <w:proofErr w:type="gramStart"/>
+      <w:r>
+        <w:rPr>
+          <w:b/>
+          <w:color w:val="1B365D"/>
+          <w:sz w:val="32"/>
+        </w:rPr>
+        <w:t>ARCHIVO .</w:t>
+      </w:r>
+      <w:proofErr w:type="spellStart"/>
+      <w:r>
+        <w:rPr>
+          <w:b/>
+          <w:color w:val="1B365D"/>
+          <w:sz w:val="32"/>
+        </w:rPr>
+        <w:t>gitignore</w:t>
+      </w:r>
+      <w:proofErr w:type="spellEnd"/>
+      <w:proofErr w:type="gramEnd"/>
     </w:p>
     <w:p>
       <w:r>
-        <w:t>No todos los archivos de un proyecto deben subirse al repositorio. Archivos binarios pesados, modelos entrenados de gran tamaño, bases de datos o secretos/claves deben ser ignorados.</w:t>
+        <w:t xml:space="preserve">No </w:t>
+      </w:r>
+      <w:proofErr w:type="spellStart"/>
+      <w:r>
+        <w:t>todos</w:t>
+      </w:r>
+      <w:proofErr w:type="spellEnd"/>
+      <w:r>
+        <w:t xml:space="preserve"> </w:t>
+      </w:r>
+      <w:proofErr w:type="spellStart"/>
+      <w:r>
+        <w:t>los</w:t>
+      </w:r>
+      <w:proofErr w:type="spellEnd"/>
+      <w:r>
+        <w:t xml:space="preserve"> </w:t>
+      </w:r>
+      <w:proofErr w:type="spellStart"/>
+      <w:r>
+        <w:t>archivos</w:t>
+      </w:r>
+      <w:proofErr w:type="spellEnd"/>
+      <w:r>
+        <w:t xml:space="preserve"> de un </w:t>
+      </w:r>
+      <w:proofErr w:type="spellStart"/>
+      <w:r>
+        <w:t>proyecto</w:t>
+      </w:r>
+      <w:proofErr w:type="spellEnd"/>
+      <w:r>
+        <w:t xml:space="preserve"> </w:t>
+      </w:r>
+      <w:proofErr w:type="spellStart"/>
+      <w:r>
+        <w:t>deben</w:t>
+      </w:r>
+      <w:proofErr w:type="spellEnd"/>
+      <w:r>
+        <w:t xml:space="preserve"> </w:t>
+      </w:r>
+      <w:proofErr w:type="spellStart"/>
+      <w:r>
+        <w:t>subirse</w:t>
+      </w:r>
+      <w:proofErr w:type="spellEnd"/>
+      <w:r>
+        <w:t xml:space="preserve"> al </w:t>
+      </w:r>
+      <w:proofErr w:type="spellStart"/>
+      <w:r>
+        <w:t>repositorio</w:t>
+      </w:r>
+      <w:proofErr w:type="spellEnd"/>
+      <w:r>
+        <w:t xml:space="preserve">. </w:t>
+      </w:r>
+      <w:proofErr w:type="spellStart"/>
+      <w:r>
+        <w:t>Archivos</w:t>
+      </w:r>
+      <w:proofErr w:type="spellEnd"/>
+      <w:r>
+        <w:t xml:space="preserve"> </w:t>
+      </w:r>
+      <w:proofErr w:type="spellStart"/>
+      <w:r>
+        <w:t>binarios</w:t>
+      </w:r>
+      <w:proofErr w:type="spellEnd"/>
+      <w:r>
+        <w:t xml:space="preserve"> </w:t>
+      </w:r>
+      <w:proofErr w:type="spellStart"/>
+      <w:r>
+        <w:t>pesados</w:t>
+      </w:r>
+      <w:proofErr w:type="spellEnd"/>
+      <w:r>
+        <w:t xml:space="preserve">, </w:t>
+      </w:r>
+      <w:proofErr w:type="spellStart"/>
+      <w:r>
+        <w:t>modelos</w:t>
+      </w:r>
+      <w:proofErr w:type="spellEnd"/>
+      <w:r>
+        <w:t xml:space="preserve"> </w:t>
+      </w:r>
+      <w:proofErr w:type="spellStart"/>
+      <w:r>
+        <w:t>entrenados</w:t>
+      </w:r>
+      <w:proofErr w:type="spellEnd"/>
+      <w:r>
+        <w:t xml:space="preserve"> de gran </w:t>
+      </w:r>
+      <w:proofErr w:type="spellStart"/>
+      <w:r>
+        <w:t>tamaño</w:t>
+      </w:r>
+      <w:proofErr w:type="spellEnd"/>
+      <w:r>
+        <w:t xml:space="preserve">, bases de </w:t>
+      </w:r>
+      <w:proofErr w:type="spellStart"/>
+      <w:r>
+        <w:t>datos</w:t>
+      </w:r>
+      <w:proofErr w:type="spellEnd"/>
+      <w:r>
+        <w:t xml:space="preserve"> o </w:t>
+      </w:r>
+      <w:proofErr w:type="spellStart"/>
+      <w:r>
+        <w:t>secretos</w:t>
+      </w:r>
+      <w:proofErr w:type="spellEnd"/>
+      <w:r>
+        <w:t xml:space="preserve">/claves </w:t>
+      </w:r>
+      <w:proofErr w:type="spellStart"/>
+      <w:r>
+        <w:t>deben</w:t>
+      </w:r>
+      <w:proofErr w:type="spellEnd"/>
+      <w:r>
+        <w:t xml:space="preserve"> ser </w:t>
+      </w:r>
+      <w:proofErr w:type="spellStart"/>
+      <w:r>
+        <w:t>ignorados</w:t>
+      </w:r>
+      <w:proofErr w:type="spellEnd"/>
+      <w:r>
+        <w:t>.</w:t>
       </w:r>
     </w:p>
     <w:tbl>
@@ -1866,7 +6687,79 @@
                 <w:color w:val="2C7A7B"/>
                 <w:sz w:val="20"/>
               </w:rPr>
-              <w:t>El orden correcto siempre debe ser:</w:t>
+              <w:t xml:space="preserve">El </w:t>
+            </w:r>
+            <w:proofErr w:type="spellStart"/>
+            <w:r>
+              <w:rPr>
+                <w:i/>
+                <w:color w:val="2C7A7B"/>
+                <w:sz w:val="20"/>
+              </w:rPr>
+              <w:t>orden</w:t>
+            </w:r>
+            <w:proofErr w:type="spellEnd"/>
+            <w:r>
+              <w:rPr>
+                <w:i/>
+                <w:color w:val="2C7A7B"/>
+                <w:sz w:val="20"/>
+              </w:rPr>
+              <w:t xml:space="preserve"> </w:t>
+            </w:r>
+            <w:proofErr w:type="spellStart"/>
+            <w:r>
+              <w:rPr>
+                <w:i/>
+                <w:color w:val="2C7A7B"/>
+                <w:sz w:val="20"/>
+              </w:rPr>
+              <w:t>correcto</w:t>
+            </w:r>
+            <w:proofErr w:type="spellEnd"/>
+            <w:r>
+              <w:rPr>
+                <w:i/>
+                <w:color w:val="2C7A7B"/>
+                <w:sz w:val="20"/>
+              </w:rPr>
+              <w:t xml:space="preserve"> </w:t>
+            </w:r>
+            <w:proofErr w:type="spellStart"/>
+            <w:r>
+              <w:rPr>
+                <w:i/>
+                <w:color w:val="2C7A7B"/>
+                <w:sz w:val="20"/>
+              </w:rPr>
+              <w:t>siempre</w:t>
+            </w:r>
+            <w:proofErr w:type="spellEnd"/>
+            <w:r>
+              <w:rPr>
+                <w:i/>
+                <w:color w:val="2C7A7B"/>
+                <w:sz w:val="20"/>
+              </w:rPr>
+              <w:t xml:space="preserve"> </w:t>
+            </w:r>
+            <w:proofErr w:type="spellStart"/>
+            <w:r>
+              <w:rPr>
+                <w:i/>
+                <w:color w:val="2C7A7B"/>
+                <w:sz w:val="20"/>
+              </w:rPr>
+              <w:t>debe</w:t>
+            </w:r>
+            <w:proofErr w:type="spellEnd"/>
+            <w:r>
+              <w:rPr>
+                <w:i/>
+                <w:color w:val="2C7A7B"/>
+                <w:sz w:val="20"/>
+              </w:rPr>
+              <w:t xml:space="preserve"> ser:</w:t>
             </w:r>
             <w:r>
               <w:rPr>
@@ -1875,8 +6768,18 @@
                 <w:sz w:val="20"/>
               </w:rPr>
               <w:br/>
-              <w:t>1. git init</w:t>
-            </w:r>
+              <w:t xml:space="preserve">1. git </w:t>
+            </w:r>
+            <w:proofErr w:type="spellStart"/>
+            <w:r>
+              <w:rPr>
+                <w:i/>
+                <w:color w:val="2C7A7B"/>
+                <w:sz w:val="20"/>
+              </w:rPr>
+              <w:t>init</w:t>
+            </w:r>
+            <w:proofErr w:type="spellEnd"/>
             <w:r>
               <w:rPr>
                 <w:i/>
@@ -1884,8 +6787,92 @@
                 <w:sz w:val="20"/>
               </w:rPr>
               <w:br/>
-              <w:t>2. Crear y configurar el archivo .gitignore en la raíz</w:t>
-            </w:r>
+              <w:t xml:space="preserve">2. Crear y </w:t>
+            </w:r>
+            <w:proofErr w:type="spellStart"/>
+            <w:r>
+              <w:rPr>
+                <w:i/>
+                <w:color w:val="2C7A7B"/>
+                <w:sz w:val="20"/>
+              </w:rPr>
+              <w:t>configurar</w:t>
+            </w:r>
+            <w:proofErr w:type="spellEnd"/>
+            <w:r>
+              <w:rPr>
+                <w:i/>
+                <w:color w:val="2C7A7B"/>
+                <w:sz w:val="20"/>
+              </w:rPr>
+              <w:t xml:space="preserve"> el </w:t>
+            </w:r>
+            <w:proofErr w:type="spellStart"/>
+            <w:proofErr w:type="gramStart"/>
+            <w:r>
+              <w:rPr>
+                <w:i/>
+                <w:color w:val="2C7A7B"/>
+                <w:sz w:val="20"/>
+              </w:rPr>
+              <w:t>archivo</w:t>
+            </w:r>
+            <w:proofErr w:type="spellEnd"/>
+            <w:r>
+              <w:rPr>
+                <w:i/>
+                <w:color w:val="2C7A7B"/>
+                <w:sz w:val="20"/>
+              </w:rPr>
+              <w:t xml:space="preserve"> .</w:t>
+            </w:r>
+            <w:proofErr w:type="spellStart"/>
+            <w:r>
+              <w:rPr>
+                <w:i/>
+                <w:color w:val="2C7A7B"/>
+                <w:sz w:val="20"/>
+              </w:rPr>
+              <w:t>gitignore</w:t>
+            </w:r>
+            <w:proofErr w:type="spellEnd"/>
+            <w:proofErr w:type="gramEnd"/>
+            <w:r>
+              <w:rPr>
+                <w:i/>
+                <w:color w:val="2C7A7B"/>
+                <w:sz w:val="20"/>
+              </w:rPr>
+              <w:t xml:space="preserve"> </w:t>
+            </w:r>
+            <w:proofErr w:type="spellStart"/>
+            <w:r>
+              <w:rPr>
+                <w:i/>
+                <w:color w:val="2C7A7B"/>
+                <w:sz w:val="20"/>
+              </w:rPr>
+              <w:t>en</w:t>
+            </w:r>
+            <w:proofErr w:type="spellEnd"/>
+            <w:r>
+              <w:rPr>
+                <w:i/>
+                <w:color w:val="2C7A7B"/>
+                <w:sz w:val="20"/>
+              </w:rPr>
+              <w:t xml:space="preserve"> la </w:t>
+            </w:r>
+            <w:proofErr w:type="spellStart"/>
+            <w:r>
+              <w:rPr>
+                <w:i/>
+                <w:color w:val="2C7A7B"/>
+                <w:sz w:val="20"/>
+              </w:rPr>
+              <w:t>raíz</w:t>
+            </w:r>
+            <w:proofErr w:type="spellEnd"/>
             <w:r>
               <w:rPr>
                 <w:i/>
@@ -1893,8 +6880,36 @@
                 <w:sz w:val="20"/>
               </w:rPr>
               <w:br/>
-              <w:t>3. Realizar git add .</w:t>
-            </w:r>
+              <w:t xml:space="preserve">3. </w:t>
+            </w:r>
+            <w:proofErr w:type="spellStart"/>
+            <w:r>
+              <w:rPr>
+                <w:i/>
+                <w:color w:val="2C7A7B"/>
+                <w:sz w:val="20"/>
+              </w:rPr>
+              <w:t>Realizar</w:t>
+            </w:r>
+            <w:proofErr w:type="spellEnd"/>
+            <w:r>
+              <w:rPr>
+                <w:i/>
+                <w:color w:val="2C7A7B"/>
+                <w:sz w:val="20"/>
+              </w:rPr>
+              <w:t xml:space="preserve"> git </w:t>
+            </w:r>
+            <w:proofErr w:type="gramStart"/>
+            <w:r>
+              <w:rPr>
+                <w:i/>
+                <w:color w:val="2C7A7B"/>
+                <w:sz w:val="20"/>
+              </w:rPr>
+              <w:t>add .</w:t>
+            </w:r>
+            <w:proofErr w:type="gramEnd"/>
             <w:r>
               <w:rPr>
                 <w:i/>
@@ -1902,7 +6917,25 @@
                 <w:sz w:val="20"/>
               </w:rPr>
               <w:br/>
-              <w:t>4. Realizar git commit</w:t>
+              <w:t xml:space="preserve">4. </w:t>
+            </w:r>
+            <w:proofErr w:type="spellStart"/>
+            <w:r>
+              <w:rPr>
+                <w:i/>
+                <w:color w:val="2C7A7B"/>
+                <w:sz w:val="20"/>
+              </w:rPr>
+              <w:t>Realizar</w:t>
+            </w:r>
+            <w:proofErr w:type="spellEnd"/>
+            <w:r>
+              <w:rPr>
+                <w:i/>
+                <w:color w:val="2C7A7B"/>
+                <w:sz w:val="20"/>
+              </w:rPr>
+              <w:t xml:space="preserve"> git commit</w:t>
             </w:r>
           </w:p>
         </w:tc>
@@ -1933,13 +6966,49 @@
             <w:shd w:val="clear" w:color="auto" w:fill="2B6CB0"/>
           </w:tcPr>
           <w:p>
+            <w:proofErr w:type="spellStart"/>
             <w:r>
               <w:rPr>
                 <w:b/>
                 <w:color w:val="FFFFFF"/>
               </w:rPr>
-              <w:t>Patrón en .gitignore</w:t>
-            </w:r>
+              <w:t>Patrón</w:t>
+            </w:r>
+            <w:proofErr w:type="spellEnd"/>
+            <w:r>
+              <w:rPr>
+                <w:b/>
+                <w:color w:val="FFFFFF"/>
+              </w:rPr>
+              <w:t xml:space="preserve"> </w:t>
+            </w:r>
+            <w:proofErr w:type="spellStart"/>
+            <w:proofErr w:type="gramStart"/>
+            <w:r>
+              <w:rPr>
+                <w:b/>
+                <w:color w:val="FFFFFF"/>
+              </w:rPr>
+              <w:t>en</w:t>
+            </w:r>
+            <w:proofErr w:type="spellEnd"/>
+            <w:r>
+              <w:rPr>
+                <w:b/>
+                <w:color w:val="FFFFFF"/>
+              </w:rPr>
+              <w:t xml:space="preserve"> .</w:t>
+            </w:r>
+            <w:proofErr w:type="spellStart"/>
+            <w:r>
+              <w:rPr>
+                <w:b/>
+                <w:color w:val="FFFFFF"/>
+              </w:rPr>
+              <w:t>gitignore</w:t>
+            </w:r>
+            <w:proofErr w:type="spellEnd"/>
+            <w:proofErr w:type="gramEnd"/>
           </w:p>
         </w:tc>
         <w:tc>
@@ -1948,13 +7017,31 @@
             <w:shd w:val="clear" w:color="auto" w:fill="2B6CB0"/>
           </w:tcPr>
           <w:p>
+            <w:proofErr w:type="spellStart"/>
             <w:r>
               <w:rPr>
                 <w:b/>
                 <w:color w:val="FFFFFF"/>
               </w:rPr>
-              <w:t>Efecto / Interpretación</w:t>
-            </w:r>
+              <w:t>Efecto</w:t>
+            </w:r>
+            <w:proofErr w:type="spellEnd"/>
+            <w:r>
+              <w:rPr>
+                <w:b/>
+                <w:color w:val="FFFFFF"/>
+              </w:rPr>
+              <w:t xml:space="preserve"> / </w:t>
+            </w:r>
+            <w:proofErr w:type="spellStart"/>
+            <w:r>
+              <w:rPr>
+                <w:b/>
+                <w:color w:val="FFFFFF"/>
+              </w:rPr>
+              <w:t>Interpretación</w:t>
+            </w:r>
+            <w:proofErr w:type="spellEnd"/>
           </w:p>
         </w:tc>
       </w:tr>
@@ -1974,8 +7061,18 @@
                 <w:b/>
                 <w:sz w:val="19"/>
               </w:rPr>
-              <w:t>*.png</w:t>
-            </w:r>
+              <w:t>*.</w:t>
+            </w:r>
+            <w:proofErr w:type="spellStart"/>
+            <w:r>
+              <w:rPr>
+                <w:rFonts w:ascii="Consolas" w:hAnsi="Consolas"/>
+                <w:b/>
+                <w:sz w:val="19"/>
+              </w:rPr>
+              <w:t>png</w:t>
+            </w:r>
+            <w:proofErr w:type="spellEnd"/>
           </w:p>
         </w:tc>
         <w:tc>
@@ -1984,11 +7081,61 @@
             <w:shd w:val="clear" w:color="auto" w:fill="F7FAFC"/>
           </w:tcPr>
           <w:p>
-            <w:r>
-              <w:rPr>
-                <w:sz w:val="19"/>
-              </w:rPr>
-              <w:t>Ignora todas las imágenes con formato PNG.</w:t>
+            <w:proofErr w:type="spellStart"/>
+            <w:r>
+              <w:rPr>
+                <w:sz w:val="19"/>
+              </w:rPr>
+              <w:t>Ignora</w:t>
+            </w:r>
+            <w:proofErr w:type="spellEnd"/>
+            <w:r>
+              <w:rPr>
+                <w:sz w:val="19"/>
+              </w:rPr>
+              <w:t xml:space="preserve"> </w:t>
+            </w:r>
+            <w:proofErr w:type="spellStart"/>
+            <w:r>
+              <w:rPr>
+                <w:sz w:val="19"/>
+              </w:rPr>
+              <w:t>todas</w:t>
+            </w:r>
+            <w:proofErr w:type="spellEnd"/>
+            <w:r>
+              <w:rPr>
+                <w:sz w:val="19"/>
+              </w:rPr>
+              <w:t xml:space="preserve"> las </w:t>
+            </w:r>
+            <w:proofErr w:type="spellStart"/>
+            <w:r>
+              <w:rPr>
+                <w:sz w:val="19"/>
+              </w:rPr>
+              <w:t>imágenes</w:t>
+            </w:r>
+            <w:proofErr w:type="spellEnd"/>
+            <w:r>
+              <w:rPr>
+                <w:sz w:val="19"/>
+              </w:rPr>
+              <w:t xml:space="preserve"> con </w:t>
+            </w:r>
+            <w:proofErr w:type="spellStart"/>
+            <w:r>
+              <w:rPr>
+                <w:sz w:val="19"/>
+              </w:rPr>
+              <w:t>formato</w:t>
+            </w:r>
+            <w:proofErr w:type="spellEnd"/>
+            <w:r>
+              <w:rPr>
+                <w:sz w:val="19"/>
+              </w:rPr>
+              <w:t xml:space="preserve"> PNG.</w:t>
             </w:r>
           </w:p>
         </w:tc>
@@ -2019,11 +7166,61 @@
             <w:shd w:val="clear" w:color="auto" w:fill="FFFFFF"/>
           </w:tcPr>
           <w:p>
-            <w:r>
-              <w:rPr>
-                <w:sz w:val="19"/>
-              </w:rPr>
-              <w:t>Ignora la carpeta completa de datos crudos o procesados.</w:t>
+            <w:proofErr w:type="spellStart"/>
+            <w:r>
+              <w:rPr>
+                <w:sz w:val="19"/>
+              </w:rPr>
+              <w:t>Ignora</w:t>
+            </w:r>
+            <w:proofErr w:type="spellEnd"/>
+            <w:r>
+              <w:rPr>
+                <w:sz w:val="19"/>
+              </w:rPr>
+              <w:t xml:space="preserve"> la </w:t>
+            </w:r>
+            <w:proofErr w:type="spellStart"/>
+            <w:r>
+              <w:rPr>
+                <w:sz w:val="19"/>
+              </w:rPr>
+              <w:t>carpeta</w:t>
+            </w:r>
+            <w:proofErr w:type="spellEnd"/>
+            <w:r>
+              <w:rPr>
+                <w:sz w:val="19"/>
+              </w:rPr>
+              <w:t xml:space="preserve"> completa de </w:t>
+            </w:r>
+            <w:proofErr w:type="spellStart"/>
+            <w:r>
+              <w:rPr>
+                <w:sz w:val="19"/>
+              </w:rPr>
+              <w:t>datos</w:t>
+            </w:r>
+            <w:proofErr w:type="spellEnd"/>
+            <w:r>
+              <w:rPr>
+                <w:sz w:val="19"/>
+              </w:rPr>
+              <w:t xml:space="preserve"> crudos o </w:t>
+            </w:r>
+            <w:proofErr w:type="spellStart"/>
+            <w:r>
+              <w:rPr>
+                <w:sz w:val="19"/>
+              </w:rPr>
+              <w:t>procesados</w:t>
+            </w:r>
+            <w:proofErr w:type="spellEnd"/>
+            <w:r>
+              <w:rPr>
+                <w:sz w:val="19"/>
+              </w:rPr>
+              <w:t>.</w:t>
             </w:r>
           </w:p>
         </w:tc>
@@ -2054,11 +7251,75 @@
             <w:shd w:val="clear" w:color="auto" w:fill="F7FAFC"/>
           </w:tcPr>
           <w:p>
-            <w:r>
-              <w:rPr>
-                <w:sz w:val="19"/>
-              </w:rPr>
-              <w:t>Ignora las bases de datos locales (ej. .db, .sqlite).</w:t>
+            <w:proofErr w:type="spellStart"/>
+            <w:r>
+              <w:rPr>
+                <w:sz w:val="19"/>
+              </w:rPr>
+              <w:t>Ignora</w:t>
+            </w:r>
+            <w:proofErr w:type="spellEnd"/>
+            <w:r>
+              <w:rPr>
+                <w:sz w:val="19"/>
+              </w:rPr>
+              <w:t xml:space="preserve"> las bases de </w:t>
+            </w:r>
+            <w:proofErr w:type="spellStart"/>
+            <w:r>
+              <w:rPr>
+                <w:sz w:val="19"/>
+              </w:rPr>
+              <w:t>datos</w:t>
+            </w:r>
+            <w:proofErr w:type="spellEnd"/>
+            <w:r>
+              <w:rPr>
+                <w:sz w:val="19"/>
+              </w:rPr>
+              <w:t xml:space="preserve"> locales (</w:t>
+            </w:r>
+            <w:proofErr w:type="spellStart"/>
+            <w:r>
+              <w:rPr>
+                <w:sz w:val="19"/>
+              </w:rPr>
+              <w:t>ej</w:t>
+            </w:r>
+            <w:proofErr w:type="spellEnd"/>
+            <w:r>
+              <w:rPr>
+                <w:sz w:val="19"/>
+              </w:rPr>
+              <w:t>. .</w:t>
+            </w:r>
+            <w:proofErr w:type="spellStart"/>
+            <w:r>
+              <w:rPr>
+                <w:sz w:val="19"/>
+              </w:rPr>
+              <w:t>db</w:t>
+            </w:r>
+            <w:proofErr w:type="spellEnd"/>
+            <w:r>
+              <w:rPr>
+                <w:sz w:val="19"/>
+              </w:rPr>
+              <w:t>, .</w:t>
+            </w:r>
+            <w:proofErr w:type="spellStart"/>
+            <w:r>
+              <w:rPr>
+                <w:sz w:val="19"/>
+              </w:rPr>
+              <w:t>sqlite</w:t>
+            </w:r>
+            <w:proofErr w:type="spellEnd"/>
+            <w:r>
+              <w:rPr>
+                <w:sz w:val="19"/>
+              </w:rPr>
+              <w:t>).</w:t>
             </w:r>
           </w:p>
         </w:tc>
@@ -2073,14 +7334,44 @@
             <w:shd w:val="clear" w:color="auto" w:fill="FFFFFF"/>
           </w:tcPr>
           <w:p>
+            <w:proofErr w:type="gramStart"/>
             <w:r>
               <w:rPr>
                 <w:rFonts w:ascii="Consolas" w:hAnsi="Consolas"/>
                 <w:b/>
                 <w:sz w:val="19"/>
               </w:rPr>
-              <w:t>*.json / *.pkl</w:t>
-            </w:r>
+              <w:t>*.</w:t>
+            </w:r>
+            <w:proofErr w:type="spellStart"/>
+            <w:r>
+              <w:rPr>
+                <w:rFonts w:ascii="Consolas" w:hAnsi="Consolas"/>
+                <w:b/>
+                <w:sz w:val="19"/>
+              </w:rPr>
+              <w:t>json</w:t>
+            </w:r>
+            <w:proofErr w:type="spellEnd"/>
+            <w:proofErr w:type="gramEnd"/>
+            <w:r>
+              <w:rPr>
+                <w:rFonts w:ascii="Consolas" w:hAnsi="Consolas"/>
+                <w:b/>
+                <w:sz w:val="19"/>
+              </w:rPr>
+              <w:t xml:space="preserve"> / *.</w:t>
+            </w:r>
+            <w:proofErr w:type="spellStart"/>
+            <w:r>
+              <w:rPr>
+                <w:rFonts w:ascii="Consolas" w:hAnsi="Consolas"/>
+                <w:b/>
+                <w:sz w:val="19"/>
+              </w:rPr>
+              <w:t>pkl</w:t>
+            </w:r>
+            <w:proofErr w:type="spellEnd"/>
           </w:p>
         </w:tc>
         <w:tc>
@@ -2089,11 +7380,75 @@
             <w:shd w:val="clear" w:color="auto" w:fill="FFFFFF"/>
           </w:tcPr>
           <w:p>
-            <w:r>
-              <w:rPr>
-                <w:sz w:val="19"/>
-              </w:rPr>
-              <w:t>Ignora archivos binarios de modelos o parámetros.</w:t>
+            <w:proofErr w:type="spellStart"/>
+            <w:r>
+              <w:rPr>
+                <w:sz w:val="19"/>
+              </w:rPr>
+              <w:t>Ignora</w:t>
+            </w:r>
+            <w:proofErr w:type="spellEnd"/>
+            <w:r>
+              <w:rPr>
+                <w:sz w:val="19"/>
+              </w:rPr>
+              <w:t xml:space="preserve"> </w:t>
+            </w:r>
+            <w:proofErr w:type="spellStart"/>
+            <w:r>
+              <w:rPr>
+                <w:sz w:val="19"/>
+              </w:rPr>
+              <w:t>archivos</w:t>
+            </w:r>
+            <w:proofErr w:type="spellEnd"/>
+            <w:r>
+              <w:rPr>
+                <w:sz w:val="19"/>
+              </w:rPr>
+              <w:t xml:space="preserve"> </w:t>
+            </w:r>
+            <w:proofErr w:type="spellStart"/>
+            <w:r>
+              <w:rPr>
+                <w:sz w:val="19"/>
+              </w:rPr>
+              <w:t>binarios</w:t>
+            </w:r>
+            <w:proofErr w:type="spellEnd"/>
+            <w:r>
+              <w:rPr>
+                <w:sz w:val="19"/>
+              </w:rPr>
+              <w:t xml:space="preserve"> de </w:t>
+            </w:r>
+            <w:proofErr w:type="spellStart"/>
+            <w:r>
+              <w:rPr>
+                <w:sz w:val="19"/>
+              </w:rPr>
+              <w:t>modelos</w:t>
+            </w:r>
+            <w:proofErr w:type="spellEnd"/>
+            <w:r>
+              <w:rPr>
+                <w:sz w:val="19"/>
+              </w:rPr>
+              <w:t xml:space="preserve"> o </w:t>
+            </w:r>
+            <w:proofErr w:type="spellStart"/>
+            <w:r>
+              <w:rPr>
+                <w:sz w:val="19"/>
+              </w:rPr>
+              <w:t>parámetros</w:t>
+            </w:r>
+            <w:proofErr w:type="spellEnd"/>
+            <w:r>
+              <w:rPr>
+                <w:sz w:val="19"/>
+              </w:rPr>
+              <w:t>.</w:t>
             </w:r>
           </w:p>
         </w:tc>
@@ -2108,13 +7463,51 @@
             <w:shd w:val="clear" w:color="auto" w:fill="F7FAFC"/>
           </w:tcPr>
           <w:p>
+            <w:proofErr w:type="gramStart"/>
             <w:r>
               <w:rPr>
                 <w:rFonts w:ascii="Consolas" w:hAnsi="Consolas"/>
                 <w:b/>
                 <w:sz w:val="19"/>
               </w:rPr>
-              <w:t>.venv/ / venv/</w:t>
+              <w:t>.</w:t>
+            </w:r>
+            <w:proofErr w:type="spellStart"/>
+            <w:r>
+              <w:rPr>
+                <w:rFonts w:ascii="Consolas" w:hAnsi="Consolas"/>
+                <w:b/>
+                <w:sz w:val="19"/>
+              </w:rPr>
+              <w:t>venv</w:t>
+            </w:r>
+            <w:proofErr w:type="spellEnd"/>
+            <w:proofErr w:type="gramEnd"/>
+            <w:r>
+              <w:rPr>
+                <w:rFonts w:ascii="Consolas" w:hAnsi="Consolas"/>
+                <w:b/>
+                <w:sz w:val="19"/>
+              </w:rPr>
+              <w:t xml:space="preserve">/ / </w:t>
+            </w:r>
+            <w:proofErr w:type="spellStart"/>
+            <w:r>
+              <w:rPr>
+                <w:rFonts w:ascii="Consolas" w:hAnsi="Consolas"/>
+                <w:b/>
+                <w:sz w:val="19"/>
+              </w:rPr>
+              <w:t>venv</w:t>
+            </w:r>
+            <w:proofErr w:type="spellEnd"/>
+            <w:r>
+              <w:rPr>
+                <w:rFonts w:ascii="Consolas" w:hAnsi="Consolas"/>
+                <w:b/>
+                <w:sz w:val="19"/>
+              </w:rPr>
+              <w:t>/</w:t>
             </w:r>
           </w:p>
         </w:tc>
@@ -2124,11 +7517,47 @@
             <w:shd w:val="clear" w:color="auto" w:fill="F7FAFC"/>
           </w:tcPr>
           <w:p>
-            <w:r>
-              <w:rPr>
-                <w:sz w:val="19"/>
-              </w:rPr>
-              <w:t>Ignora la carpeta del entorno virtual.</w:t>
+            <w:proofErr w:type="spellStart"/>
+            <w:r>
+              <w:rPr>
+                <w:sz w:val="19"/>
+              </w:rPr>
+              <w:t>Ignora</w:t>
+            </w:r>
+            <w:proofErr w:type="spellEnd"/>
+            <w:r>
+              <w:rPr>
+                <w:sz w:val="19"/>
+              </w:rPr>
+              <w:t xml:space="preserve"> la </w:t>
+            </w:r>
+            <w:proofErr w:type="spellStart"/>
+            <w:r>
+              <w:rPr>
+                <w:sz w:val="19"/>
+              </w:rPr>
+              <w:t>carpeta</w:t>
+            </w:r>
+            <w:proofErr w:type="spellEnd"/>
+            <w:r>
+              <w:rPr>
+                <w:sz w:val="19"/>
+              </w:rPr>
+              <w:t xml:space="preserve"> del </w:t>
+            </w:r>
+            <w:proofErr w:type="spellStart"/>
+            <w:r>
+              <w:rPr>
+                <w:sz w:val="19"/>
+              </w:rPr>
+              <w:t>entorno</w:t>
+            </w:r>
+            <w:proofErr w:type="spellEnd"/>
+            <w:r>
+              <w:rPr>
+                <w:sz w:val="19"/>
+              </w:rPr>
+              <w:t xml:space="preserve"> virtual.</w:t>
             </w:r>
           </w:p>
         </w:tc>
@@ -2149,8 +7578,36 @@
                 <w:b/>
                 <w:sz w:val="19"/>
               </w:rPr>
-              <w:t>notebooks/img/*.png</w:t>
-            </w:r>
+              <w:t>notebooks/</w:t>
+            </w:r>
+            <w:proofErr w:type="spellStart"/>
+            <w:r>
+              <w:rPr>
+                <w:rFonts w:ascii="Consolas" w:hAnsi="Consolas"/>
+                <w:b/>
+                <w:sz w:val="19"/>
+              </w:rPr>
+              <w:t>img</w:t>
+            </w:r>
+            <w:proofErr w:type="spellEnd"/>
+            <w:r>
+              <w:rPr>
+                <w:rFonts w:ascii="Consolas" w:hAnsi="Consolas"/>
+                <w:b/>
+                <w:sz w:val="19"/>
+              </w:rPr>
+              <w:t>/*.</w:t>
+            </w:r>
+            <w:proofErr w:type="spellStart"/>
+            <w:r>
+              <w:rPr>
+                <w:rFonts w:ascii="Consolas" w:hAnsi="Consolas"/>
+                <w:b/>
+                <w:sz w:val="19"/>
+              </w:rPr>
+              <w:t>png</w:t>
+            </w:r>
+            <w:proofErr w:type="spellEnd"/>
           </w:p>
         </w:tc>
         <w:tc>
@@ -2159,11 +7616,89 @@
             <w:shd w:val="clear" w:color="auto" w:fill="FFFFFF"/>
           </w:tcPr>
           <w:p>
-            <w:r>
-              <w:rPr>
-                <w:sz w:val="19"/>
-              </w:rPr>
-              <w:t>Ignora únicamente las imágenes dentro de la ruta especificada.</w:t>
+            <w:proofErr w:type="spellStart"/>
+            <w:r>
+              <w:rPr>
+                <w:sz w:val="19"/>
+              </w:rPr>
+              <w:t>Ignora</w:t>
+            </w:r>
+            <w:proofErr w:type="spellEnd"/>
+            <w:r>
+              <w:rPr>
+                <w:sz w:val="19"/>
+              </w:rPr>
+              <w:t xml:space="preserve"> </w:t>
+            </w:r>
+            <w:proofErr w:type="spellStart"/>
+            <w:r>
+              <w:rPr>
+                <w:sz w:val="19"/>
+              </w:rPr>
+              <w:t>únicamente</w:t>
+            </w:r>
+            <w:proofErr w:type="spellEnd"/>
+            <w:r>
+              <w:rPr>
+                <w:sz w:val="19"/>
+              </w:rPr>
+              <w:t xml:space="preserve"> las </w:t>
+            </w:r>
+            <w:proofErr w:type="spellStart"/>
+            <w:r>
+              <w:rPr>
+                <w:sz w:val="19"/>
+              </w:rPr>
+              <w:t>imágenes</w:t>
+            </w:r>
+            <w:proofErr w:type="spellEnd"/>
+            <w:r>
+              <w:rPr>
+                <w:sz w:val="19"/>
+              </w:rPr>
+              <w:t xml:space="preserve"> </w:t>
+            </w:r>
+            <w:proofErr w:type="spellStart"/>
+            <w:r>
+              <w:rPr>
+                <w:sz w:val="19"/>
+              </w:rPr>
+              <w:t>dentro</w:t>
+            </w:r>
+            <w:proofErr w:type="spellEnd"/>
+            <w:r>
+              <w:rPr>
+                <w:sz w:val="19"/>
+              </w:rPr>
+              <w:t xml:space="preserve"> de la </w:t>
+            </w:r>
+            <w:proofErr w:type="spellStart"/>
+            <w:r>
+              <w:rPr>
+                <w:sz w:val="19"/>
+              </w:rPr>
+              <w:t>ruta</w:t>
+            </w:r>
+            <w:proofErr w:type="spellEnd"/>
+            <w:r>
+              <w:rPr>
+                <w:sz w:val="19"/>
+              </w:rPr>
+              <w:t xml:space="preserve"> </w:t>
+            </w:r>
+            <w:proofErr w:type="spellStart"/>
+            <w:r>
+              <w:rPr>
+                <w:sz w:val="19"/>
+              </w:rPr>
+              <w:t>especificada</w:t>
+            </w:r>
+            <w:proofErr w:type="spellEnd"/>
+            <w:r>
+              <w:rPr>
+                <w:sz w:val="19"/>
+              </w:rPr>
+              <w:t>.</w:t>
             </w:r>
           </w:p>
         </w:tc>
@@ -2192,8 +7727,109 @@
       </w:r>
     </w:p>
     <w:p>
-      <w:r>
-        <w:t>Flujo estándar para transformar datos crudos en un esquema estructurado en SQLite y exportar conjuntos de datos optimizados para modelado estadístico.</w:t>
+      <w:proofErr w:type="spellStart"/>
+      <w:r>
+        <w:t>Flujo</w:t>
+      </w:r>
+      <w:proofErr w:type="spellEnd"/>
+      <w:r>
+        <w:t xml:space="preserve"> </w:t>
+      </w:r>
+      <w:proofErr w:type="spellStart"/>
+      <w:r>
+        <w:t>estándar</w:t>
+      </w:r>
+      <w:proofErr w:type="spellEnd"/>
+      <w:r>
+        <w:t xml:space="preserve"> para </w:t>
+      </w:r>
+      <w:proofErr w:type="spellStart"/>
+      <w:r>
+        <w:t>transformar</w:t>
+      </w:r>
+      <w:proofErr w:type="spellEnd"/>
+      <w:r>
+        <w:t xml:space="preserve"> </w:t>
+      </w:r>
+      <w:proofErr w:type="spellStart"/>
+      <w:r>
+        <w:t>datos</w:t>
+      </w:r>
+      <w:proofErr w:type="spellEnd"/>
+      <w:r>
+        <w:t xml:space="preserve"> crudos </w:t>
+      </w:r>
+      <w:proofErr w:type="spellStart"/>
+      <w:r>
+        <w:t>en</w:t>
+      </w:r>
+      <w:proofErr w:type="spellEnd"/>
+      <w:r>
+        <w:t xml:space="preserve"> un </w:t>
+      </w:r>
+      <w:proofErr w:type="spellStart"/>
+      <w:r>
+        <w:t>esquema</w:t>
+      </w:r>
+      <w:proofErr w:type="spellEnd"/>
+      <w:r>
+        <w:t xml:space="preserve"> </w:t>
+      </w:r>
+      <w:proofErr w:type="spellStart"/>
+      <w:r>
+        <w:t>estructurado</w:t>
+      </w:r>
+      <w:proofErr w:type="spellEnd"/>
+      <w:r>
+        <w:t xml:space="preserve"> </w:t>
+      </w:r>
+      <w:proofErr w:type="spellStart"/>
+      <w:r>
+        <w:t>en</w:t>
+      </w:r>
+      <w:proofErr w:type="spellEnd"/>
+      <w:r>
+        <w:t xml:space="preserve"> SQLite y </w:t>
+      </w:r>
+      <w:proofErr w:type="spellStart"/>
+      <w:r>
+        <w:t>exportar</w:t>
+      </w:r>
+      <w:proofErr w:type="spellEnd"/>
+      <w:r>
+        <w:t xml:space="preserve"> conjuntos de </w:t>
+      </w:r>
+      <w:proofErr w:type="spellStart"/>
+      <w:r>
+        <w:t>datos</w:t>
+      </w:r>
+      <w:proofErr w:type="spellEnd"/>
+      <w:r>
+        <w:t xml:space="preserve"> </w:t>
+      </w:r>
+      <w:proofErr w:type="spellStart"/>
+      <w:r>
+        <w:t>optimizados</w:t>
+      </w:r>
+      <w:proofErr w:type="spellEnd"/>
+      <w:r>
+        <w:t xml:space="preserve"> para </w:t>
+      </w:r>
+      <w:proofErr w:type="spellStart"/>
+      <w:r>
+        <w:t>modelado</w:t>
+      </w:r>
+      <w:proofErr w:type="spellEnd"/>
+      <w:r>
+        <w:t xml:space="preserve"> </w:t>
+      </w:r>
+      <w:proofErr w:type="spellStart"/>
+      <w:r>
+        <w:t>estadístico</w:t>
+      </w:r>
+      <w:proofErr w:type="spellEnd"/>
+      <w:r>
+        <w:t>.</w:t>
       </w:r>
     </w:p>
     <w:p>
@@ -2207,8 +7843,36 @@
           <w:color w:val="2B6CB0"/>
           <w:sz w:val="26"/>
         </w:rPr>
-        <w:t>7.1 Ejecución del Pipeline ETL y Validación</w:t>
-      </w:r>
+        <w:t xml:space="preserve">7.1 </w:t>
+      </w:r>
+      <w:proofErr w:type="spellStart"/>
+      <w:r>
+        <w:rPr>
+          <w:b/>
+          <w:color w:val="2B6CB0"/>
+          <w:sz w:val="26"/>
+        </w:rPr>
+        <w:t>Ejecución</w:t>
+      </w:r>
+      <w:proofErr w:type="spellEnd"/>
+      <w:r>
+        <w:rPr>
+          <w:b/>
+          <w:color w:val="2B6CB0"/>
+          <w:sz w:val="26"/>
+        </w:rPr>
+        <w:t xml:space="preserve"> del Pipeline ETL y </w:t>
+      </w:r>
+      <w:proofErr w:type="spellStart"/>
+      <w:r>
+        <w:rPr>
+          <w:b/>
+          <w:color w:val="2B6CB0"/>
+          <w:sz w:val="26"/>
+        </w:rPr>
+        <w:t>Validación</w:t>
+      </w:r>
+      <w:proofErr w:type="spellEnd"/>
     </w:p>
     <w:tbl>
       <w:tblPr>
@@ -2246,7 +7910,55 @@
                 <w:rFonts w:ascii="Consolas" w:hAnsi="Consolas"/>
                 <w:sz w:val="19"/>
               </w:rPr>
-              <w:t># 1. Colocar 'promos_crudos.csv' en la carpeta 'data/'</w:t>
+              <w:t xml:space="preserve"># 1. </w:t>
+            </w:r>
+            <w:proofErr w:type="spellStart"/>
+            <w:r>
+              <w:rPr>
+                <w:rFonts w:ascii="Consolas" w:hAnsi="Consolas"/>
+                <w:sz w:val="19"/>
+              </w:rPr>
+              <w:t>Colocar</w:t>
+            </w:r>
+            <w:proofErr w:type="spellEnd"/>
+            <w:r>
+              <w:rPr>
+                <w:rFonts w:ascii="Consolas" w:hAnsi="Consolas"/>
+                <w:sz w:val="19"/>
+              </w:rPr>
+              <w:t xml:space="preserve"> 'promos_crudos.csv' </w:t>
+            </w:r>
+            <w:proofErr w:type="spellStart"/>
+            <w:r>
+              <w:rPr>
+                <w:rFonts w:ascii="Consolas" w:hAnsi="Consolas"/>
+                <w:sz w:val="19"/>
+              </w:rPr>
+              <w:t>en</w:t>
+            </w:r>
+            <w:proofErr w:type="spellEnd"/>
+            <w:r>
+              <w:rPr>
+                <w:rFonts w:ascii="Consolas" w:hAnsi="Consolas"/>
+                <w:sz w:val="19"/>
+              </w:rPr>
+              <w:t xml:space="preserve"> la </w:t>
+            </w:r>
+            <w:proofErr w:type="spellStart"/>
+            <w:r>
+              <w:rPr>
+                <w:rFonts w:ascii="Consolas" w:hAnsi="Consolas"/>
+                <w:sz w:val="19"/>
+              </w:rPr>
+              <w:t>carpeta</w:t>
+            </w:r>
+            <w:proofErr w:type="spellEnd"/>
+            <w:r>
+              <w:rPr>
+                <w:rFonts w:ascii="Consolas" w:hAnsi="Consolas"/>
+                <w:sz w:val="19"/>
+              </w:rPr>
+              <w:t xml:space="preserve"> 'data/'</w:t>
             </w:r>
           </w:p>
           <w:p>
@@ -2258,7 +7970,23 @@
                 <w:rFonts w:ascii="Consolas" w:hAnsi="Consolas"/>
                 <w:sz w:val="19"/>
               </w:rPr>
-              <w:t># 2. Ejecutar script de Carga (ETL):</w:t>
+              <w:t xml:space="preserve"># 2. </w:t>
+            </w:r>
+            <w:proofErr w:type="spellStart"/>
+            <w:r>
+              <w:rPr>
+                <w:rFonts w:ascii="Consolas" w:hAnsi="Consolas"/>
+                <w:sz w:val="19"/>
+              </w:rPr>
+              <w:t>Ejecutar</w:t>
+            </w:r>
+            <w:proofErr w:type="spellEnd"/>
+            <w:r>
+              <w:rPr>
+                <w:rFonts w:ascii="Consolas" w:hAnsi="Consolas"/>
+                <w:sz w:val="19"/>
+              </w:rPr>
+              <w:t xml:space="preserve"> script de Carga (ETL):</w:t>
             </w:r>
           </w:p>
           <w:p>
@@ -2287,7 +8015,55 @@
                 <w:rFonts w:ascii="Consolas" w:hAnsi="Consolas"/>
                 <w:sz w:val="19"/>
               </w:rPr>
-              <w:t># 3. Validar registros en la base de datos SQLite:</w:t>
+              <w:t xml:space="preserve"># 3. Validar </w:t>
+            </w:r>
+            <w:proofErr w:type="spellStart"/>
+            <w:r>
+              <w:rPr>
+                <w:rFonts w:ascii="Consolas" w:hAnsi="Consolas"/>
+                <w:sz w:val="19"/>
+              </w:rPr>
+              <w:t>registros</w:t>
+            </w:r>
+            <w:proofErr w:type="spellEnd"/>
+            <w:r>
+              <w:rPr>
+                <w:rFonts w:ascii="Consolas" w:hAnsi="Consolas"/>
+                <w:sz w:val="19"/>
+              </w:rPr>
+              <w:t xml:space="preserve"> </w:t>
+            </w:r>
+            <w:proofErr w:type="spellStart"/>
+            <w:r>
+              <w:rPr>
+                <w:rFonts w:ascii="Consolas" w:hAnsi="Consolas"/>
+                <w:sz w:val="19"/>
+              </w:rPr>
+              <w:t>en</w:t>
+            </w:r>
+            <w:proofErr w:type="spellEnd"/>
+            <w:r>
+              <w:rPr>
+                <w:rFonts w:ascii="Consolas" w:hAnsi="Consolas"/>
+                <w:sz w:val="19"/>
+              </w:rPr>
+              <w:t xml:space="preserve"> la base de </w:t>
+            </w:r>
+            <w:proofErr w:type="spellStart"/>
+            <w:r>
+              <w:rPr>
+                <w:rFonts w:ascii="Consolas" w:hAnsi="Consolas"/>
+                <w:sz w:val="19"/>
+              </w:rPr>
+              <w:t>datos</w:t>
+            </w:r>
+            <w:proofErr w:type="spellEnd"/>
+            <w:r>
+              <w:rPr>
+                <w:rFonts w:ascii="Consolas" w:hAnsi="Consolas"/>
+                <w:sz w:val="19"/>
+              </w:rPr>
+              <w:t xml:space="preserve"> SQLite:</w:t>
             </w:r>
           </w:p>
           <w:p>
@@ -2299,45 +8075,117 @@
                 <w:rFonts w:ascii="Consolas" w:hAnsi="Consolas"/>
                 <w:sz w:val="19"/>
               </w:rPr>
-              <w:t>sqlite3 database/promos.db</w:t>
-            </w:r>
+              <w:t>sqlite3 database/</w:t>
+            </w:r>
+            <w:proofErr w:type="spellStart"/>
+            <w:r>
+              <w:rPr>
+                <w:rFonts w:ascii="Consolas" w:hAnsi="Consolas"/>
+                <w:sz w:val="19"/>
+              </w:rPr>
+              <w:t>promos.db</w:t>
+            </w:r>
+            <w:proofErr w:type="spellEnd"/>
           </w:p>
           <w:p>
             <w:pPr>
               <w:spacing w:after="0"/>
             </w:pPr>
-            <w:r>
-              <w:rPr>
-                <w:rFonts w:ascii="Consolas" w:hAnsi="Consolas"/>
-                <w:sz w:val="19"/>
-              </w:rPr>
-              <w:t>sqlite&gt; .tables</w:t>
-            </w:r>
+            <w:proofErr w:type="spellStart"/>
+            <w:r>
+              <w:rPr>
+                <w:rFonts w:ascii="Consolas" w:hAnsi="Consolas"/>
+                <w:sz w:val="19"/>
+              </w:rPr>
+              <w:t>sqlite</w:t>
+            </w:r>
+            <w:proofErr w:type="spellEnd"/>
+            <w:proofErr w:type="gramStart"/>
+            <w:r>
+              <w:rPr>
+                <w:rFonts w:ascii="Consolas" w:hAnsi="Consolas"/>
+                <w:sz w:val="19"/>
+              </w:rPr>
+              <w:t>&gt; .tables</w:t>
+            </w:r>
+            <w:proofErr w:type="gramEnd"/>
           </w:p>
           <w:p>
             <w:pPr>
               <w:spacing w:after="0"/>
             </w:pPr>
-            <w:r>
-              <w:rPr>
-                <w:rFonts w:ascii="Consolas" w:hAnsi="Consolas"/>
-                <w:sz w:val="19"/>
-              </w:rPr>
-              <w:t>sqlite&gt; SELECT COUNT(*) FROM promos_raw;</w:t>
+            <w:proofErr w:type="spellStart"/>
+            <w:r>
+              <w:rPr>
+                <w:rFonts w:ascii="Consolas" w:hAnsi="Consolas"/>
+                <w:sz w:val="19"/>
+              </w:rPr>
+              <w:t>sqlite</w:t>
+            </w:r>
+            <w:proofErr w:type="spellEnd"/>
+            <w:r>
+              <w:rPr>
+                <w:rFonts w:ascii="Consolas" w:hAnsi="Consolas"/>
+                <w:sz w:val="19"/>
+              </w:rPr>
+              <w:t xml:space="preserve">&gt; SELECT </w:t>
+            </w:r>
+            <w:proofErr w:type="gramStart"/>
+            <w:r>
+              <w:rPr>
+                <w:rFonts w:ascii="Consolas" w:hAnsi="Consolas"/>
+                <w:sz w:val="19"/>
+              </w:rPr>
+              <w:t>COUNT(</w:t>
+            </w:r>
+            <w:proofErr w:type="gramEnd"/>
+            <w:r>
+              <w:rPr>
+                <w:rFonts w:ascii="Consolas" w:hAnsi="Consolas"/>
+                <w:sz w:val="19"/>
+              </w:rPr>
+              <w:t xml:space="preserve">*) FROM </w:t>
+            </w:r>
+            <w:proofErr w:type="spellStart"/>
+            <w:r>
+              <w:rPr>
+                <w:rFonts w:ascii="Consolas" w:hAnsi="Consolas"/>
+                <w:sz w:val="19"/>
+              </w:rPr>
+              <w:t>promos_raw</w:t>
+            </w:r>
+            <w:proofErr w:type="spellEnd"/>
+            <w:r>
+              <w:rPr>
+                <w:rFonts w:ascii="Consolas" w:hAnsi="Consolas"/>
+                <w:sz w:val="19"/>
+              </w:rPr>
+              <w:t>;</w:t>
             </w:r>
           </w:p>
           <w:p>
             <w:pPr>
               <w:spacing w:after="0"/>
             </w:pPr>
+            <w:proofErr w:type="spellStart"/>
             <w:r>
               <w:rPr>
                 <w:rFonts w:ascii="Consolas" w:hAnsi="Consolas"/>
                 <w:sz w:val="19"/>
               </w:rPr>
               <w:lastRenderedPageBreak/>
-              <w:t>sqlite&gt; .quit</w:t>
-            </w:r>
+              <w:t>sqlite</w:t>
+            </w:r>
+            <w:proofErr w:type="spellEnd"/>
+            <w:proofErr w:type="gramStart"/>
+            <w:r>
+              <w:rPr>
+                <w:rFonts w:ascii="Consolas" w:hAnsi="Consolas"/>
+                <w:sz w:val="19"/>
+              </w:rPr>
+              <w:t>&gt; .quit</w:t>
+            </w:r>
+            <w:proofErr w:type="gramEnd"/>
           </w:p>
           <w:p>
             <w:pPr>
@@ -2353,7 +8201,39 @@
                 <w:rFonts w:ascii="Consolas" w:hAnsi="Consolas"/>
                 <w:sz w:val="19"/>
               </w:rPr>
-              <w:t># 4. Generar Ingeniería de Características (Features):</w:t>
+              <w:t xml:space="preserve"># 4. </w:t>
+            </w:r>
+            <w:proofErr w:type="spellStart"/>
+            <w:r>
+              <w:rPr>
+                <w:rFonts w:ascii="Consolas" w:hAnsi="Consolas"/>
+                <w:sz w:val="19"/>
+              </w:rPr>
+              <w:t>Generar</w:t>
+            </w:r>
+            <w:proofErr w:type="spellEnd"/>
+            <w:r>
+              <w:rPr>
+                <w:rFonts w:ascii="Consolas" w:hAnsi="Consolas"/>
+                <w:sz w:val="19"/>
+              </w:rPr>
+              <w:t xml:space="preserve"> Ingeniería de </w:t>
+            </w:r>
+            <w:proofErr w:type="spellStart"/>
+            <w:r>
+              <w:rPr>
+                <w:rFonts w:ascii="Consolas" w:hAnsi="Consolas"/>
+                <w:sz w:val="19"/>
+              </w:rPr>
+              <w:t>Características</w:t>
+            </w:r>
+            <w:proofErr w:type="spellEnd"/>
+            <w:r>
+              <w:rPr>
+                <w:rFonts w:ascii="Consolas" w:hAnsi="Consolas"/>
+                <w:sz w:val="19"/>
+              </w:rPr>
+              <w:t xml:space="preserve"> (Features):</w:t>
             </w:r>
           </w:p>
           <w:p>
@@ -2382,7 +8262,39 @@
                 <w:rFonts w:ascii="Consolas" w:hAnsi="Consolas"/>
                 <w:sz w:val="19"/>
               </w:rPr>
-              <w:t># 5. Exportar Dataset para Machine Learning:</w:t>
+              <w:t xml:space="preserve"># 5. </w:t>
+            </w:r>
+            <w:proofErr w:type="spellStart"/>
+            <w:r>
+              <w:rPr>
+                <w:rFonts w:ascii="Consolas" w:hAnsi="Consolas"/>
+                <w:sz w:val="19"/>
+              </w:rPr>
+              <w:t>Exportar</w:t>
+            </w:r>
+            <w:proofErr w:type="spellEnd"/>
+            <w:r>
+              <w:rPr>
+                <w:rFonts w:ascii="Consolas" w:hAnsi="Consolas"/>
+                <w:sz w:val="19"/>
+              </w:rPr>
+              <w:t xml:space="preserve"> Dataset </w:t>
+            </w:r>
+            <w:proofErr w:type="gramStart"/>
+            <w:r>
+              <w:rPr>
+                <w:rFonts w:ascii="Consolas" w:hAnsi="Consolas"/>
+                <w:sz w:val="19"/>
+              </w:rPr>
+              <w:t>para Machine</w:t>
+            </w:r>
+            <w:proofErr w:type="gramEnd"/>
+            <w:r>
+              <w:rPr>
+                <w:rFonts w:ascii="Consolas" w:hAnsi="Consolas"/>
+                <w:sz w:val="19"/>
+              </w:rPr>
+              <w:t xml:space="preserve"> Learning:</w:t>
             </w:r>
           </w:p>
           <w:p>
@@ -2416,7 +8328,43 @@
           <w:color w:val="2B6CB0"/>
           <w:sz w:val="26"/>
         </w:rPr>
-        <w:t>7.2 Importación Manual de un CSV a SQLite</w:t>
+        <w:t xml:space="preserve">7.2 </w:t>
+      </w:r>
+      <w:proofErr w:type="spellStart"/>
+      <w:r>
+        <w:rPr>
+          <w:b/>
+          <w:color w:val="2B6CB0"/>
+          <w:sz w:val="26"/>
+        </w:rPr>
+        <w:t>Importación</w:t>
+      </w:r>
+      <w:proofErr w:type="spellEnd"/>
+      <w:r>
+        <w:rPr>
+          <w:b/>
+          <w:color w:val="2B6CB0"/>
+          <w:sz w:val="26"/>
+        </w:rPr>
+        <w:t xml:space="preserve"> Manual de </w:t>
+      </w:r>
+      <w:proofErr w:type="gramStart"/>
+      <w:r>
+        <w:rPr>
+          <w:b/>
+          <w:color w:val="2B6CB0"/>
+          <w:sz w:val="26"/>
+        </w:rPr>
+        <w:t>un CSV</w:t>
+      </w:r>
+      <w:proofErr w:type="gramEnd"/>
+      <w:r>
+        <w:rPr>
+          <w:b/>
+          <w:color w:val="2B6CB0"/>
+          <w:sz w:val="26"/>
+        </w:rPr>
+        <w:t xml:space="preserve"> a SQLite</w:t>
       </w:r>
     </w:p>
     <w:tbl>
@@ -2455,56 +8403,146 @@
                 <w:rFonts w:ascii="Consolas" w:hAnsi="Consolas"/>
                 <w:sz w:val="19"/>
               </w:rPr>
-              <w:t>sqlite3 database/promos.db</w:t>
-            </w:r>
+              <w:t>sqlite3 database/</w:t>
+            </w:r>
+            <w:proofErr w:type="spellStart"/>
+            <w:r>
+              <w:rPr>
+                <w:rFonts w:ascii="Consolas" w:hAnsi="Consolas"/>
+                <w:sz w:val="19"/>
+              </w:rPr>
+              <w:t>promos.db</w:t>
+            </w:r>
+            <w:proofErr w:type="spellEnd"/>
           </w:p>
           <w:p>
             <w:pPr>
               <w:spacing w:after="0"/>
             </w:pPr>
-            <w:r>
-              <w:rPr>
-                <w:rFonts w:ascii="Consolas" w:hAnsi="Consolas"/>
-                <w:sz w:val="19"/>
-              </w:rPr>
-              <w:t>sqlite&gt; .mode csv</w:t>
+            <w:proofErr w:type="spellStart"/>
+            <w:r>
+              <w:rPr>
+                <w:rFonts w:ascii="Consolas" w:hAnsi="Consolas"/>
+                <w:sz w:val="19"/>
+              </w:rPr>
+              <w:t>sqlite</w:t>
+            </w:r>
+            <w:proofErr w:type="spellEnd"/>
+            <w:proofErr w:type="gramStart"/>
+            <w:r>
+              <w:rPr>
+                <w:rFonts w:ascii="Consolas" w:hAnsi="Consolas"/>
+                <w:sz w:val="19"/>
+              </w:rPr>
+              <w:t>&gt; .mode</w:t>
+            </w:r>
+            <w:proofErr w:type="gramEnd"/>
+            <w:r>
+              <w:rPr>
+                <w:rFonts w:ascii="Consolas" w:hAnsi="Consolas"/>
+                <w:sz w:val="19"/>
+              </w:rPr>
+              <w:t xml:space="preserve"> csv</w:t>
             </w:r>
           </w:p>
           <w:p>
             <w:pPr>
               <w:spacing w:after="0"/>
             </w:pPr>
-            <w:r>
-              <w:rPr>
-                <w:rFonts w:ascii="Consolas" w:hAnsi="Consolas"/>
-                <w:sz w:val="19"/>
-              </w:rPr>
-              <w:t>sqlite&gt; .import data/promos_ml.csv promos_ml</w:t>
-            </w:r>
+            <w:proofErr w:type="spellStart"/>
+            <w:r>
+              <w:rPr>
+                <w:rFonts w:ascii="Consolas" w:hAnsi="Consolas"/>
+                <w:sz w:val="19"/>
+              </w:rPr>
+              <w:t>sqlite</w:t>
+            </w:r>
+            <w:proofErr w:type="spellEnd"/>
+            <w:proofErr w:type="gramStart"/>
+            <w:r>
+              <w:rPr>
+                <w:rFonts w:ascii="Consolas" w:hAnsi="Consolas"/>
+                <w:sz w:val="19"/>
+              </w:rPr>
+              <w:t>&gt; .import</w:t>
+            </w:r>
+            <w:proofErr w:type="gramEnd"/>
+            <w:r>
+              <w:rPr>
+                <w:rFonts w:ascii="Consolas" w:hAnsi="Consolas"/>
+                <w:sz w:val="19"/>
+              </w:rPr>
+              <w:t xml:space="preserve"> data/promos_ml.csv </w:t>
+            </w:r>
+            <w:proofErr w:type="spellStart"/>
+            <w:r>
+              <w:rPr>
+                <w:rFonts w:ascii="Consolas" w:hAnsi="Consolas"/>
+                <w:sz w:val="19"/>
+              </w:rPr>
+              <w:t>promos_ml</w:t>
+            </w:r>
+            <w:proofErr w:type="spellEnd"/>
           </w:p>
           <w:p>
             <w:pPr>
               <w:spacing w:after="0"/>
             </w:pPr>
-            <w:r>
-              <w:rPr>
-                <w:rFonts w:ascii="Consolas" w:hAnsi="Consolas"/>
-                <w:sz w:val="19"/>
-              </w:rPr>
-              <w:t>sqlite&gt; SELECT * FROM promos_ml LIMIT 5;</w:t>
+            <w:proofErr w:type="spellStart"/>
+            <w:r>
+              <w:rPr>
+                <w:rFonts w:ascii="Consolas" w:hAnsi="Consolas"/>
+                <w:sz w:val="19"/>
+              </w:rPr>
+              <w:t>sqlite</w:t>
+            </w:r>
+            <w:proofErr w:type="spellEnd"/>
+            <w:r>
+              <w:rPr>
+                <w:rFonts w:ascii="Consolas" w:hAnsi="Consolas"/>
+                <w:sz w:val="19"/>
+              </w:rPr>
+              <w:t xml:space="preserve">&gt; SELECT * FROM </w:t>
+            </w:r>
+            <w:proofErr w:type="spellStart"/>
+            <w:r>
+              <w:rPr>
+                <w:rFonts w:ascii="Consolas" w:hAnsi="Consolas"/>
+                <w:sz w:val="19"/>
+              </w:rPr>
+              <w:t>promos_ml</w:t>
+            </w:r>
+            <w:proofErr w:type="spellEnd"/>
+            <w:r>
+              <w:rPr>
+                <w:rFonts w:ascii="Consolas" w:hAnsi="Consolas"/>
+                <w:sz w:val="19"/>
+              </w:rPr>
+              <w:t xml:space="preserve"> LIMIT 5;</w:t>
             </w:r>
           </w:p>
           <w:p>
             <w:pPr>
               <w:spacing w:after="0"/>
             </w:pPr>
-            <w:r>
-              <w:rPr>
-                <w:rFonts w:ascii="Consolas" w:hAnsi="Consolas"/>
-                <w:sz w:val="19"/>
-              </w:rPr>
-              <w:t>sqlite&gt; .quit</w:t>
-            </w:r>
+            <w:proofErr w:type="spellStart"/>
+            <w:r>
+              <w:rPr>
+                <w:rFonts w:ascii="Consolas" w:hAnsi="Consolas"/>
+                <w:sz w:val="19"/>
+              </w:rPr>
+              <w:t>sqlite</w:t>
+            </w:r>
+            <w:proofErr w:type="spellEnd"/>
+            <w:proofErr w:type="gramStart"/>
+            <w:r>
+              <w:rPr>
+                <w:rFonts w:ascii="Consolas" w:hAnsi="Consolas"/>
+                <w:sz w:val="19"/>
+              </w:rPr>
+              <w:t>&gt; .quit</w:t>
+            </w:r>
+            <w:proofErr w:type="gramEnd"/>
           </w:p>
         </w:tc>
       </w:tr>
@@ -2540,7 +8578,105 @@
         <w:rPr>
           <w:sz w:val="20"/>
         </w:rPr>
-        <w:t>1. Dominar los comandos básicos de navegación y manipulación en la Terminal.</w:t>
+        <w:t xml:space="preserve">1. </w:t>
+      </w:r>
+      <w:proofErr w:type="spellStart"/>
+      <w:r>
+        <w:rPr>
+          <w:sz w:val="20"/>
+        </w:rPr>
+        <w:t>Dominar</w:t>
+      </w:r>
+      <w:proofErr w:type="spellEnd"/>
+      <w:r>
+        <w:rPr>
+          <w:sz w:val="20"/>
+        </w:rPr>
+        <w:t xml:space="preserve"> </w:t>
+      </w:r>
+      <w:proofErr w:type="spellStart"/>
+      <w:r>
+        <w:rPr>
+          <w:sz w:val="20"/>
+        </w:rPr>
+        <w:t>los</w:t>
+      </w:r>
+      <w:proofErr w:type="spellEnd"/>
+      <w:r>
+        <w:rPr>
+          <w:sz w:val="20"/>
+        </w:rPr>
+        <w:t xml:space="preserve"> </w:t>
+      </w:r>
+      <w:proofErr w:type="spellStart"/>
+      <w:r>
+        <w:rPr>
+          <w:sz w:val="20"/>
+        </w:rPr>
+        <w:t>comandos</w:t>
+      </w:r>
+      <w:proofErr w:type="spellEnd"/>
+      <w:r>
+        <w:rPr>
+          <w:sz w:val="20"/>
+        </w:rPr>
+        <w:t xml:space="preserve"> </w:t>
+      </w:r>
+      <w:proofErr w:type="spellStart"/>
+      <w:r>
+        <w:rPr>
+          <w:sz w:val="20"/>
+        </w:rPr>
+        <w:t>básicos</w:t>
+      </w:r>
+      <w:proofErr w:type="spellEnd"/>
+      <w:r>
+        <w:rPr>
+          <w:sz w:val="20"/>
+        </w:rPr>
+        <w:t xml:space="preserve"> de </w:t>
+      </w:r>
+      <w:proofErr w:type="spellStart"/>
+      <w:r>
+        <w:rPr>
+          <w:sz w:val="20"/>
+        </w:rPr>
+        <w:t>navegación</w:t>
+      </w:r>
+      <w:proofErr w:type="spellEnd"/>
+      <w:r>
+        <w:rPr>
+          <w:sz w:val="20"/>
+        </w:rPr>
+        <w:t xml:space="preserve"> y </w:t>
+      </w:r>
+      <w:proofErr w:type="spellStart"/>
+      <w:r>
+        <w:rPr>
+          <w:sz w:val="20"/>
+        </w:rPr>
+        <w:t>manipulación</w:t>
+      </w:r>
+      <w:proofErr w:type="spellEnd"/>
+      <w:r>
+        <w:rPr>
+          <w:sz w:val="20"/>
+        </w:rPr>
+        <w:t xml:space="preserve"> </w:t>
+      </w:r>
+      <w:proofErr w:type="spellStart"/>
+      <w:r>
+        <w:rPr>
+          <w:sz w:val="20"/>
+        </w:rPr>
+        <w:t>en</w:t>
+      </w:r>
+      <w:proofErr w:type="spellEnd"/>
+      <w:r>
+        <w:rPr>
+          <w:sz w:val="20"/>
+        </w:rPr>
+        <w:t xml:space="preserve"> la Terminal.</w:t>
       </w:r>
     </w:p>
     <w:p>
@@ -2552,7 +8688,119 @@
         <w:rPr>
           <w:sz w:val="20"/>
         </w:rPr>
-        <w:t>2. Abrir una cuenta institucional en GitHub e instalar Visual Studio Code con sus extensiones esenciales (Python, SQLite Tools).</w:t>
+        <w:t xml:space="preserve">2. </w:t>
+      </w:r>
+      <w:proofErr w:type="spellStart"/>
+      <w:r>
+        <w:rPr>
+          <w:sz w:val="20"/>
+        </w:rPr>
+        <w:t>Abrir</w:t>
+      </w:r>
+      <w:proofErr w:type="spellEnd"/>
+      <w:r>
+        <w:rPr>
+          <w:sz w:val="20"/>
+        </w:rPr>
+        <w:t xml:space="preserve"> </w:t>
+      </w:r>
+      <w:proofErr w:type="spellStart"/>
+      <w:r>
+        <w:rPr>
+          <w:sz w:val="20"/>
+        </w:rPr>
+        <w:t>una</w:t>
+      </w:r>
+      <w:proofErr w:type="spellEnd"/>
+      <w:r>
+        <w:rPr>
+          <w:sz w:val="20"/>
+        </w:rPr>
+        <w:t xml:space="preserve"> </w:t>
+      </w:r>
+      <w:proofErr w:type="spellStart"/>
+      <w:r>
+        <w:rPr>
+          <w:sz w:val="20"/>
+        </w:rPr>
+        <w:t>cuenta</w:t>
+      </w:r>
+      <w:proofErr w:type="spellEnd"/>
+      <w:r>
+        <w:rPr>
+          <w:sz w:val="20"/>
+        </w:rPr>
+        <w:t xml:space="preserve"> </w:t>
+      </w:r>
+      <w:proofErr w:type="spellStart"/>
+      <w:r>
+        <w:rPr>
+          <w:sz w:val="20"/>
+        </w:rPr>
+        <w:t>institucional</w:t>
+      </w:r>
+      <w:proofErr w:type="spellEnd"/>
+      <w:r>
+        <w:rPr>
+          <w:sz w:val="20"/>
+        </w:rPr>
+        <w:t xml:space="preserve"> </w:t>
+      </w:r>
+      <w:proofErr w:type="spellStart"/>
+      <w:r>
+        <w:rPr>
+          <w:sz w:val="20"/>
+        </w:rPr>
+        <w:t>en</w:t>
+      </w:r>
+      <w:proofErr w:type="spellEnd"/>
+      <w:r>
+        <w:rPr>
+          <w:sz w:val="20"/>
+        </w:rPr>
+        <w:t xml:space="preserve"> GitHub e </w:t>
+      </w:r>
+      <w:proofErr w:type="spellStart"/>
+      <w:r>
+        <w:rPr>
+          <w:sz w:val="20"/>
+        </w:rPr>
+        <w:t>instalar</w:t>
+      </w:r>
+      <w:proofErr w:type="spellEnd"/>
+      <w:r>
+        <w:rPr>
+          <w:sz w:val="20"/>
+        </w:rPr>
+        <w:t xml:space="preserve"> Visual Studio Code con sus </w:t>
+      </w:r>
+      <w:proofErr w:type="spellStart"/>
+      <w:r>
+        <w:rPr>
+          <w:sz w:val="20"/>
+        </w:rPr>
+        <w:t>extensiones</w:t>
+      </w:r>
+      <w:proofErr w:type="spellEnd"/>
+      <w:r>
+        <w:rPr>
+          <w:sz w:val="20"/>
+        </w:rPr>
+        <w:t xml:space="preserve"> </w:t>
+      </w:r>
+      <w:proofErr w:type="spellStart"/>
+      <w:r>
+        <w:rPr>
+          <w:sz w:val="20"/>
+        </w:rPr>
+        <w:t>esenciales</w:t>
+      </w:r>
+      <w:proofErr w:type="spellEnd"/>
+      <w:r>
+        <w:rPr>
+          <w:sz w:val="20"/>
+        </w:rPr>
+        <w:t xml:space="preserve"> (Python, SQLite Tools).</w:t>
       </w:r>
     </w:p>
     <w:p>
@@ -2564,7 +8812,77 @@
         <w:rPr>
           <w:sz w:val="20"/>
         </w:rPr>
-        <w:t>3. Construir la estructura estandarizada de directorios (`data/`, `src/`, `notebooks/`, `models/`, `reports/`).</w:t>
+        <w:t xml:space="preserve">3. </w:t>
+      </w:r>
+      <w:proofErr w:type="spellStart"/>
+      <w:r>
+        <w:rPr>
+          <w:sz w:val="20"/>
+        </w:rPr>
+        <w:t>Construir</w:t>
+      </w:r>
+      <w:proofErr w:type="spellEnd"/>
+      <w:r>
+        <w:rPr>
+          <w:sz w:val="20"/>
+        </w:rPr>
+        <w:t xml:space="preserve"> la </w:t>
+      </w:r>
+      <w:proofErr w:type="spellStart"/>
+      <w:r>
+        <w:rPr>
+          <w:sz w:val="20"/>
+        </w:rPr>
+        <w:t>estructura</w:t>
+      </w:r>
+      <w:proofErr w:type="spellEnd"/>
+      <w:r>
+        <w:rPr>
+          <w:sz w:val="20"/>
+        </w:rPr>
+        <w:t xml:space="preserve"> </w:t>
+      </w:r>
+      <w:proofErr w:type="spellStart"/>
+      <w:r>
+        <w:rPr>
+          <w:sz w:val="20"/>
+        </w:rPr>
+        <w:t>estandarizada</w:t>
+      </w:r>
+      <w:proofErr w:type="spellEnd"/>
+      <w:r>
+        <w:rPr>
+          <w:sz w:val="20"/>
+        </w:rPr>
+        <w:t xml:space="preserve"> de </w:t>
+      </w:r>
+      <w:proofErr w:type="spellStart"/>
+      <w:r>
+        <w:rPr>
+          <w:sz w:val="20"/>
+        </w:rPr>
+        <w:t>directorios</w:t>
+      </w:r>
+      <w:proofErr w:type="spellEnd"/>
+      <w:r>
+        <w:rPr>
+          <w:sz w:val="20"/>
+        </w:rPr>
+        <w:t xml:space="preserve"> (`data/`, `</w:t>
+      </w:r>
+      <w:proofErr w:type="spellStart"/>
+      <w:r>
+        <w:rPr>
+          <w:sz w:val="20"/>
+        </w:rPr>
+        <w:t>src</w:t>
+      </w:r>
+      <w:proofErr w:type="spellEnd"/>
+      <w:r>
+        <w:rPr>
+          <w:sz w:val="20"/>
+        </w:rPr>
+        <w:t>/`, `notebooks/`, `models/`, `reports/`).</w:t>
       </w:r>
     </w:p>
     <w:p>
@@ -2576,7 +8894,85 @@
         <w:rPr>
           <w:sz w:val="20"/>
         </w:rPr>
-        <w:t>4. Crear y activar el entorno virtual (`.venv`), instalando dependencias clave (`pandas`, `scikit-learn`, `matplotlib`).</w:t>
+        <w:t xml:space="preserve">4. Crear y </w:t>
+      </w:r>
+      <w:proofErr w:type="spellStart"/>
+      <w:r>
+        <w:rPr>
+          <w:sz w:val="20"/>
+        </w:rPr>
+        <w:t>activar</w:t>
+      </w:r>
+      <w:proofErr w:type="spellEnd"/>
+      <w:r>
+        <w:rPr>
+          <w:sz w:val="20"/>
+        </w:rPr>
+        <w:t xml:space="preserve"> el </w:t>
+      </w:r>
+      <w:proofErr w:type="spellStart"/>
+      <w:r>
+        <w:rPr>
+          <w:sz w:val="20"/>
+        </w:rPr>
+        <w:t>entorno</w:t>
+      </w:r>
+      <w:proofErr w:type="spellEnd"/>
+      <w:r>
+        <w:rPr>
+          <w:sz w:val="20"/>
+        </w:rPr>
+        <w:t xml:space="preserve"> virtual (</w:t>
+      </w:r>
+      <w:proofErr w:type="gramStart"/>
+      <w:r>
+        <w:rPr>
+          <w:sz w:val="20"/>
+        </w:rPr>
+        <w:t>`.</w:t>
+      </w:r>
+      <w:proofErr w:type="spellStart"/>
+      <w:r>
+        <w:rPr>
+          <w:sz w:val="20"/>
+        </w:rPr>
+        <w:t>venv</w:t>
+      </w:r>
+      <w:proofErr w:type="spellEnd"/>
+      <w:proofErr w:type="gramEnd"/>
+      <w:r>
+        <w:rPr>
+          <w:sz w:val="20"/>
+        </w:rPr>
+        <w:t xml:space="preserve">`), </w:t>
+      </w:r>
+      <w:proofErr w:type="spellStart"/>
+      <w:r>
+        <w:rPr>
+          <w:sz w:val="20"/>
+        </w:rPr>
+        <w:t>instalando</w:t>
+      </w:r>
+      <w:proofErr w:type="spellEnd"/>
+      <w:r>
+        <w:rPr>
+          <w:sz w:val="20"/>
+        </w:rPr>
+        <w:t xml:space="preserve"> </w:t>
+      </w:r>
+      <w:proofErr w:type="spellStart"/>
+      <w:r>
+        <w:rPr>
+          <w:sz w:val="20"/>
+        </w:rPr>
+        <w:t>dependencias</w:t>
+      </w:r>
+      <w:proofErr w:type="spellEnd"/>
+      <w:r>
+        <w:rPr>
+          <w:sz w:val="20"/>
+        </w:rPr>
+        <w:t xml:space="preserve"> clave (`pandas`, `scikit-learn`, `matplotlib`).</w:t>
       </w:r>
     </w:p>
     <w:p>
@@ -2588,7 +8984,113 @@
         <w:rPr>
           <w:sz w:val="20"/>
         </w:rPr>
-        <w:t>5. Inicializar Git (`git init`), configurar `.gitignore` e ignorar datos crudos y ambientes virtuales antes de registrar commits.</w:t>
+        <w:t xml:space="preserve">5. </w:t>
+      </w:r>
+      <w:proofErr w:type="spellStart"/>
+      <w:r>
+        <w:rPr>
+          <w:sz w:val="20"/>
+        </w:rPr>
+        <w:t>Inicializar</w:t>
+      </w:r>
+      <w:proofErr w:type="spellEnd"/>
+      <w:r>
+        <w:rPr>
+          <w:sz w:val="20"/>
+        </w:rPr>
+        <w:t xml:space="preserve"> Git (`git </w:t>
+      </w:r>
+      <w:proofErr w:type="spellStart"/>
+      <w:r>
+        <w:rPr>
+          <w:sz w:val="20"/>
+        </w:rPr>
+        <w:t>init</w:t>
+      </w:r>
+      <w:proofErr w:type="spellEnd"/>
+      <w:r>
+        <w:rPr>
+          <w:sz w:val="20"/>
+        </w:rPr>
+        <w:t xml:space="preserve">`), </w:t>
+      </w:r>
+      <w:proofErr w:type="spellStart"/>
+      <w:r>
+        <w:rPr>
+          <w:sz w:val="20"/>
+        </w:rPr>
+        <w:t>configurar</w:t>
+      </w:r>
+      <w:proofErr w:type="spellEnd"/>
+      <w:r>
+        <w:rPr>
+          <w:sz w:val="20"/>
+        </w:rPr>
+        <w:t xml:space="preserve"> </w:t>
+      </w:r>
+      <w:proofErr w:type="gramStart"/>
+      <w:r>
+        <w:rPr>
+          <w:sz w:val="20"/>
+        </w:rPr>
+        <w:t>`.</w:t>
+      </w:r>
+      <w:proofErr w:type="spellStart"/>
+      <w:r>
+        <w:rPr>
+          <w:sz w:val="20"/>
+        </w:rPr>
+        <w:t>gitignore</w:t>
+      </w:r>
+      <w:proofErr w:type="spellEnd"/>
+      <w:proofErr w:type="gramEnd"/>
+      <w:r>
+        <w:rPr>
+          <w:sz w:val="20"/>
+        </w:rPr>
+        <w:t xml:space="preserve">` e </w:t>
+      </w:r>
+      <w:proofErr w:type="spellStart"/>
+      <w:r>
+        <w:rPr>
+          <w:sz w:val="20"/>
+        </w:rPr>
+        <w:t>ignorar</w:t>
+      </w:r>
+      <w:proofErr w:type="spellEnd"/>
+      <w:r>
+        <w:rPr>
+          <w:sz w:val="20"/>
+        </w:rPr>
+        <w:t xml:space="preserve"> </w:t>
+      </w:r>
+      <w:proofErr w:type="spellStart"/>
+      <w:r>
+        <w:rPr>
+          <w:sz w:val="20"/>
+        </w:rPr>
+        <w:t>datos</w:t>
+      </w:r>
+      <w:proofErr w:type="spellEnd"/>
+      <w:r>
+        <w:rPr>
+          <w:sz w:val="20"/>
+        </w:rPr>
+        <w:t xml:space="preserve"> crudos y ambientes </w:t>
+      </w:r>
+      <w:proofErr w:type="spellStart"/>
+      <w:r>
+        <w:rPr>
+          <w:sz w:val="20"/>
+        </w:rPr>
+        <w:t>virtuales</w:t>
+      </w:r>
+      <w:proofErr w:type="spellEnd"/>
+      <w:r>
+        <w:rPr>
+          <w:sz w:val="20"/>
+        </w:rPr>
+        <w:t xml:space="preserve"> antes de registrar commits.</w:t>
       </w:r>
     </w:p>
     <w:p>
@@ -2600,7 +9102,79 @@
         <w:rPr>
           <w:sz w:val="20"/>
         </w:rPr>
-        <w:t>6. Registrar la identidad global (`user.name` y `user.email`) y efectuar el commit inicial del proyecto base.</w:t>
+        <w:t xml:space="preserve">6. Registrar la </w:t>
+      </w:r>
+      <w:proofErr w:type="spellStart"/>
+      <w:r>
+        <w:rPr>
+          <w:sz w:val="20"/>
+        </w:rPr>
+        <w:t>identidad</w:t>
+      </w:r>
+      <w:proofErr w:type="spellEnd"/>
+      <w:r>
+        <w:rPr>
+          <w:sz w:val="20"/>
+        </w:rPr>
+        <w:t xml:space="preserve"> global (`user.name` y `</w:t>
+      </w:r>
+      <w:proofErr w:type="spellStart"/>
+      <w:proofErr w:type="gramStart"/>
+      <w:r>
+        <w:rPr>
+          <w:sz w:val="20"/>
+        </w:rPr>
+        <w:t>user.email</w:t>
+      </w:r>
+      <w:proofErr w:type="spellEnd"/>
+      <w:proofErr w:type="gramEnd"/>
+      <w:r>
+        <w:rPr>
+          <w:sz w:val="20"/>
+        </w:rPr>
+        <w:t xml:space="preserve">`) y </w:t>
+      </w:r>
+      <w:proofErr w:type="spellStart"/>
+      <w:r>
+        <w:rPr>
+          <w:sz w:val="20"/>
+        </w:rPr>
+        <w:t>efectuar</w:t>
+      </w:r>
+      <w:proofErr w:type="spellEnd"/>
+      <w:r>
+        <w:rPr>
+          <w:sz w:val="20"/>
+        </w:rPr>
+        <w:t xml:space="preserve"> el commit </w:t>
+      </w:r>
+      <w:proofErr w:type="spellStart"/>
+      <w:r>
+        <w:rPr>
+          <w:sz w:val="20"/>
+        </w:rPr>
+        <w:t>inicial</w:t>
+      </w:r>
+      <w:proofErr w:type="spellEnd"/>
+      <w:r>
+        <w:rPr>
+          <w:sz w:val="20"/>
+        </w:rPr>
+        <w:t xml:space="preserve"> del </w:t>
+      </w:r>
+      <w:proofErr w:type="spellStart"/>
+      <w:r>
+        <w:rPr>
+          <w:sz w:val="20"/>
+        </w:rPr>
+        <w:t>proyecto</w:t>
+      </w:r>
+      <w:proofErr w:type="spellEnd"/>
+      <w:r>
+        <w:rPr>
+          <w:sz w:val="20"/>
+        </w:rPr>
+        <w:t xml:space="preserve"> base.</w:t>
       </w:r>
     </w:p>
     <w:p>
@@ -2612,7 +9186,91 @@
         <w:rPr>
           <w:sz w:val="20"/>
         </w:rPr>
-        <w:t>7. Construir y validar el pipeline ETL cargando tablas a SQLite y exportando datasets limpios.</w:t>
+        <w:t xml:space="preserve">7. </w:t>
+      </w:r>
+      <w:proofErr w:type="spellStart"/>
+      <w:r>
+        <w:rPr>
+          <w:sz w:val="20"/>
+        </w:rPr>
+        <w:t>Construir</w:t>
+      </w:r>
+      <w:proofErr w:type="spellEnd"/>
+      <w:r>
+        <w:rPr>
+          <w:sz w:val="20"/>
+        </w:rPr>
+        <w:t xml:space="preserve"> y </w:t>
+      </w:r>
+      <w:proofErr w:type="spellStart"/>
+      <w:r>
+        <w:rPr>
+          <w:sz w:val="20"/>
+        </w:rPr>
+        <w:t>validar</w:t>
+      </w:r>
+      <w:proofErr w:type="spellEnd"/>
+      <w:r>
+        <w:rPr>
+          <w:sz w:val="20"/>
+        </w:rPr>
+        <w:t xml:space="preserve"> el pipeline ETL </w:t>
+      </w:r>
+      <w:proofErr w:type="spellStart"/>
+      <w:r>
+        <w:rPr>
+          <w:sz w:val="20"/>
+        </w:rPr>
+        <w:t>cargando</w:t>
+      </w:r>
+      <w:proofErr w:type="spellEnd"/>
+      <w:r>
+        <w:rPr>
+          <w:sz w:val="20"/>
+        </w:rPr>
+        <w:t xml:space="preserve"> </w:t>
+      </w:r>
+      <w:proofErr w:type="spellStart"/>
+      <w:r>
+        <w:rPr>
+          <w:sz w:val="20"/>
+        </w:rPr>
+        <w:t>tablas</w:t>
+      </w:r>
+      <w:proofErr w:type="spellEnd"/>
+      <w:r>
+        <w:rPr>
+          <w:sz w:val="20"/>
+        </w:rPr>
+        <w:t xml:space="preserve"> a SQLite y </w:t>
+      </w:r>
+      <w:proofErr w:type="spellStart"/>
+      <w:r>
+        <w:rPr>
+          <w:sz w:val="20"/>
+        </w:rPr>
+        <w:t>exportando</w:t>
+      </w:r>
+      <w:proofErr w:type="spellEnd"/>
+      <w:r>
+        <w:rPr>
+          <w:sz w:val="20"/>
+        </w:rPr>
+        <w:t xml:space="preserve"> datasets </w:t>
+      </w:r>
+      <w:proofErr w:type="spellStart"/>
+      <w:r>
+        <w:rPr>
+          <w:sz w:val="20"/>
+        </w:rPr>
+        <w:t>limpios</w:t>
+      </w:r>
+      <w:proofErr w:type="spellEnd"/>
+      <w:r>
+        <w:rPr>
+          <w:sz w:val="20"/>
+        </w:rPr>
+        <w:t>.</w:t>
       </w:r>
     </w:p>
     <w:p>
@@ -2624,7 +9282,63 @@
         <w:rPr>
           <w:sz w:val="20"/>
         </w:rPr>
-        <w:t>8. Exportar las dependencias finales del proyecto utilizando `pip freeze &gt; requirements.txt`.</w:t>
+        <w:t xml:space="preserve">8. </w:t>
+      </w:r>
+      <w:proofErr w:type="spellStart"/>
+      <w:r>
+        <w:rPr>
+          <w:sz w:val="20"/>
+        </w:rPr>
+        <w:t>Exportar</w:t>
+      </w:r>
+      <w:proofErr w:type="spellEnd"/>
+      <w:r>
+        <w:rPr>
+          <w:sz w:val="20"/>
+        </w:rPr>
+        <w:t xml:space="preserve"> las </w:t>
+      </w:r>
+      <w:proofErr w:type="spellStart"/>
+      <w:r>
+        <w:rPr>
+          <w:sz w:val="20"/>
+        </w:rPr>
+        <w:t>dependencias</w:t>
+      </w:r>
+      <w:proofErr w:type="spellEnd"/>
+      <w:r>
+        <w:rPr>
+          <w:sz w:val="20"/>
+        </w:rPr>
+        <w:t xml:space="preserve"> finales del </w:t>
+      </w:r>
+      <w:proofErr w:type="spellStart"/>
+      <w:r>
+        <w:rPr>
+          <w:sz w:val="20"/>
+        </w:rPr>
+        <w:t>proyecto</w:t>
+      </w:r>
+      <w:proofErr w:type="spellEnd"/>
+      <w:r>
+        <w:rPr>
+          <w:sz w:val="20"/>
+        </w:rPr>
+        <w:t xml:space="preserve"> </w:t>
+      </w:r>
+      <w:proofErr w:type="spellStart"/>
+      <w:r>
+        <w:rPr>
+          <w:sz w:val="20"/>
+        </w:rPr>
+        <w:t>utilizando</w:t>
+      </w:r>
+      <w:proofErr w:type="spellEnd"/>
+      <w:r>
+        <w:rPr>
+          <w:sz w:val="20"/>
+        </w:rPr>
+        <w:t xml:space="preserve"> `pip freeze &gt; requirements.txt`.</w:t>
       </w:r>
     </w:p>
     <w:p>
@@ -2636,7 +9350,119 @@
         <w:rPr>
           <w:sz w:val="20"/>
         </w:rPr>
-        <w:t>9. Conectar el repositorio local con un repositorio remoto en GitHub para respaldar y compartir el proyecto.</w:t>
+        <w:t xml:space="preserve">9. </w:t>
+      </w:r>
+      <w:proofErr w:type="spellStart"/>
+      <w:r>
+        <w:rPr>
+          <w:sz w:val="20"/>
+        </w:rPr>
+        <w:t>Conectar</w:t>
+      </w:r>
+      <w:proofErr w:type="spellEnd"/>
+      <w:r>
+        <w:rPr>
+          <w:sz w:val="20"/>
+        </w:rPr>
+        <w:t xml:space="preserve"> el </w:t>
+      </w:r>
+      <w:proofErr w:type="spellStart"/>
+      <w:r>
+        <w:rPr>
+          <w:sz w:val="20"/>
+        </w:rPr>
+        <w:t>repositorio</w:t>
+      </w:r>
+      <w:proofErr w:type="spellEnd"/>
+      <w:r>
+        <w:rPr>
+          <w:sz w:val="20"/>
+        </w:rPr>
+        <w:t xml:space="preserve"> local con un </w:t>
+      </w:r>
+      <w:proofErr w:type="spellStart"/>
+      <w:r>
+        <w:rPr>
+          <w:sz w:val="20"/>
+        </w:rPr>
+        <w:t>repositorio</w:t>
+      </w:r>
+      <w:proofErr w:type="spellEnd"/>
+      <w:r>
+        <w:rPr>
+          <w:sz w:val="20"/>
+        </w:rPr>
+        <w:t xml:space="preserve"> </w:t>
+      </w:r>
+      <w:proofErr w:type="spellStart"/>
+      <w:r>
+        <w:rPr>
+          <w:sz w:val="20"/>
+        </w:rPr>
+        <w:t>remoto</w:t>
+      </w:r>
+      <w:proofErr w:type="spellEnd"/>
+      <w:r>
+        <w:rPr>
+          <w:sz w:val="20"/>
+        </w:rPr>
+        <w:t xml:space="preserve"> </w:t>
+      </w:r>
+      <w:proofErr w:type="spellStart"/>
+      <w:r>
+        <w:rPr>
+          <w:sz w:val="20"/>
+        </w:rPr>
+        <w:t>en</w:t>
+      </w:r>
+      <w:proofErr w:type="spellEnd"/>
+      <w:r>
+        <w:rPr>
+          <w:sz w:val="20"/>
+        </w:rPr>
+        <w:t xml:space="preserve"> GitHub para </w:t>
+      </w:r>
+      <w:proofErr w:type="spellStart"/>
+      <w:r>
+        <w:rPr>
+          <w:sz w:val="20"/>
+        </w:rPr>
+        <w:t>respaldar</w:t>
+      </w:r>
+      <w:proofErr w:type="spellEnd"/>
+      <w:r>
+        <w:rPr>
+          <w:sz w:val="20"/>
+        </w:rPr>
+        <w:t xml:space="preserve"> y </w:t>
+      </w:r>
+      <w:proofErr w:type="spellStart"/>
+      <w:r>
+        <w:rPr>
+          <w:sz w:val="20"/>
+        </w:rPr>
+        <w:t>compartir</w:t>
+      </w:r>
+      <w:proofErr w:type="spellEnd"/>
+      <w:r>
+        <w:rPr>
+          <w:sz w:val="20"/>
+        </w:rPr>
+        <w:t xml:space="preserve"> el </w:t>
+      </w:r>
+      <w:proofErr w:type="spellStart"/>
+      <w:r>
+        <w:rPr>
+          <w:sz w:val="20"/>
+        </w:rPr>
+        <w:t>proyecto</w:t>
+      </w:r>
+      <w:proofErr w:type="spellEnd"/>
+      <w:r>
+        <w:rPr>
+          <w:sz w:val="20"/>
+        </w:rPr>
+        <w:t>.</w:t>
       </w:r>
     </w:p>
     <w:p/>
